--- a/report/lab16/report/report/report.docx
+++ b/report/lab16/report/report/report.docx
@@ -25,7 +25,7 @@
         <w:t xml:space="preserve"> </w:t>
       </w:r>
       <w:r>
-        <w:t xml:space="preserve">5.</w:t>
+        <w:t xml:space="preserve">7.</w:t>
       </w:r>
     </w:p>
     <w:p>
@@ -33,25 +33,25 @@
         <w:pStyle w:val="Subtitle"/>
       </w:pPr>
       <w:r>
-        <w:t xml:space="preserve">Расширенная</w:t>
+        <w:t xml:space="preserve">Расширенные</w:t>
       </w:r>
       <w:r>
         <w:t xml:space="preserve"> </w:t>
       </w:r>
       <w:r>
-        <w:t xml:space="preserve">настройка</w:t>
+        <w:t xml:space="preserve">настройки</w:t>
       </w:r>
       <w:r>
         <w:t xml:space="preserve"> </w:t>
       </w:r>
       <w:r>
-        <w:t xml:space="preserve">HTTP-сервера</w:t>
+        <w:t xml:space="preserve">межсетевого</w:t>
       </w:r>
       <w:r>
         <w:t xml:space="preserve"> </w:t>
       </w:r>
       <w:r>
-        <w:t xml:space="preserve">Apache</w:t>
+        <w:t xml:space="preserve">экрана</w:t>
       </w:r>
     </w:p>
     <w:p>
@@ -123,11 +123,11 @@
         <w:pStyle w:val="FirstParagraph"/>
       </w:pPr>
       <w:r>
-        <w:t xml:space="preserve">Приобретение практических навыков по расширенному конфигурированию HTTP-сервера Apache в части безопасности и возможности использования PHP.</w:t>
+        <w:t xml:space="preserve">Получить навыки настройки межсетевого экрана в Linux в части переадресации портов и настройки Masquerading.</w:t>
       </w:r>
     </w:p>
     <w:bookmarkEnd w:id="20"/>
-    <w:bookmarkStart w:id="82" w:name="задание"/>
+    <w:bookmarkStart w:id="83" w:name="задание"/>
     <w:p>
       <w:pPr>
         <w:pStyle w:val="Heading1"/>
@@ -154,7 +154,7 @@
         <w:pStyle w:val="Compact"/>
       </w:pPr>
       <w:r>
-        <w:t xml:space="preserve">Сгенерируйте криптографический ключ и самоподписанный сертификат безопасности для возможности перехода веб-сервера от работы через протокол HTTP к работе через протокол HTTPS</w:t>
+        <w:t xml:space="preserve">Настройте межсетевой экран виртуальной машины server для доступа к серверу по протоколу SSH не через 22-й порт, а через порт 2022.</w:t>
       </w:r>
     </w:p>
     <w:p>
@@ -166,7 +166,7 @@
         <w:pStyle w:val="Compact"/>
       </w:pPr>
       <w:r>
-        <w:t xml:space="preserve">Настройте веб-сервер для работы с PHP</w:t>
+        <w:t xml:space="preserve">Настройте Port Forwarding на виртуальной машине server.</w:t>
       </w:r>
     </w:p>
     <w:p>
@@ -178,10 +178,22 @@
         <w:pStyle w:val="Compact"/>
       </w:pPr>
       <w:r>
-        <w:t xml:space="preserve">Напишите (или скорректируйте) скрипт для Vagrant, фиксирующий действия по расширенной настройке HTTP-сервера во внутреннем окружении виртуальной машины server</w:t>
-      </w:r>
-    </w:p>
-    <w:bookmarkStart w:id="81" w:name="последовательность-выполнения-работы"/>
+        <w:t xml:space="preserve">Настройте маскарадинг на виртуальной машине server для организации доступа клиента к сети Интернет.</w:t>
+      </w:r>
+    </w:p>
+    <w:p>
+      <w:pPr>
+        <w:numPr>
+          <w:ilvl w:val="0"/>
+          <w:numId w:val="1001"/>
+        </w:numPr>
+        <w:pStyle w:val="Compact"/>
+      </w:pPr>
+      <w:r>
+        <w:t xml:space="preserve">Напишите скрипт для Vagrant, фиксирующий действия по расширенной настройке межсетевого экрана. Соответствующим образом внести изменения в Vagrantfile.</w:t>
+      </w:r>
+    </w:p>
+    <w:bookmarkStart w:id="82" w:name="последовательность-выполнения-работы"/>
     <w:p>
       <w:pPr>
         <w:pStyle w:val="Heading2"/>
@@ -199,7 +211,7 @@
         <w:t xml:space="preserve">Последовательность выполнения работы</w:t>
       </w:r>
     </w:p>
-    <w:bookmarkStart w:id="54" w:name="X14b806e36eee771cf63a7ed738c451d8f764bd2"/>
+    <w:bookmarkStart w:id="51" w:name="X81256833670938f46de0fdb5c3524886fd497d8"/>
     <w:p>
       <w:pPr>
         <w:pStyle w:val="Heading3"/>
@@ -214,7 +226,7 @@
         <w:tab/>
       </w:r>
       <w:r>
-        <w:t xml:space="preserve">Конфигурирование HTTP-сервера для работы через протокол HTTPS</w:t>
+        <w:t xml:space="preserve">Создание пользовательской службы firewalld</w:t>
       </w:r>
     </w:p>
     <w:p>
@@ -246,9 +258,9 @@
       <w:r>
         <w:drawing>
           <wp:inline>
-            <wp:extent cx="4800600" cy="411010"/>
+            <wp:extent cx="4800600" cy="736934"/>
             <wp:effectExtent b="0" l="0" r="0" t="0"/>
-            <wp:docPr descr="Запускаем вертуальную машину" title="" id="22" name="Picture"/>
+            <wp:docPr descr="Запускаем server" title="" id="22" name="Picture"/>
             <a:graphic>
               <a:graphicData uri="http://schemas.openxmlformats.org/drawingml/2006/picture">
                 <pic:pic>
@@ -267,7 +279,7 @@
                   <pic:spPr bwMode="auto">
                     <a:xfrm>
                       <a:off x="0" y="0"/>
-                      <a:ext cx="4800600" cy="411010"/>
+                      <a:ext cx="4800600" cy="736934"/>
                     </a:xfrm>
                     <a:prstGeom prst="rect">
                       <a:avLst/>
@@ -291,7 +303,7 @@
         <w:pStyle w:val="ImageCaption"/>
       </w:pPr>
       <w:r>
-        <w:t xml:space="preserve">Рис. 1: Запускаем вертуальную машину</w:t>
+        <w:t xml:space="preserve">Рис. 1: Запускаем server</w:t>
       </w:r>
     </w:p>
     <w:p>
@@ -313,7 +325,7 @@
       <w:r>
         <w:drawing>
           <wp:inline>
-            <wp:extent cx="4800600" cy="1283179"/>
+            <wp:extent cx="4800600" cy="1082575"/>
             <wp:effectExtent b="0" l="0" r="0" t="0"/>
             <wp:docPr descr="Переходим в режим суперпользователя" title="" id="25" name="Picture"/>
             <a:graphic>
@@ -334,7 +346,7 @@
                   <pic:spPr bwMode="auto">
                     <a:xfrm>
                       <a:off x="0" y="0"/>
-                      <a:ext cx="4800600" cy="1283179"/>
+                      <a:ext cx="4800600" cy="1082575"/>
                     </a:xfrm>
                     <a:prstGeom prst="rect">
                       <a:avLst/>
@@ -370,7 +382,7 @@
         <w:pStyle w:val="Compact"/>
       </w:pPr>
       <w:r>
-        <w:t xml:space="preserve">В каталоге /etc/ssl создайте каталог private:(рис. 3)</w:t>
+        <w:t xml:space="preserve">На основе существующего файла описания службы ssh создайте файл с собственным описанием:(рис. 3)</w:t>
       </w:r>
     </w:p>
     <w:p>
@@ -380,9 +392,9 @@
       <w:r>
         <w:drawing>
           <wp:inline>
-            <wp:extent cx="4800600" cy="684007"/>
+            <wp:extent cx="4800600" cy="541849"/>
             <wp:effectExtent b="0" l="0" r="0" t="0"/>
-            <wp:docPr descr="Создаем каталог и переходим в него" title="" id="28" name="Picture"/>
+            <wp:docPr descr="Создаем файл с собственным описанием" title="" id="28" name="Picture"/>
             <a:graphic>
               <a:graphicData uri="http://schemas.openxmlformats.org/drawingml/2006/picture">
                 <pic:pic>
@@ -401,7 +413,7 @@
                   <pic:spPr bwMode="auto">
                     <a:xfrm>
                       <a:off x="0" y="0"/>
-                      <a:ext cx="4800600" cy="684007"/>
+                      <a:ext cx="4800600" cy="541849"/>
                     </a:xfrm>
                     <a:prstGeom prst="rect">
                       <a:avLst/>
@@ -425,15 +437,19 @@
         <w:pStyle w:val="ImageCaption"/>
       </w:pPr>
       <w:r>
-        <w:t xml:space="preserve">Рис. 3: Создаем каталог и переходим в него</w:t>
-      </w:r>
-    </w:p>
-    <w:p>
-      <w:pPr>
-        <w:pStyle w:val="BodyText"/>
-      </w:pPr>
-      <w:r>
-        <w:t xml:space="preserve">Сгенерируйте ключ и сертификат, используя следующую команду:(рис. 4)</w:t>
+        <w:t xml:space="preserve">Рис. 3: Создаем файл с собственным описанием</w:t>
+      </w:r>
+    </w:p>
+    <w:p>
+      <w:pPr>
+        <w:numPr>
+          <w:ilvl w:val="0"/>
+          <w:numId w:val="1005"/>
+        </w:numPr>
+        <w:pStyle w:val="Compact"/>
+      </w:pPr>
+      <w:r>
+        <w:t xml:space="preserve">Посмотрите содержимое файла службы:(рис. 4)</w:t>
       </w:r>
     </w:p>
     <w:p>
@@ -443,9 +459,9 @@
       <w:r>
         <w:drawing>
           <wp:inline>
-            <wp:extent cx="4800600" cy="385762"/>
+            <wp:extent cx="4800600" cy="1491631"/>
             <wp:effectExtent b="0" l="0" r="0" t="0"/>
-            <wp:docPr descr="Код для генерации ключа сертификата" title="" id="31" name="Picture"/>
+            <wp:docPr descr="Содержание файла службы" title="" id="31" name="Picture"/>
             <a:graphic>
               <a:graphicData uri="http://schemas.openxmlformats.org/drawingml/2006/picture">
                 <pic:pic>
@@ -464,7 +480,7 @@
                   <pic:spPr bwMode="auto">
                     <a:xfrm>
                       <a:off x="0" y="0"/>
-                      <a:ext cx="4800600" cy="385762"/>
+                      <a:ext cx="4800600" cy="1491631"/>
                     </a:xfrm>
                     <a:prstGeom prst="rect">
                       <a:avLst/>
@@ -488,7 +504,7 @@
         <w:pStyle w:val="ImageCaption"/>
       </w:pPr>
       <w:r>
-        <w:t xml:space="preserve">Рис. 4: Код для генерации ключа сертификата</w:t>
+        <w:t xml:space="preserve">Рис. 4: Содержание файла службы</w:t>
       </w:r>
     </w:p>
     <w:p>
@@ -496,70 +512,15 @@
         <w:pStyle w:val="BodyText"/>
       </w:pPr>
       <w:r>
-        <w:t xml:space="preserve">В этой строке:</w:t>
-      </w:r>
-    </w:p>
-    <w:p>
-      <w:pPr>
-        <w:numPr>
-          <w:ilvl w:val="0"/>
-          <w:numId w:val="1005"/>
-        </w:numPr>
-      </w:pPr>
-      <w:r>
-        <w:t xml:space="preserve">req -x509 означает, что используется запрос подписи сертификата x509 (CSR);</w:t>
-      </w:r>
-    </w:p>
-    <w:p>
-      <w:pPr>
-        <w:numPr>
-          <w:ilvl w:val="0"/>
-          <w:numId w:val="1005"/>
-        </w:numPr>
-      </w:pPr>
-      <w:r>
-        <w:t xml:space="preserve">параметр -nodes указывает OpenSSL, что нужно пропустить шифрование сертификата SSL с использованием парольной фразы, т.е. позволить Apache читать файл без какого-либо вмешательства пользователя (без ввода пароля при попытке доступа к странице, в частности);</w:t>
-      </w:r>
-    </w:p>
-    <w:p>
-      <w:pPr>
-        <w:numPr>
-          <w:ilvl w:val="0"/>
-          <w:numId w:val="1005"/>
-        </w:numPr>
-      </w:pPr>
-      <w:r>
-        <w:t xml:space="preserve">параметр -newkey rsa: 2048 указывает, что одновременно создаются новый ключ и новый сертификат, причём используется 2048-битный ключ RSA;</w:t>
-      </w:r>
-    </w:p>
-    <w:p>
-      <w:pPr>
-        <w:numPr>
-          <w:ilvl w:val="0"/>
-          <w:numId w:val="1005"/>
-        </w:numPr>
-      </w:pPr>
-      <w:r>
-        <w:t xml:space="preserve">параметр -keyout указывает, где хранить сгенерированный файл закрытого ключа при создании;</w:t>
-      </w:r>
-    </w:p>
-    <w:p>
-      <w:pPr>
-        <w:numPr>
-          <w:ilvl w:val="0"/>
-          <w:numId w:val="1005"/>
-        </w:numPr>
-      </w:pPr>
-      <w:r>
-        <w:t xml:space="preserve">параметр -out указывает, где разместить созданный сертификат SSL.</w:t>
-      </w:r>
-    </w:p>
-    <w:p>
-      <w:pPr>
-        <w:pStyle w:val="FirstParagraph"/>
-      </w:pPr>
-      <w:r>
-        <w:t xml:space="preserve">Далее требуется заполнить сертификат:</w:t>
+        <w:t xml:space="preserve">В отчёте построчно прокомментируйте принцип синтаксиса файла описания службы.</w:t>
+      </w:r>
+    </w:p>
+    <w:p>
+      <w:pPr>
+        <w:pStyle w:val="BodyText"/>
+      </w:pPr>
+      <w:r>
+        <w:t xml:space="preserve">В файле содержится несколько разделов с информацией</w:t>
       </w:r>
     </w:p>
     <w:p>
@@ -568,10 +529,9 @@
           <w:ilvl w:val="0"/>
           <w:numId w:val="1006"/>
         </w:numPr>
-        <w:pStyle w:val="Compact"/>
-      </w:pPr>
-      <w:r>
-        <w:t xml:space="preserve">в строке кода страны укажите RU;</w:t>
+      </w:pPr>
+      <w:r>
+        <w:t xml:space="preserve">service — корневой элемент XML-файла, который определяет службу. Все параметры службы (название, описание, порты) заключаются внутрь этого тега.</w:t>
       </w:r>
     </w:p>
     <w:p>
@@ -580,10 +540,9 @@
           <w:ilvl w:val="0"/>
           <w:numId w:val="1006"/>
         </w:numPr>
-        <w:pStyle w:val="Compact"/>
-      </w:pPr>
-      <w:r>
-        <w:t xml:space="preserve">в строке названия страны укажите Russia;</w:t>
+      </w:pPr>
+      <w:r>
+        <w:t xml:space="preserve">short — краткое название службы, которое будет отображаться в интерфейсах управления firewalld.</w:t>
       </w:r>
     </w:p>
     <w:p>
@@ -592,10 +551,9 @@
           <w:ilvl w:val="0"/>
           <w:numId w:val="1006"/>
         </w:numPr>
-        <w:pStyle w:val="Compact"/>
-      </w:pPr>
-      <w:r>
-        <w:t xml:space="preserve">в строке названия города укажите Moscow;</w:t>
+      </w:pPr>
+      <w:r>
+        <w:t xml:space="preserve">description - это коментарий в котором расписано о чем сам файл, для чего он нужен.</w:t>
       </w:r>
     </w:p>
     <w:p>
@@ -604,46 +562,21 @@
           <w:ilvl w:val="0"/>
           <w:numId w:val="1006"/>
         </w:numPr>
-        <w:pStyle w:val="Compact"/>
-      </w:pPr>
-      <w:r>
-        <w:t xml:space="preserve">в строке названия организации укажите свой логин;</w:t>
+      </w:pPr>
+      <w:r>
+        <w:t xml:space="preserve">port - определяет сетевой порт, связанный со службой.</w:t>
       </w:r>
     </w:p>
     <w:p>
       <w:pPr>
         <w:numPr>
           <w:ilvl w:val="0"/>
-          <w:numId w:val="1006"/>
+          <w:numId w:val="1007"/>
         </w:numPr>
         <w:pStyle w:val="Compact"/>
       </w:pPr>
       <w:r>
-        <w:t xml:space="preserve">в строке названия подразделения укажите свой логин;</w:t>
-      </w:r>
-    </w:p>
-    <w:p>
-      <w:pPr>
-        <w:numPr>
-          <w:ilvl w:val="0"/>
-          <w:numId w:val="1006"/>
-        </w:numPr>
-        <w:pStyle w:val="Compact"/>
-      </w:pPr>
-      <w:r>
-        <w:t xml:space="preserve">в строке названия хоста должно быть указано доменное имя вашего веб-сервера user.net (вместо user укажите свой логин);</w:t>
-      </w:r>
-    </w:p>
-    <w:p>
-      <w:pPr>
-        <w:numPr>
-          <w:ilvl w:val="0"/>
-          <w:numId w:val="1006"/>
-        </w:numPr>
-        <w:pStyle w:val="Compact"/>
-      </w:pPr>
-      <w:r>
-        <w:t xml:space="preserve">в строке e-mail адреса должен быть указан user@user.net (вместо user укажите свой логин).(рис. 5)</w:t>
+        <w:t xml:space="preserve">Откройте файл описания службы на редактирование и замените порт 22 на новый порт (2022). В этом же файле скорректируйте описание службы для демонстрации, укажите, что это модифицированный файл службы.(рис. 5)</w:t>
       </w:r>
     </w:p>
     <w:p>
@@ -653,14 +586,14 @@
       <w:r>
         <w:drawing>
           <wp:inline>
-            <wp:extent cx="4800600" cy="1141992"/>
+            <wp:extent cx="4800600" cy="950613"/>
             <wp:effectExtent b="0" l="0" r="0" t="0"/>
-            <wp:docPr descr="Заполняем сертификат" title="" id="34" name="Picture"/>
+            <wp:docPr descr="Измененная информация" title="" id="34" name="Picture"/>
             <a:graphic>
               <a:graphicData uri="http://schemas.openxmlformats.org/drawingml/2006/picture">
                 <pic:pic>
                   <pic:nvPicPr>
-                    <pic:cNvPr descr="image/5.png" id="35" name="Picture"/>
+                    <pic:cNvPr descr="image/6.png" id="35" name="Picture"/>
                     <pic:cNvPicPr>
                       <a:picLocks noChangeArrowheads="1" noChangeAspect="1"/>
                     </pic:cNvPicPr>
@@ -674,7 +607,7 @@
                   <pic:spPr bwMode="auto">
                     <a:xfrm>
                       <a:off x="0" y="0"/>
-                      <a:ext cx="4800600" cy="1141992"/>
+                      <a:ext cx="4800600" cy="950613"/>
                     </a:xfrm>
                     <a:prstGeom prst="rect">
                       <a:avLst/>
@@ -698,15 +631,19 @@
         <w:pStyle w:val="ImageCaption"/>
       </w:pPr>
       <w:r>
-        <w:t xml:space="preserve">Рис. 5: Заполняем сертификат</w:t>
-      </w:r>
-    </w:p>
-    <w:p>
-      <w:pPr>
-        <w:pStyle w:val="BodyText"/>
-      </w:pPr>
-      <w:r>
-        <w:t xml:space="preserve">Сгенерированные ключ и сертификат появятся в соответствующем каталоге /etc/ssl/private. Скопируйте сертификат в каталог /etc/ssl/certs (вместо user укажите свой логин):(рис. 6)</w:t>
+        <w:t xml:space="preserve">Рис. 5: Измененная информация</w:t>
+      </w:r>
+    </w:p>
+    <w:p>
+      <w:pPr>
+        <w:numPr>
+          <w:ilvl w:val="0"/>
+          <w:numId w:val="1008"/>
+        </w:numPr>
+        <w:pStyle w:val="Compact"/>
+      </w:pPr>
+      <w:r>
+        <w:t xml:space="preserve">Просмотрите список доступных FirewallD служб:(рис. 6)</w:t>
       </w:r>
     </w:p>
     <w:p>
@@ -716,14 +653,14 @@
       <w:r>
         <w:drawing>
           <wp:inline>
-            <wp:extent cx="4800600" cy="758485"/>
+            <wp:extent cx="4800600" cy="1617645"/>
             <wp:effectExtent b="0" l="0" r="0" t="0"/>
-            <wp:docPr descr="Копируем ключь в каталог etc/ssl/certs" title="" id="37" name="Picture"/>
+            <wp:docPr descr="Просматриваем список служб" title="" id="37" name="Picture"/>
             <a:graphic>
               <a:graphicData uri="http://schemas.openxmlformats.org/drawingml/2006/picture">
                 <pic:pic>
                   <pic:nvPicPr>
-                    <pic:cNvPr descr="image/6.png" id="38" name="Picture"/>
+                    <pic:cNvPr descr="image/7.png" id="38" name="Picture"/>
                     <pic:cNvPicPr>
                       <a:picLocks noChangeArrowheads="1" noChangeAspect="1"/>
                     </pic:cNvPicPr>
@@ -737,7 +674,7 @@
                   <pic:spPr bwMode="auto">
                     <a:xfrm>
                       <a:off x="0" y="0"/>
-                      <a:ext cx="4800600" cy="758485"/>
+                      <a:ext cx="4800600" cy="1617645"/>
                     </a:xfrm>
                     <a:prstGeom prst="rect">
                       <a:avLst/>
@@ -761,19 +698,27 @@
         <w:pStyle w:val="ImageCaption"/>
       </w:pPr>
       <w:r>
-        <w:t xml:space="preserve">Рис. 6: Копируем ключь в каталог etc/ssl/certs</w:t>
+        <w:t xml:space="preserve">Рис. 6: Просматриваем список служб</w:t>
+      </w:r>
+    </w:p>
+    <w:p>
+      <w:pPr>
+        <w:pStyle w:val="BodyText"/>
+      </w:pPr>
+      <w:r>
+        <w:t xml:space="preserve">Обратите внимание, что новая служба ещё не отображается в списке.</w:t>
       </w:r>
     </w:p>
     <w:p>
       <w:pPr>
         <w:numPr>
           <w:ilvl w:val="0"/>
-          <w:numId w:val="1007"/>
+          <w:numId w:val="1009"/>
         </w:numPr>
         <w:pStyle w:val="Compact"/>
       </w:pPr>
       <w:r>
-        <w:t xml:space="preserve">Для перехода веб-сервера www.user.net на функционирование через протокол HTTPS требуется изменить его конфигурационный файл. Перейдите в каталог с конфигурационными файлами:(рис. 7)</w:t>
+        <w:t xml:space="preserve">Перегрузите правила межсетевого экрана с сохранением информации о состоянии и вновь выведите на экран список служб, а также список активных служб:(рис. 7)</w:t>
       </w:r>
     </w:p>
     <w:p>
@@ -783,14 +728,14 @@
       <w:r>
         <w:drawing>
           <wp:inline>
-            <wp:extent cx="4800600" cy="417762"/>
+            <wp:extent cx="4800600" cy="1283000"/>
             <wp:effectExtent b="0" l="0" r="0" t="0"/>
-            <wp:docPr descr="Переходим в каталог с настройкой www.dsadova.net" title="" id="40" name="Picture"/>
+            <wp:docPr descr="Перезагружаем правила, сохраняем состояние" title="" id="40" name="Picture"/>
             <a:graphic>
               <a:graphicData uri="http://schemas.openxmlformats.org/drawingml/2006/picture">
                 <pic:pic>
                   <pic:nvPicPr>
-                    <pic:cNvPr descr="image/7.png" id="41" name="Picture"/>
+                    <pic:cNvPr descr="image/8.png" id="41" name="Picture"/>
                     <pic:cNvPicPr>
                       <a:picLocks noChangeArrowheads="1" noChangeAspect="1"/>
                     </pic:cNvPicPr>
@@ -804,7 +749,7 @@
                   <pic:spPr bwMode="auto">
                     <a:xfrm>
                       <a:off x="0" y="0"/>
-                      <a:ext cx="4800600" cy="417762"/>
+                      <a:ext cx="4800600" cy="1283000"/>
                     </a:xfrm>
                     <a:prstGeom prst="rect">
                       <a:avLst/>
@@ -828,7 +773,7 @@
         <w:pStyle w:val="ImageCaption"/>
       </w:pPr>
       <w:r>
-        <w:t xml:space="preserve">Рис. 7: Переходим в каталог с настройкой www.dsadova.net</w:t>
+        <w:t xml:space="preserve">Рис. 7: Перезагружаем правила, сохраняем состояние</w:t>
       </w:r>
     </w:p>
     <w:p>
@@ -836,7 +781,7 @@
         <w:pStyle w:val="BodyText"/>
       </w:pPr>
       <w:r>
-        <w:t xml:space="preserve">Откройте на редактирование файл /etc/httpd/conf.d/www.user.net.conf и замените его содержимое на следующее (вместо user укажите свой логин):(рис. 8)</w:t>
+        <w:t xml:space="preserve">Убедитесь, что созданная вами служба отображается в списке доступных для FirewallD служб, но не активирована.(рис. 8)</w:t>
       </w:r>
     </w:p>
     <w:p>
@@ -846,14 +791,14 @@
       <w:r>
         <w:drawing>
           <wp:inline>
-            <wp:extent cx="4800600" cy="4081698"/>
+            <wp:extent cx="4023360" cy="1222408"/>
             <wp:effectExtent b="0" l="0" r="0" t="0"/>
-            <wp:docPr descr="Содержание файла www.выфвщмф.net.conf" title="" id="43" name="Picture"/>
+            <wp:docPr descr="Наша служба" title="" id="43" name="Picture"/>
             <a:graphic>
               <a:graphicData uri="http://schemas.openxmlformats.org/drawingml/2006/picture">
                 <pic:pic>
                   <pic:nvPicPr>
-                    <pic:cNvPr descr="image/8.png" id="44" name="Picture"/>
+                    <pic:cNvPr descr="image/10.png" id="44" name="Picture"/>
                     <pic:cNvPicPr>
                       <a:picLocks noChangeArrowheads="1" noChangeAspect="1"/>
                     </pic:cNvPicPr>
@@ -867,7 +812,7 @@
                   <pic:spPr bwMode="auto">
                     <a:xfrm>
                       <a:off x="0" y="0"/>
-                      <a:ext cx="4800600" cy="4081698"/>
+                      <a:ext cx="4023360" cy="1222408"/>
                     </a:xfrm>
                     <a:prstGeom prst="rect">
                       <a:avLst/>
@@ -891,234 +836,7 @@
         <w:pStyle w:val="ImageCaption"/>
       </w:pPr>
       <w:r>
-        <w:t xml:space="preserve">Рис. 8: Содержание файла www.выфвщмф.net.conf</w:t>
-      </w:r>
-    </w:p>
-    <w:p>
-      <w:pPr>
-        <w:pStyle w:val="BodyText"/>
-      </w:pPr>
-      <w:r>
-        <w:t xml:space="preserve">В отчёте поясните построчно содержание этого файла.</w:t>
-      </w:r>
-    </w:p>
-    <w:p>
-      <w:pPr>
-        <w:pStyle w:val="BodyText"/>
-      </w:pPr>
-      <w:r>
-        <w:t xml:space="preserve">Информация для хостов: 80 и 443</w:t>
-      </w:r>
-    </w:p>
-    <w:p>
-      <w:pPr>
-        <w:pStyle w:val="BodyText"/>
-      </w:pPr>
-      <w:r>
-        <w:t xml:space="preserve">Для 80:</w:t>
-      </w:r>
-    </w:p>
-    <w:p>
-      <w:pPr>
-        <w:numPr>
-          <w:ilvl w:val="0"/>
-          <w:numId w:val="1008"/>
-        </w:numPr>
-      </w:pPr>
-      <w:r>
-        <w:t xml:space="preserve">Почта сервер админа. Это адрес, который может отображаться пользователю при возникновении ошибок.</w:t>
-      </w:r>
-    </w:p>
-    <w:p>
-      <w:pPr>
-        <w:numPr>
-          <w:ilvl w:val="0"/>
-          <w:numId w:val="1008"/>
-        </w:numPr>
-      </w:pPr>
-      <w:r>
-        <w:t xml:space="preserve">Путь к папке с документацией. Именно из этой папки Apache будет брать файлы (HTML, CSS, изображения) для отображения пользователю.</w:t>
-      </w:r>
-    </w:p>
-    <w:p>
-      <w:pPr>
-        <w:numPr>
-          <w:ilvl w:val="0"/>
-          <w:numId w:val="1008"/>
-        </w:numPr>
-      </w:pPr>
-      <w:r>
-        <w:t xml:space="preserve">Основное доменное имя этого виртуального хоста.</w:t>
-      </w:r>
-    </w:p>
-    <w:p>
-      <w:pPr>
-        <w:numPr>
-          <w:ilvl w:val="0"/>
-          <w:numId w:val="1008"/>
-        </w:numPr>
-      </w:pPr>
-      <w:r>
-        <w:t xml:space="preserve">Псевдонимы домена. В данном случае продублировано основное имя, но здесь можно указать другие домены, которые должны вести на этот же сайт.</w:t>
-      </w:r>
-    </w:p>
-    <w:p>
-      <w:pPr>
-        <w:numPr>
-          <w:ilvl w:val="0"/>
-          <w:numId w:val="1008"/>
-        </w:numPr>
-      </w:pPr>
-      <w:r>
-        <w:t xml:space="preserve">Путь к файлу для хранения ошибок.</w:t>
-      </w:r>
-    </w:p>
-    <w:p>
-      <w:pPr>
-        <w:numPr>
-          <w:ilvl w:val="0"/>
-          <w:numId w:val="1008"/>
-        </w:numPr>
-      </w:pPr>
-      <w:r>
-        <w:t xml:space="preserve">Путь к файлу для храненяи логов доступа.</w:t>
-      </w:r>
-    </w:p>
-    <w:p>
-      <w:pPr>
-        <w:numPr>
-          <w:ilvl w:val="0"/>
-          <w:numId w:val="1008"/>
-        </w:numPr>
-      </w:pPr>
-      <w:r>
-        <w:t xml:space="preserve">Включает механизм перезаписи URL.</w:t>
-      </w:r>
-    </w:p>
-    <w:p>
-      <w:pPr>
-        <w:numPr>
-          <w:ilvl w:val="0"/>
-          <w:numId w:val="1008"/>
-        </w:numPr>
-      </w:pPr>
-      <w:r>
-        <w:t xml:space="preserve">Правило перенаправления.</w:t>
-      </w:r>
-    </w:p>
-    <w:p>
-      <w:pPr>
-        <w:pStyle w:val="FirstParagraph"/>
-      </w:pPr>
-      <w:r>
-        <w:t xml:space="preserve">Для 443:</w:t>
-      </w:r>
-    </w:p>
-    <w:p>
-      <w:pPr>
-        <w:numPr>
-          <w:ilvl w:val="0"/>
-          <w:numId w:val="1009"/>
-        </w:numPr>
-      </w:pPr>
-      <w:r>
-        <w:t xml:space="preserve">Включает SSL/TLS движок для этого виртуального хоста, активируя шифрование.</w:t>
-      </w:r>
-    </w:p>
-    <w:p>
-      <w:pPr>
-        <w:numPr>
-          <w:ilvl w:val="0"/>
-          <w:numId w:val="1009"/>
-        </w:numPr>
-      </w:pPr>
-      <w:r>
-        <w:t xml:space="preserve">Почта сервер админа. Это адрес, который может отображаться пользователю при возникновении ошибок.</w:t>
-      </w:r>
-    </w:p>
-    <w:p>
-      <w:pPr>
-        <w:numPr>
-          <w:ilvl w:val="0"/>
-          <w:numId w:val="1009"/>
-        </w:numPr>
-      </w:pPr>
-      <w:r>
-        <w:t xml:space="preserve">Путь к папке с документацией. Именно из этой папки Apache будет брать файлы (HTML, CSS, изображения) для отображения пользователю</w:t>
-      </w:r>
-    </w:p>
-    <w:p>
-      <w:pPr>
-        <w:numPr>
-          <w:ilvl w:val="0"/>
-          <w:numId w:val="1009"/>
-        </w:numPr>
-      </w:pPr>
-      <w:r>
-        <w:t xml:space="preserve">Основное доменное имя этого виртуального хоста.</w:t>
-      </w:r>
-    </w:p>
-    <w:p>
-      <w:pPr>
-        <w:numPr>
-          <w:ilvl w:val="0"/>
-          <w:numId w:val="1009"/>
-        </w:numPr>
-      </w:pPr>
-      <w:r>
-        <w:t xml:space="preserve">Псевдонимы домена. В данном случае продублировано основное имя, но здесь можно указать другие домены, которые должны вести на этот же сайт.</w:t>
-      </w:r>
-    </w:p>
-    <w:p>
-      <w:pPr>
-        <w:numPr>
-          <w:ilvl w:val="0"/>
-          <w:numId w:val="1009"/>
-        </w:numPr>
-      </w:pPr>
-      <w:r>
-        <w:t xml:space="preserve">Путь к файлу для хранения ошибок</w:t>
-      </w:r>
-    </w:p>
-    <w:p>
-      <w:pPr>
-        <w:numPr>
-          <w:ilvl w:val="0"/>
-          <w:numId w:val="1009"/>
-        </w:numPr>
-      </w:pPr>
-      <w:r>
-        <w:t xml:space="preserve">Путь к файлу для храненяи логов доступа.</w:t>
-      </w:r>
-    </w:p>
-    <w:p>
-      <w:pPr>
-        <w:numPr>
-          <w:ilvl w:val="0"/>
-          <w:numId w:val="1009"/>
-        </w:numPr>
-      </w:pPr>
-      <w:r>
-        <w:t xml:space="preserve">Путь к SSL-сертификату.</w:t>
-      </w:r>
-    </w:p>
-    <w:p>
-      <w:pPr>
-        <w:numPr>
-          <w:ilvl w:val="0"/>
-          <w:numId w:val="1009"/>
-        </w:numPr>
-      </w:pPr>
-      <w:r>
-        <w:t xml:space="preserve">Путь к закрытому ключу SSL-сертификата.</w:t>
-      </w:r>
-    </w:p>
-    <w:p>
-      <w:pPr>
-        <w:pStyle w:val="FirstParagraph"/>
-      </w:pPr>
-      <w:r>
-        <w:t xml:space="preserve">IfModule mod_ssl.c - Проверяет, загружен ли модуль mod_ssl</w:t>
+        <w:t xml:space="preserve">Рис. 8: Наша служба</w:t>
       </w:r>
     </w:p>
     <w:p>
@@ -1130,7 +848,7 @@
         <w:pStyle w:val="Compact"/>
       </w:pPr>
       <w:r>
-        <w:t xml:space="preserve">Внесите изменения в настройки межсетевого экрана на сервере, разрешив работу с https:(рис. 9)</w:t>
+        <w:t xml:space="preserve">Добавьте новую службу в FirewallD и выведите на экран список активных служб:(рис. 9)</w:t>
       </w:r>
     </w:p>
     <w:p>
@@ -1140,14 +858,14 @@
       <w:r>
         <w:drawing>
           <wp:inline>
-            <wp:extent cx="4800600" cy="877655"/>
+            <wp:extent cx="4800600" cy="690917"/>
             <wp:effectExtent b="0" l="0" r="0" t="0"/>
-            <wp:docPr descr="Вносим изменения в настройки на сервере" title="" id="46" name="Picture"/>
+            <wp:docPr descr="Добавляем новую службу в активные" title="" id="46" name="Picture"/>
             <a:graphic>
               <a:graphicData uri="http://schemas.openxmlformats.org/drawingml/2006/picture">
                 <pic:pic>
                   <pic:nvPicPr>
-                    <pic:cNvPr descr="image/9.png" id="47" name="Picture"/>
+                    <pic:cNvPr descr="image/11.png" id="47" name="Picture"/>
                     <pic:cNvPicPr>
                       <a:picLocks noChangeArrowheads="1" noChangeAspect="1"/>
                     </pic:cNvPicPr>
@@ -1161,7 +879,7 @@
                   <pic:spPr bwMode="auto">
                     <a:xfrm>
                       <a:off x="0" y="0"/>
-                      <a:ext cx="4800600" cy="877655"/>
+                      <a:ext cx="4800600" cy="690917"/>
                     </a:xfrm>
                     <a:prstGeom prst="rect">
                       <a:avLst/>
@@ -1185,7 +903,7 @@
         <w:pStyle w:val="ImageCaption"/>
       </w:pPr>
       <w:r>
-        <w:t xml:space="preserve">Рис. 9: Вносим изменения в настройки на сервере</w:t>
+        <w:t xml:space="preserve">Рис. 9: Добавляем новую службу в активные</w:t>
       </w:r>
     </w:p>
     <w:p>
@@ -1197,7 +915,7 @@
         <w:pStyle w:val="Compact"/>
       </w:pPr>
       <w:r>
-        <w:t xml:space="preserve">Перезапустите веб-сервер:(рис. 10)</w:t>
+        <w:t xml:space="preserve">Если служба успешно добавлена в FirewallD, то перегрузите правила межсетевого экрана с сохранением информации о состоянии:(рис. 10)</w:t>
       </w:r>
     </w:p>
     <w:p>
@@ -1207,14 +925,14 @@
       <w:r>
         <w:drawing>
           <wp:inline>
-            <wp:extent cx="4800600" cy="890762"/>
+            <wp:extent cx="4800600" cy="856577"/>
             <wp:effectExtent b="0" l="0" r="0" t="0"/>
-            <wp:docPr descr="Перезапускаем веб-сервер" title="" id="49" name="Picture"/>
+            <wp:docPr descr="Перезагружаем правила" title="" id="49" name="Picture"/>
             <a:graphic>
               <a:graphicData uri="http://schemas.openxmlformats.org/drawingml/2006/picture">
                 <pic:pic>
                   <pic:nvPicPr>
-                    <pic:cNvPr descr="image/10.png" id="50" name="Picture"/>
+                    <pic:cNvPr descr="image/12.png" id="50" name="Picture"/>
                     <pic:cNvPicPr>
                       <a:picLocks noChangeArrowheads="1" noChangeAspect="1"/>
                     </pic:cNvPicPr>
@@ -1228,7 +946,7 @@
                   <pic:spPr bwMode="auto">
                     <a:xfrm>
                       <a:off x="0" y="0"/>
-                      <a:ext cx="4800600" cy="890762"/>
+                      <a:ext cx="4800600" cy="856577"/>
                     </a:xfrm>
                     <a:prstGeom prst="rect">
                       <a:avLst/>
@@ -1252,7 +970,26 @@
         <w:pStyle w:val="ImageCaption"/>
       </w:pPr>
       <w:r>
-        <w:t xml:space="preserve">Рис. 10: Перезапускаем веб-сервер</w:t>
+        <w:t xml:space="preserve">Рис. 10: Перезагружаем правила</w:t>
+      </w:r>
+    </w:p>
+    <w:bookmarkEnd w:id="51"/>
+    <w:bookmarkStart w:id="58" w:name="перенаправление-портов"/>
+    <w:p>
+      <w:pPr>
+        <w:pStyle w:val="Heading3"/>
+      </w:pPr>
+      <w:r>
+        <w:rPr>
+          <w:rStyle w:val="SectionNumber"/>
+        </w:rPr>
+        <w:t xml:space="preserve">2.1.2</w:t>
+      </w:r>
+      <w:r>
+        <w:tab/>
+      </w:r>
+      <w:r>
+        <w:t xml:space="preserve">Перенаправление портов</w:t>
       </w:r>
     </w:p>
     <w:p>
@@ -1264,7 +1001,7 @@
         <w:pStyle w:val="Compact"/>
       </w:pPr>
       <w:r>
-        <w:t xml:space="preserve">На виртуальной машине client в строке браузера введите название веб-сервера www.user.net (вместо user укажите свой логин) и убедитесь, что произойдёт автоматическое переключение на работу по протоколу HTTPS. На открывшейся странице с сообщением о незащищённости соединения нажмите кнопку «Дополнительно», затем добавьте адрес вашего сервера в постоянные исключения. Затем просмотрите содержание сертификата (нажмите на значок с замком в адресной строке и кнопку «Подробнее»).(рис. 11)</w:t>
+        <w:t xml:space="preserve">Организуйте на сервере переадресацию с порта 2022 на порт 22: (рис. 11)</w:t>
       </w:r>
     </w:p>
     <w:p>
@@ -1274,20 +1011,20 @@
       <w:r>
         <w:drawing>
           <wp:inline>
-            <wp:extent cx="4800600" cy="1219139"/>
+            <wp:extent cx="4800600" cy="514013"/>
             <wp:effectExtent b="0" l="0" r="0" t="0"/>
-            <wp:docPr descr="Фото браузера" title="" id="52" name="Picture"/>
+            <wp:docPr descr="Переадресация с 2022 на 22" title="" id="53" name="Picture"/>
             <a:graphic>
               <a:graphicData uri="http://schemas.openxmlformats.org/drawingml/2006/picture">
                 <pic:pic>
                   <pic:nvPicPr>
-                    <pic:cNvPr descr="image/11.png" id="53" name="Picture"/>
+                    <pic:cNvPr descr="image/13.png" id="54" name="Picture"/>
                     <pic:cNvPicPr>
                       <a:picLocks noChangeArrowheads="1" noChangeAspect="1"/>
                     </pic:cNvPicPr>
                   </pic:nvPicPr>
                   <pic:blipFill>
-                    <a:blip r:embed="rId51"/>
+                    <a:blip r:embed="rId52"/>
                     <a:stretch>
                       <a:fillRect/>
                     </a:stretch>
@@ -1295,7 +1032,7 @@
                   <pic:spPr bwMode="auto">
                     <a:xfrm>
                       <a:off x="0" y="0"/>
-                      <a:ext cx="4800600" cy="1219139"/>
+                      <a:ext cx="4800600" cy="514013"/>
                     </a:xfrm>
                     <a:prstGeom prst="rect">
                       <a:avLst/>
@@ -1319,42 +1056,7 @@
         <w:pStyle w:val="ImageCaption"/>
       </w:pPr>
       <w:r>
-        <w:t xml:space="preserve">Рис. 11: Фото браузера</w:t>
-      </w:r>
-    </w:p>
-    <w:p>
-      <w:pPr>
-        <w:pStyle w:val="BodyText"/>
-      </w:pPr>
-      <w:r>
-        <w:t xml:space="preserve">По какой-то причине у меня не выдолась информация с сертификата и, соответственно, вносить изменения не потребовалось.</w:t>
-      </w:r>
-    </w:p>
-    <w:p>
-      <w:pPr>
-        <w:pStyle w:val="BodyText"/>
-      </w:pPr>
-      <w:r>
-        <w:t xml:space="preserve">Сообщение о том что мы на сайте сервера выводится коректно (при разборе проблем на машине клиента случайно изменила сообщение).</w:t>
-      </w:r>
-    </w:p>
-    <w:bookmarkEnd w:id="54"/>
-    <w:bookmarkStart w:id="73" w:name="X22b182ae2adfbbfeb7e7f1e059d8f9fbe5ab33f"/>
-    <w:p>
-      <w:pPr>
-        <w:pStyle w:val="Heading3"/>
-      </w:pPr>
-      <w:r>
-        <w:rPr>
-          <w:rStyle w:val="SectionNumber"/>
-        </w:rPr>
-        <w:t xml:space="preserve">2.1.2</w:t>
-      </w:r>
-      <w:r>
-        <w:tab/>
-      </w:r>
-      <w:r>
-        <w:t xml:space="preserve">Конфигурирование HTTP-сервера для работы с PHP</w:t>
+        <w:t xml:space="preserve">Рис. 11: Переадресация с 2022 на 22</w:t>
       </w:r>
     </w:p>
     <w:p>
@@ -1366,7 +1068,7 @@
         <w:pStyle w:val="Compact"/>
       </w:pPr>
       <w:r>
-        <w:t xml:space="preserve">Установите пакеты для работы с PHP:(рис. 12)</w:t>
+        <w:t xml:space="preserve">На клиенте попробуйте получить доступ по SSH к серверу через порт 2022: (рис. 12)</w:t>
       </w:r>
     </w:p>
     <w:p>
@@ -1376,14 +1078,14 @@
       <w:r>
         <w:drawing>
           <wp:inline>
-            <wp:extent cx="4800600" cy="2628221"/>
+            <wp:extent cx="4800600" cy="1443037"/>
             <wp:effectExtent b="0" l="0" r="0" t="0"/>
-            <wp:docPr descr="Устанавливаем акеты для работы с PHP" title="" id="56" name="Picture"/>
+            <wp:docPr descr="Просматриваем с client доступ" title="" id="56" name="Picture"/>
             <a:graphic>
               <a:graphicData uri="http://schemas.openxmlformats.org/drawingml/2006/picture">
                 <pic:pic>
                   <pic:nvPicPr>
-                    <pic:cNvPr descr="image/12.png" id="57" name="Picture"/>
+                    <pic:cNvPr descr="image/14.png" id="57" name="Picture"/>
                     <pic:cNvPicPr>
                       <a:picLocks noChangeArrowheads="1" noChangeAspect="1"/>
                     </pic:cNvPicPr>
@@ -1397,7 +1099,7 @@
                   <pic:spPr bwMode="auto">
                     <a:xfrm>
                       <a:off x="0" y="0"/>
-                      <a:ext cx="4800600" cy="2628221"/>
+                      <a:ext cx="4800600" cy="1443037"/>
                     </a:xfrm>
                     <a:prstGeom prst="rect">
                       <a:avLst/>
@@ -1421,7 +1123,26 @@
         <w:pStyle w:val="ImageCaption"/>
       </w:pPr>
       <w:r>
-        <w:t xml:space="preserve">Рис. 12: Устанавливаем акеты для работы с PHP</w:t>
+        <w:t xml:space="preserve">Рис. 12: Просматриваем с client доступ</w:t>
+      </w:r>
+    </w:p>
+    <w:bookmarkEnd w:id="58"/>
+    <w:bookmarkStart w:id="71" w:name="настройка-port-forwarding-и-masquerading"/>
+    <w:p>
+      <w:pPr>
+        <w:pStyle w:val="Heading3"/>
+      </w:pPr>
+      <w:r>
+        <w:rPr>
+          <w:rStyle w:val="SectionNumber"/>
+        </w:rPr>
+        <w:t xml:space="preserve">2.1.3</w:t>
+      </w:r>
+      <w:r>
+        <w:tab/>
+      </w:r>
+      <w:r>
+        <w:t xml:space="preserve">Настройка Port Forwarding и Masquerading</w:t>
       </w:r>
     </w:p>
     <w:p>
@@ -1433,7 +1154,7 @@
         <w:pStyle w:val="Compact"/>
       </w:pPr>
       <w:r>
-        <w:t xml:space="preserve">В каталоге /var/www/html/www.user.net (вместо user укажите свой логин) замените файл index.html на index.php следующего содержания:(рис. 13)</w:t>
+        <w:t xml:space="preserve">На сервере посмотрите, активирована ли в ядре системы возможность перенаправления IPv4-пакетов пакетов: (рис. 13)</w:t>
       </w:r>
     </w:p>
     <w:p>
@@ -1443,20 +1164,20 @@
       <w:r>
         <w:drawing>
           <wp:inline>
-            <wp:extent cx="4800600" cy="1550963"/>
+            <wp:extent cx="4800600" cy="1718661"/>
             <wp:effectExtent b="0" l="0" r="0" t="0"/>
-            <wp:docPr descr="Содержание файла index.php" title="" id="59" name="Picture"/>
+            <wp:docPr descr="Просматриваем активированные IPv4-пакеты" title="" id="60" name="Picture"/>
             <a:graphic>
               <a:graphicData uri="http://schemas.openxmlformats.org/drawingml/2006/picture">
                 <pic:pic>
                   <pic:nvPicPr>
-                    <pic:cNvPr descr="image/14.png" id="60" name="Picture"/>
+                    <pic:cNvPr descr="image/15.png" id="61" name="Picture"/>
                     <pic:cNvPicPr>
                       <a:picLocks noChangeArrowheads="1" noChangeAspect="1"/>
                     </pic:cNvPicPr>
                   </pic:nvPicPr>
                   <pic:blipFill>
-                    <a:blip r:embed="rId58"/>
+                    <a:blip r:embed="rId59"/>
                     <a:stretch>
                       <a:fillRect/>
                     </a:stretch>
@@ -1464,7 +1185,7 @@
                   <pic:spPr bwMode="auto">
                     <a:xfrm>
                       <a:off x="0" y="0"/>
-                      <a:ext cx="4800600" cy="1550963"/>
+                      <a:ext cx="4800600" cy="1718661"/>
                     </a:xfrm>
                     <a:prstGeom prst="rect">
                       <a:avLst/>
@@ -1488,7 +1209,7 @@
         <w:pStyle w:val="ImageCaption"/>
       </w:pPr>
       <w:r>
-        <w:t xml:space="preserve">Рис. 13: Содержание файла index.php</w:t>
+        <w:t xml:space="preserve">Рис. 13: Просматриваем активированные IPv4-пакеты</w:t>
       </w:r>
     </w:p>
     <w:p>
@@ -1500,7 +1221,7 @@
         <w:pStyle w:val="Compact"/>
       </w:pPr>
       <w:r>
-        <w:t xml:space="preserve">Скорректируйте права доступа в каталог с веб-контентом:(рис. 14)</w:t>
+        <w:t xml:space="preserve">Включите перенаправление IPv4-пакетов на сервере:(рис. 14)</w:t>
       </w:r>
     </w:p>
     <w:p>
@@ -1510,20 +1231,20 @@
       <w:r>
         <w:drawing>
           <wp:inline>
-            <wp:extent cx="4800600" cy="300355"/>
+            <wp:extent cx="4800600" cy="654414"/>
             <wp:effectExtent b="0" l="0" r="0" t="0"/>
-            <wp:docPr descr="Коректируем права доступа" title="" id="62" name="Picture"/>
+            <wp:docPr descr="Включаем перенаправление IPv4-пакетов" title="" id="63" name="Picture"/>
             <a:graphic>
               <a:graphicData uri="http://schemas.openxmlformats.org/drawingml/2006/picture">
                 <pic:pic>
                   <pic:nvPicPr>
-                    <pic:cNvPr descr="image/15.png" id="63" name="Picture"/>
+                    <pic:cNvPr descr="image/16.png" id="64" name="Picture"/>
                     <pic:cNvPicPr>
                       <a:picLocks noChangeArrowheads="1" noChangeAspect="1"/>
                     </pic:cNvPicPr>
                   </pic:nvPicPr>
                   <pic:blipFill>
-                    <a:blip r:embed="rId61"/>
+                    <a:blip r:embed="rId62"/>
                     <a:stretch>
                       <a:fillRect/>
                     </a:stretch>
@@ -1531,7 +1252,7 @@
                   <pic:spPr bwMode="auto">
                     <a:xfrm>
                       <a:off x="0" y="0"/>
-                      <a:ext cx="4800600" cy="300355"/>
+                      <a:ext cx="4800600" cy="654414"/>
                     </a:xfrm>
                     <a:prstGeom prst="rect">
                       <a:avLst/>
@@ -1555,7 +1276,7 @@
         <w:pStyle w:val="ImageCaption"/>
       </w:pPr>
       <w:r>
-        <w:t xml:space="preserve">Рис. 14: Коректируем права доступа</w:t>
+        <w:t xml:space="preserve">Рис. 14: Включаем перенаправление IPv4-пакетов</w:t>
       </w:r>
     </w:p>
     <w:p>
@@ -1567,7 +1288,7 @@
         <w:pStyle w:val="Compact"/>
       </w:pPr>
       <w:r>
-        <w:t xml:space="preserve">Восстановите контекст безопасности в SELinux:(рис. 15)</w:t>
+        <w:t xml:space="preserve">Включите маскарадинг на сервере:(рис. 15)</w:t>
       </w:r>
     </w:p>
     <w:p>
@@ -1577,20 +1298,20 @@
       <w:r>
         <w:drawing>
           <wp:inline>
-            <wp:extent cx="4800600" cy="723657"/>
+            <wp:extent cx="4800600" cy="785980"/>
             <wp:effectExtent b="0" l="0" r="0" t="0"/>
-            <wp:docPr descr="Востанавливаем контекст безопасности" title="" id="65" name="Picture"/>
+            <wp:docPr descr="Включаем маскарадинг" title="" id="66" name="Picture"/>
             <a:graphic>
               <a:graphicData uri="http://schemas.openxmlformats.org/drawingml/2006/picture">
                 <pic:pic>
                   <pic:nvPicPr>
-                    <pic:cNvPr descr="image/16.png" id="66" name="Picture"/>
+                    <pic:cNvPr descr="image/17.png" id="67" name="Picture"/>
                     <pic:cNvPicPr>
                       <a:picLocks noChangeArrowheads="1" noChangeAspect="1"/>
                     </pic:cNvPicPr>
                   </pic:nvPicPr>
                   <pic:blipFill>
-                    <a:blip r:embed="rId64"/>
+                    <a:blip r:embed="rId65"/>
                     <a:stretch>
                       <a:fillRect/>
                     </a:stretch>
@@ -1598,7 +1319,7 @@
                   <pic:spPr bwMode="auto">
                     <a:xfrm>
                       <a:off x="0" y="0"/>
-                      <a:ext cx="4800600" cy="723657"/>
+                      <a:ext cx="4800600" cy="785980"/>
                     </a:xfrm>
                     <a:prstGeom prst="rect">
                       <a:avLst/>
@@ -1622,7 +1343,7 @@
         <w:pStyle w:val="ImageCaption"/>
       </w:pPr>
       <w:r>
-        <w:t xml:space="preserve">Рис. 15: Востанавливаем контекст безопасности</w:t>
+        <w:t xml:space="preserve">Рис. 15: Включаем маскарадинг</w:t>
       </w:r>
     </w:p>
     <w:p>
@@ -1634,7 +1355,7 @@
         <w:pStyle w:val="Compact"/>
       </w:pPr>
       <w:r>
-        <w:t xml:space="preserve">Перезапустите HTTP-сервер:(рис. 16)</w:t>
+        <w:t xml:space="preserve">На клиенте проверьте доступность выхода в Интернет.(рис. 16)</w:t>
       </w:r>
     </w:p>
     <w:p>
@@ -1644,20 +1365,20 @@
       <w:r>
         <w:drawing>
           <wp:inline>
-            <wp:extent cx="4800600" cy="337840"/>
+            <wp:extent cx="4800600" cy="2585234"/>
             <wp:effectExtent b="0" l="0" r="0" t="0"/>
-            <wp:docPr descr="Перезапускаем веб-сервер" title="" id="68" name="Picture"/>
+            <wp:docPr descr="Проверяем доступ в интернет" title="" id="69" name="Picture"/>
             <a:graphic>
               <a:graphicData uri="http://schemas.openxmlformats.org/drawingml/2006/picture">
                 <pic:pic>
                   <pic:nvPicPr>
-                    <pic:cNvPr descr="image/17.png" id="69" name="Picture"/>
+                    <pic:cNvPr descr="image/18.png" id="70" name="Picture"/>
                     <pic:cNvPicPr>
                       <a:picLocks noChangeArrowheads="1" noChangeAspect="1"/>
                     </pic:cNvPicPr>
                   </pic:nvPicPr>
                   <pic:blipFill>
-                    <a:blip r:embed="rId67"/>
+                    <a:blip r:embed="rId68"/>
                     <a:stretch>
                       <a:fillRect/>
                     </a:stretch>
@@ -1665,7 +1386,7 @@
                   <pic:spPr bwMode="auto">
                     <a:xfrm>
                       <a:off x="0" y="0"/>
-                      <a:ext cx="4800600" cy="337840"/>
+                      <a:ext cx="4800600" cy="2585234"/>
                     </a:xfrm>
                     <a:prstGeom prst="rect">
                       <a:avLst/>
@@ -1689,7 +1410,26 @@
         <w:pStyle w:val="ImageCaption"/>
       </w:pPr>
       <w:r>
-        <w:t xml:space="preserve">Рис. 16: Перезапускаем веб-сервер</w:t>
+        <w:t xml:space="preserve">Рис. 16: Проверяем доступ в интернет</w:t>
+      </w:r>
+    </w:p>
+    <w:bookmarkEnd w:id="71"/>
+    <w:bookmarkStart w:id="81" w:name="Xd636270ea8e9bb71f498bde6a96fb3a56434bd8"/>
+    <w:p>
+      <w:pPr>
+        <w:pStyle w:val="Heading3"/>
+      </w:pPr>
+      <w:r>
+        <w:rPr>
+          <w:rStyle w:val="SectionNumber"/>
+        </w:rPr>
+        <w:t xml:space="preserve">2.1.4</w:t>
+      </w:r>
+      <w:r>
+        <w:tab/>
+      </w:r>
+      <w:r>
+        <w:t xml:space="preserve">Внесение изменений в настройки внутреннего окружения виртуальной машины</w:t>
       </w:r>
     </w:p>
     <w:p>
@@ -1701,7 +1441,7 @@
         <w:pStyle w:val="Compact"/>
       </w:pPr>
       <w:r>
-        <w:t xml:space="preserve">На виртуальной машине client в строке браузера введите название веб-сервера www.user.net (вместо user укажите свой логин) и убедитесь, что будет выведена страница с информацией об используемой на веб-сервере версии PHP.(рис. 17)</w:t>
+        <w:t xml:space="preserve">На виртуальной машине server перейдите в каталог для внесения изменений в настройки внутреннего окружения /vagrant/provision/server/, создайте в нём каталог firewall, в который поместите в соответствующие подкаталоги конфигура- ционные файлы FirewallD:(рис. 17)</w:t>
       </w:r>
     </w:p>
     <w:p>
@@ -1711,20 +1451,20 @@
       <w:r>
         <w:drawing>
           <wp:inline>
-            <wp:extent cx="4800600" cy="3814841"/>
+            <wp:extent cx="4800600" cy="991121"/>
             <wp:effectExtent b="0" l="0" r="0" t="0"/>
-            <wp:docPr descr="Машина client" title="" id="71" name="Picture"/>
+            <wp:docPr descr="Вносим изменения в настройки внутреннего окружения" title="" id="73" name="Picture"/>
             <a:graphic>
               <a:graphicData uri="http://schemas.openxmlformats.org/drawingml/2006/picture">
                 <pic:pic>
                   <pic:nvPicPr>
-                    <pic:cNvPr descr="image/18.png" id="72" name="Picture"/>
+                    <pic:cNvPr descr="image/19.png" id="74" name="Picture"/>
                     <pic:cNvPicPr>
                       <a:picLocks noChangeArrowheads="1" noChangeAspect="1"/>
                     </pic:cNvPicPr>
                   </pic:nvPicPr>
                   <pic:blipFill>
-                    <a:blip r:embed="rId70"/>
+                    <a:blip r:embed="rId72"/>
                     <a:stretch>
                       <a:fillRect/>
                     </a:stretch>
@@ -1732,7 +1472,7 @@
                   <pic:spPr bwMode="auto">
                     <a:xfrm>
                       <a:off x="0" y="0"/>
-                      <a:ext cx="4800600" cy="3814841"/>
+                      <a:ext cx="4800600" cy="991121"/>
                     </a:xfrm>
                     <a:prstGeom prst="rect">
                       <a:avLst/>
@@ -1756,26 +1496,7 @@
         <w:pStyle w:val="ImageCaption"/>
       </w:pPr>
       <w:r>
-        <w:t xml:space="preserve">Рис. 17: Машина client</w:t>
-      </w:r>
-    </w:p>
-    <w:bookmarkEnd w:id="73"/>
-    <w:bookmarkStart w:id="80" w:name="Xd636270ea8e9bb71f498bde6a96fb3a56434bd8"/>
-    <w:p>
-      <w:pPr>
-        <w:pStyle w:val="Heading3"/>
-      </w:pPr>
-      <w:r>
-        <w:rPr>
-          <w:rStyle w:val="SectionNumber"/>
-        </w:rPr>
-        <w:t xml:space="preserve">2.1.3</w:t>
-      </w:r>
-      <w:r>
-        <w:tab/>
-      </w:r>
-      <w:r>
-        <w:t xml:space="preserve">Внесение изменений в настройки внутреннего окружения виртуальной машины</w:t>
+        <w:t xml:space="preserve">Рис. 17: Вносим изменения в настройки внутреннего окружения</w:t>
       </w:r>
     </w:p>
     <w:p>
@@ -1787,7 +1508,15 @@
         <w:pStyle w:val="Compact"/>
       </w:pPr>
       <w:r>
-        <w:t xml:space="preserve">На виртуальной машине server перейдите в каталог для внесения изменений в настройки внутреннего окружения /vagrant/provision/server/http и в соответ- ствующие каталоги скопируйте конфигурационные файлы:(рис. 18)</w:t>
+        <w:t xml:space="preserve">В каталоге /vagrant/provision/server создайте файл firewall.sh.</w:t>
+      </w:r>
+    </w:p>
+    <w:p>
+      <w:pPr>
+        <w:pStyle w:val="FirstParagraph"/>
+      </w:pPr>
+      <w:r>
+        <w:t xml:space="preserve">Открыв его на редактирование, пропишите в нём следующий скрипт:(рис. 18)</w:t>
       </w:r>
     </w:p>
     <w:p>
@@ -1797,20 +1526,20 @@
       <w:r>
         <w:drawing>
           <wp:inline>
-            <wp:extent cx="4800600" cy="2869207"/>
+            <wp:extent cx="4800600" cy="1809773"/>
             <wp:effectExtent b="0" l="0" r="0" t="0"/>
-            <wp:docPr descr="Вносим изменения в настройки внутреннего окружения" title="" id="75" name="Picture"/>
+            <wp:docPr descr="Редактируем firewall.sh" title="" id="76" name="Picture"/>
             <a:graphic>
               <a:graphicData uri="http://schemas.openxmlformats.org/drawingml/2006/picture">
                 <pic:pic>
                   <pic:nvPicPr>
-                    <pic:cNvPr descr="image/19.png" id="76" name="Picture"/>
+                    <pic:cNvPr descr="image/20.png" id="77" name="Picture"/>
                     <pic:cNvPicPr>
                       <a:picLocks noChangeArrowheads="1" noChangeAspect="1"/>
                     </pic:cNvPicPr>
                   </pic:nvPicPr>
                   <pic:blipFill>
-                    <a:blip r:embed="rId74"/>
+                    <a:blip r:embed="rId75"/>
                     <a:stretch>
                       <a:fillRect/>
                     </a:stretch>
@@ -1818,7 +1547,7 @@
                   <pic:spPr bwMode="auto">
                     <a:xfrm>
                       <a:off x="0" y="0"/>
-                      <a:ext cx="4800600" cy="2869207"/>
+                      <a:ext cx="4800600" cy="1809773"/>
                     </a:xfrm>
                     <a:prstGeom prst="rect">
                       <a:avLst/>
@@ -1842,7 +1571,7 @@
         <w:pStyle w:val="ImageCaption"/>
       </w:pPr>
       <w:r>
-        <w:t xml:space="preserve">Рис. 18: Вносим изменения в настройки внутреннего окружения</w:t>
+        <w:t xml:space="preserve">Рис. 18: Редактируем firewall.sh</w:t>
       </w:r>
     </w:p>
     <w:p>
@@ -1854,7 +1583,7 @@
         <w:pStyle w:val="Compact"/>
       </w:pPr>
       <w:r>
-        <w:t xml:space="preserve">В имеющийся скрипт /vagrant/provision/server/http.sh внесите изменения, добавив установку PHP и настройку межсетевого экрана, разрешающую работать с https. (рис. 19)</w:t>
+        <w:t xml:space="preserve">Для отработки созданного скрипта во время загрузки виртуальной машины server в конфигурационном файле Vagrantfile необходимо добавить в разделе конфигурации для сервера:(рис. 19)</w:t>
       </w:r>
     </w:p>
     <w:p>
@@ -1864,20 +1593,20 @@
       <w:r>
         <w:drawing>
           <wp:inline>
-            <wp:extent cx="4800600" cy="4898682"/>
+            <wp:extent cx="4800600" cy="1113311"/>
             <wp:effectExtent b="0" l="0" r="0" t="0"/>
-            <wp:docPr descr="Редактируем http.sh" title="" id="78" name="Picture"/>
+            <wp:docPr descr="Вносим изменения в Vagrantfile" title="" id="79" name="Picture"/>
             <a:graphic>
               <a:graphicData uri="http://schemas.openxmlformats.org/drawingml/2006/picture">
                 <pic:pic>
                   <pic:nvPicPr>
-                    <pic:cNvPr descr="image/20.png" id="79" name="Picture"/>
+                    <pic:cNvPr descr="image/21.png" id="80" name="Picture"/>
                     <pic:cNvPicPr>
                       <a:picLocks noChangeArrowheads="1" noChangeAspect="1"/>
                     </pic:cNvPicPr>
                   </pic:nvPicPr>
                   <pic:blipFill>
-                    <a:blip r:embed="rId77"/>
+                    <a:blip r:embed="rId78"/>
                     <a:stretch>
                       <a:fillRect/>
                     </a:stretch>
@@ -1885,7 +1614,7 @@
                   <pic:spPr bwMode="auto">
                     <a:xfrm>
                       <a:off x="0" y="0"/>
-                      <a:ext cx="4800600" cy="4898682"/>
+                      <a:ext cx="4800600" cy="1113311"/>
                     </a:xfrm>
                     <a:prstGeom prst="rect">
                       <a:avLst/>
@@ -1909,13 +1638,13 @@
         <w:pStyle w:val="ImageCaption"/>
       </w:pPr>
       <w:r>
-        <w:t xml:space="preserve">Рис. 19: Редактируем http.sh</w:t>
-      </w:r>
-    </w:p>
-    <w:bookmarkEnd w:id="80"/>
+        <w:t xml:space="preserve">Рис. 19: Вносим изменения в Vagrantfile</w:t>
+      </w:r>
+    </w:p>
     <w:bookmarkEnd w:id="81"/>
     <w:bookmarkEnd w:id="82"/>
-    <w:bookmarkStart w:id="83" w:name="выводы"/>
+    <w:bookmarkEnd w:id="83"/>
+    <w:bookmarkStart w:id="84" w:name="выводы"/>
     <w:p>
       <w:pPr>
         <w:pStyle w:val="Heading1"/>
@@ -1938,11 +1667,11 @@
         <w:pStyle w:val="FirstParagraph"/>
       </w:pPr>
       <w:r>
-        <w:t xml:space="preserve">Приобрели практические навыки по расширенному конфигурированию HTTP-сервера Apache в части безопасности и усвояли все возможности использования PHP.</w:t>
-      </w:r>
-    </w:p>
-    <w:bookmarkEnd w:id="83"/>
-    <w:bookmarkStart w:id="85" w:name="список-литературы"/>
+        <w:t xml:space="preserve">Получили навыки настройки межсетевого экрана в Linux в части переадресации портов и настройки Masquerading. Добавили в Vagrantfile необходимый раздел для дальнейшей работы с машинами server и client.</w:t>
+      </w:r>
+    </w:p>
+    <w:bookmarkEnd w:id="84"/>
+    <w:bookmarkStart w:id="86" w:name="список-литературы"/>
     <w:p>
       <w:pPr>
         <w:pStyle w:val="Heading1"/>
@@ -1951,9 +1680,9 @@
         <w:t xml:space="preserve">Список литературы</w:t>
       </w:r>
     </w:p>
-    <w:bookmarkStart w:id="84" w:name="refs"/>
-    <w:bookmarkEnd w:id="84"/>
+    <w:bookmarkStart w:id="85" w:name="refs"/>
     <w:bookmarkEnd w:id="85"/>
+    <w:bookmarkEnd w:id="86"/>
     <w:sectPr/>
   </w:body>
 </w:document>
@@ -2315,6 +2044,91 @@
       </w:pPr>
     </w:lvl>
   </w:abstractNum>
+  <w:abstractNum w:abstractNumId="99415">
+    <w:nsid w:val="A99415"/>
+    <w:multiLevelType w:val="multilevel"/>
+    <w:lvl w:ilvl="0">
+      <w:start w:val="5"/>
+      <w:numFmt w:val="decimal"/>
+      <w:lvlText w:val="%1."/>
+      <w:lvlJc w:val="left"/>
+      <w:pPr>
+        <w:ind w:left="720" w:hanging="480"/>
+      </w:pPr>
+    </w:lvl>
+    <w:lvl w:ilvl="1">
+      <w:start w:val="5"/>
+      <w:numFmt w:val="decimal"/>
+      <w:lvlText w:val="%2."/>
+      <w:lvlJc w:val="left"/>
+      <w:pPr>
+        <w:ind w:left="1440" w:hanging="480"/>
+      </w:pPr>
+    </w:lvl>
+    <w:lvl w:ilvl="2">
+      <w:start w:val="5"/>
+      <w:numFmt w:val="decimal"/>
+      <w:lvlText w:val="%3."/>
+      <w:lvlJc w:val="left"/>
+      <w:pPr>
+        <w:ind w:left="2160" w:hanging="480"/>
+      </w:pPr>
+    </w:lvl>
+    <w:lvl w:ilvl="3">
+      <w:start w:val="5"/>
+      <w:numFmt w:val="decimal"/>
+      <w:lvlText w:val="%4."/>
+      <w:lvlJc w:val="left"/>
+      <w:pPr>
+        <w:ind w:left="2880" w:hanging="480"/>
+      </w:pPr>
+    </w:lvl>
+    <w:lvl w:ilvl="4">
+      <w:start w:val="5"/>
+      <w:numFmt w:val="decimal"/>
+      <w:lvlText w:val="%5."/>
+      <w:lvlJc w:val="left"/>
+      <w:pPr>
+        <w:ind w:left="3600" w:hanging="480"/>
+      </w:pPr>
+    </w:lvl>
+    <w:lvl w:ilvl="5">
+      <w:start w:val="5"/>
+      <w:numFmt w:val="decimal"/>
+      <w:lvlText w:val="%6."/>
+      <w:lvlJc w:val="left"/>
+      <w:pPr>
+        <w:ind w:left="4320" w:hanging="480"/>
+      </w:pPr>
+    </w:lvl>
+    <w:lvl w:ilvl="6">
+      <w:start w:val="5"/>
+      <w:numFmt w:val="decimal"/>
+      <w:lvlText w:val="%7."/>
+      <w:lvlJc w:val="left"/>
+      <w:pPr>
+        <w:ind w:left="5040" w:hanging="480"/>
+      </w:pPr>
+    </w:lvl>
+    <w:lvl w:ilvl="7">
+      <w:start w:val="5"/>
+      <w:numFmt w:val="decimal"/>
+      <w:lvlText w:val="%8."/>
+      <w:lvlJc w:val="left"/>
+      <w:pPr>
+        <w:ind w:left="5760" w:hanging="480"/>
+      </w:pPr>
+    </w:lvl>
+    <w:lvl w:ilvl="8">
+      <w:start w:val="5"/>
+      <w:numFmt w:val="decimal"/>
+      <w:lvlText w:val="%9."/>
+      <w:lvlJc w:val="left"/>
+      <w:pPr>
+        <w:ind w:left="6480" w:hanging="480"/>
+      </w:pPr>
+    </w:lvl>
+  </w:abstractNum>
   <w:abstractNum w:abstractNumId="991">
     <w:nsid w:val="A991"/>
     <w:multiLevelType w:val="multilevel"/>
@@ -2391,91 +2205,6 @@
       </w:pPr>
     </w:lvl>
   </w:abstractNum>
-  <w:abstractNum w:abstractNumId="99415">
-    <w:nsid w:val="A99415"/>
-    <w:multiLevelType w:val="multilevel"/>
-    <w:lvl w:ilvl="0">
-      <w:start w:val="5"/>
-      <w:numFmt w:val="decimal"/>
-      <w:lvlText w:val="%1."/>
-      <w:lvlJc w:val="left"/>
-      <w:pPr>
-        <w:ind w:left="720" w:hanging="480"/>
-      </w:pPr>
-    </w:lvl>
-    <w:lvl w:ilvl="1">
-      <w:start w:val="5"/>
-      <w:numFmt w:val="decimal"/>
-      <w:lvlText w:val="%2."/>
-      <w:lvlJc w:val="left"/>
-      <w:pPr>
-        <w:ind w:left="1440" w:hanging="480"/>
-      </w:pPr>
-    </w:lvl>
-    <w:lvl w:ilvl="2">
-      <w:start w:val="5"/>
-      <w:numFmt w:val="decimal"/>
-      <w:lvlText w:val="%3."/>
-      <w:lvlJc w:val="left"/>
-      <w:pPr>
-        <w:ind w:left="2160" w:hanging="480"/>
-      </w:pPr>
-    </w:lvl>
-    <w:lvl w:ilvl="3">
-      <w:start w:val="5"/>
-      <w:numFmt w:val="decimal"/>
-      <w:lvlText w:val="%4."/>
-      <w:lvlJc w:val="left"/>
-      <w:pPr>
-        <w:ind w:left="2880" w:hanging="480"/>
-      </w:pPr>
-    </w:lvl>
-    <w:lvl w:ilvl="4">
-      <w:start w:val="5"/>
-      <w:numFmt w:val="decimal"/>
-      <w:lvlText w:val="%5."/>
-      <w:lvlJc w:val="left"/>
-      <w:pPr>
-        <w:ind w:left="3600" w:hanging="480"/>
-      </w:pPr>
-    </w:lvl>
-    <w:lvl w:ilvl="5">
-      <w:start w:val="5"/>
-      <w:numFmt w:val="decimal"/>
-      <w:lvlText w:val="%6."/>
-      <w:lvlJc w:val="left"/>
-      <w:pPr>
-        <w:ind w:left="4320" w:hanging="480"/>
-      </w:pPr>
-    </w:lvl>
-    <w:lvl w:ilvl="6">
-      <w:start w:val="5"/>
-      <w:numFmt w:val="decimal"/>
-      <w:lvlText w:val="%7."/>
-      <w:lvlJc w:val="left"/>
-      <w:pPr>
-        <w:ind w:left="5040" w:hanging="480"/>
-      </w:pPr>
-    </w:lvl>
-    <w:lvl w:ilvl="7">
-      <w:start w:val="5"/>
-      <w:numFmt w:val="decimal"/>
-      <w:lvlText w:val="%8."/>
-      <w:lvlJc w:val="left"/>
-      <w:pPr>
-        <w:ind w:left="5760" w:hanging="480"/>
-      </w:pPr>
-    </w:lvl>
-    <w:lvl w:ilvl="8">
-      <w:start w:val="5"/>
-      <w:numFmt w:val="decimal"/>
-      <w:lvlText w:val="%9."/>
-      <w:lvlJc w:val="left"/>
-      <w:pPr>
-        <w:ind w:left="6480" w:hanging="480"/>
-      </w:pPr>
-    </w:lvl>
-  </w:abstractNum>
   <w:abstractNum w:abstractNumId="99416">
     <w:nsid w:val="A99416"/>
     <w:multiLevelType w:val="multilevel"/>
@@ -2723,6 +2452,176 @@
     </w:lvl>
     <w:lvl w:ilvl="8">
       <w:start w:val="8"/>
+      <w:numFmt w:val="decimal"/>
+      <w:lvlText w:val="%9."/>
+      <w:lvlJc w:val="left"/>
+      <w:pPr>
+        <w:ind w:left="6480" w:hanging="480"/>
+      </w:pPr>
+    </w:lvl>
+  </w:abstractNum>
+  <w:abstractNum w:abstractNumId="99419">
+    <w:nsid w:val="A99419"/>
+    <w:multiLevelType w:val="multilevel"/>
+    <w:lvl w:ilvl="0">
+      <w:start w:val="9"/>
+      <w:numFmt w:val="decimal"/>
+      <w:lvlText w:val="%1."/>
+      <w:lvlJc w:val="left"/>
+      <w:pPr>
+        <w:ind w:left="720" w:hanging="480"/>
+      </w:pPr>
+    </w:lvl>
+    <w:lvl w:ilvl="1">
+      <w:start w:val="9"/>
+      <w:numFmt w:val="decimal"/>
+      <w:lvlText w:val="%2."/>
+      <w:lvlJc w:val="left"/>
+      <w:pPr>
+        <w:ind w:left="1440" w:hanging="480"/>
+      </w:pPr>
+    </w:lvl>
+    <w:lvl w:ilvl="2">
+      <w:start w:val="9"/>
+      <w:numFmt w:val="decimal"/>
+      <w:lvlText w:val="%3."/>
+      <w:lvlJc w:val="left"/>
+      <w:pPr>
+        <w:ind w:left="2160" w:hanging="480"/>
+      </w:pPr>
+    </w:lvl>
+    <w:lvl w:ilvl="3">
+      <w:start w:val="9"/>
+      <w:numFmt w:val="decimal"/>
+      <w:lvlText w:val="%4."/>
+      <w:lvlJc w:val="left"/>
+      <w:pPr>
+        <w:ind w:left="2880" w:hanging="480"/>
+      </w:pPr>
+    </w:lvl>
+    <w:lvl w:ilvl="4">
+      <w:start w:val="9"/>
+      <w:numFmt w:val="decimal"/>
+      <w:lvlText w:val="%5."/>
+      <w:lvlJc w:val="left"/>
+      <w:pPr>
+        <w:ind w:left="3600" w:hanging="480"/>
+      </w:pPr>
+    </w:lvl>
+    <w:lvl w:ilvl="5">
+      <w:start w:val="9"/>
+      <w:numFmt w:val="decimal"/>
+      <w:lvlText w:val="%6."/>
+      <w:lvlJc w:val="left"/>
+      <w:pPr>
+        <w:ind w:left="4320" w:hanging="480"/>
+      </w:pPr>
+    </w:lvl>
+    <w:lvl w:ilvl="6">
+      <w:start w:val="9"/>
+      <w:numFmt w:val="decimal"/>
+      <w:lvlText w:val="%7."/>
+      <w:lvlJc w:val="left"/>
+      <w:pPr>
+        <w:ind w:left="5040" w:hanging="480"/>
+      </w:pPr>
+    </w:lvl>
+    <w:lvl w:ilvl="7">
+      <w:start w:val="9"/>
+      <w:numFmt w:val="decimal"/>
+      <w:lvlText w:val="%8."/>
+      <w:lvlJc w:val="left"/>
+      <w:pPr>
+        <w:ind w:left="5760" w:hanging="480"/>
+      </w:pPr>
+    </w:lvl>
+    <w:lvl w:ilvl="8">
+      <w:start w:val="9"/>
+      <w:numFmt w:val="decimal"/>
+      <w:lvlText w:val="%9."/>
+      <w:lvlJc w:val="left"/>
+      <w:pPr>
+        <w:ind w:left="6480" w:hanging="480"/>
+      </w:pPr>
+    </w:lvl>
+  </w:abstractNum>
+  <w:abstractNum w:abstractNumId="994110">
+    <w:nsid w:val="A994110"/>
+    <w:multiLevelType w:val="multilevel"/>
+    <w:lvl w:ilvl="0">
+      <w:start w:val="10"/>
+      <w:numFmt w:val="decimal"/>
+      <w:lvlText w:val="%1."/>
+      <w:lvlJc w:val="left"/>
+      <w:pPr>
+        <w:ind w:left="720" w:hanging="480"/>
+      </w:pPr>
+    </w:lvl>
+    <w:lvl w:ilvl="1">
+      <w:start w:val="10"/>
+      <w:numFmt w:val="decimal"/>
+      <w:lvlText w:val="%2."/>
+      <w:lvlJc w:val="left"/>
+      <w:pPr>
+        <w:ind w:left="1440" w:hanging="480"/>
+      </w:pPr>
+    </w:lvl>
+    <w:lvl w:ilvl="2">
+      <w:start w:val="10"/>
+      <w:numFmt w:val="decimal"/>
+      <w:lvlText w:val="%3."/>
+      <w:lvlJc w:val="left"/>
+      <w:pPr>
+        <w:ind w:left="2160" w:hanging="480"/>
+      </w:pPr>
+    </w:lvl>
+    <w:lvl w:ilvl="3">
+      <w:start w:val="10"/>
+      <w:numFmt w:val="decimal"/>
+      <w:lvlText w:val="%4."/>
+      <w:lvlJc w:val="left"/>
+      <w:pPr>
+        <w:ind w:left="2880" w:hanging="480"/>
+      </w:pPr>
+    </w:lvl>
+    <w:lvl w:ilvl="4">
+      <w:start w:val="10"/>
+      <w:numFmt w:val="decimal"/>
+      <w:lvlText w:val="%5."/>
+      <w:lvlJc w:val="left"/>
+      <w:pPr>
+        <w:ind w:left="3600" w:hanging="480"/>
+      </w:pPr>
+    </w:lvl>
+    <w:lvl w:ilvl="5">
+      <w:start w:val="10"/>
+      <w:numFmt w:val="decimal"/>
+      <w:lvlText w:val="%6."/>
+      <w:lvlJc w:val="left"/>
+      <w:pPr>
+        <w:ind w:left="4320" w:hanging="480"/>
+      </w:pPr>
+    </w:lvl>
+    <w:lvl w:ilvl="6">
+      <w:start w:val="10"/>
+      <w:numFmt w:val="decimal"/>
+      <w:lvlText w:val="%7."/>
+      <w:lvlJc w:val="left"/>
+      <w:pPr>
+        <w:ind w:left="5040" w:hanging="480"/>
+      </w:pPr>
+    </w:lvl>
+    <w:lvl w:ilvl="7">
+      <w:start w:val="10"/>
+      <w:numFmt w:val="decimal"/>
+      <w:lvlText w:val="%8."/>
+      <w:lvlJc w:val="left"/>
+      <w:pPr>
+        <w:ind w:left="5760" w:hanging="480"/>
+      </w:pPr>
+    </w:lvl>
+    <w:lvl w:ilvl="8">
+      <w:start w:val="10"/>
       <w:numFmt w:val="decimal"/>
       <w:lvlText w:val="%9."/>
       <w:lvlJc w:val="left"/>
@@ -2940,48 +2839,39 @@
     </w:lvlOverride>
   </w:num>
   <w:num w:numId="1005">
-    <w:abstractNumId w:val="991"/>
+    <w:abstractNumId w:val="99415"/>
+    <w:lvlOverride w:ilvl="0">
+      <w:startOverride w:val="5"/>
+    </w:lvlOverride>
+    <w:lvlOverride w:ilvl="1">
+      <w:startOverride w:val="5"/>
+    </w:lvlOverride>
+    <w:lvlOverride w:ilvl="2">
+      <w:startOverride w:val="5"/>
+    </w:lvlOverride>
+    <w:lvlOverride w:ilvl="3">
+      <w:startOverride w:val="5"/>
+    </w:lvlOverride>
+    <w:lvlOverride w:ilvl="4">
+      <w:startOverride w:val="5"/>
+    </w:lvlOverride>
+    <w:lvlOverride w:ilvl="5">
+      <w:startOverride w:val="5"/>
+    </w:lvlOverride>
+    <w:lvlOverride w:ilvl="6">
+      <w:startOverride w:val="5"/>
+    </w:lvlOverride>
+    <w:lvlOverride w:ilvl="7">
+      <w:startOverride w:val="5"/>
+    </w:lvlOverride>
+    <w:lvlOverride w:ilvl="8">
+      <w:startOverride w:val="5"/>
+    </w:lvlOverride>
   </w:num>
   <w:num w:numId="1006">
     <w:abstractNumId w:val="991"/>
   </w:num>
   <w:num w:numId="1007">
-    <w:abstractNumId w:val="99415"/>
-    <w:lvlOverride w:ilvl="0">
-      <w:startOverride w:val="5"/>
-    </w:lvlOverride>
-    <w:lvlOverride w:ilvl="1">
-      <w:startOverride w:val="5"/>
-    </w:lvlOverride>
-    <w:lvlOverride w:ilvl="2">
-      <w:startOverride w:val="5"/>
-    </w:lvlOverride>
-    <w:lvlOverride w:ilvl="3">
-      <w:startOverride w:val="5"/>
-    </w:lvlOverride>
-    <w:lvlOverride w:ilvl="4">
-      <w:startOverride w:val="5"/>
-    </w:lvlOverride>
-    <w:lvlOverride w:ilvl="5">
-      <w:startOverride w:val="5"/>
-    </w:lvlOverride>
-    <w:lvlOverride w:ilvl="6">
-      <w:startOverride w:val="5"/>
-    </w:lvlOverride>
-    <w:lvlOverride w:ilvl="7">
-      <w:startOverride w:val="5"/>
-    </w:lvlOverride>
-    <w:lvlOverride w:ilvl="8">
-      <w:startOverride w:val="5"/>
-    </w:lvlOverride>
-  </w:num>
-  <w:num w:numId="1008">
-    <w:abstractNumId w:val="991"/>
-  </w:num>
-  <w:num w:numId="1009">
-    <w:abstractNumId w:val="991"/>
-  </w:num>
-  <w:num w:numId="1010">
     <w:abstractNumId w:val="99416"/>
     <w:lvlOverride w:ilvl="0">
       <w:startOverride w:val="6"/>
@@ -3011,7 +2901,7 @@
       <w:startOverride w:val="6"/>
     </w:lvlOverride>
   </w:num>
-  <w:num w:numId="1011">
+  <w:num w:numId="1008">
     <w:abstractNumId w:val="99417"/>
     <w:lvlOverride w:ilvl="0">
       <w:startOverride w:val="7"/>
@@ -3041,7 +2931,7 @@
       <w:startOverride w:val="7"/>
     </w:lvlOverride>
   </w:num>
-  <w:num w:numId="1012">
+  <w:num w:numId="1009">
     <w:abstractNumId w:val="99418"/>
     <w:lvlOverride w:ilvl="0">
       <w:startOverride w:val="8"/>
@@ -3071,7 +2961,67 @@
       <w:startOverride w:val="8"/>
     </w:lvlOverride>
   </w:num>
-  <w:num w:numId="1013">
+  <w:num w:numId="1010">
+    <w:abstractNumId w:val="99419"/>
+    <w:lvlOverride w:ilvl="0">
+      <w:startOverride w:val="9"/>
+    </w:lvlOverride>
+    <w:lvlOverride w:ilvl="1">
+      <w:startOverride w:val="9"/>
+    </w:lvlOverride>
+    <w:lvlOverride w:ilvl="2">
+      <w:startOverride w:val="9"/>
+    </w:lvlOverride>
+    <w:lvlOverride w:ilvl="3">
+      <w:startOverride w:val="9"/>
+    </w:lvlOverride>
+    <w:lvlOverride w:ilvl="4">
+      <w:startOverride w:val="9"/>
+    </w:lvlOverride>
+    <w:lvlOverride w:ilvl="5">
+      <w:startOverride w:val="9"/>
+    </w:lvlOverride>
+    <w:lvlOverride w:ilvl="6">
+      <w:startOverride w:val="9"/>
+    </w:lvlOverride>
+    <w:lvlOverride w:ilvl="7">
+      <w:startOverride w:val="9"/>
+    </w:lvlOverride>
+    <w:lvlOverride w:ilvl="8">
+      <w:startOverride w:val="9"/>
+    </w:lvlOverride>
+  </w:num>
+  <w:num w:numId="1011">
+    <w:abstractNumId w:val="994110"/>
+    <w:lvlOverride w:ilvl="0">
+      <w:startOverride w:val="10"/>
+    </w:lvlOverride>
+    <w:lvlOverride w:ilvl="1">
+      <w:startOverride w:val="10"/>
+    </w:lvlOverride>
+    <w:lvlOverride w:ilvl="2">
+      <w:startOverride w:val="10"/>
+    </w:lvlOverride>
+    <w:lvlOverride w:ilvl="3">
+      <w:startOverride w:val="10"/>
+    </w:lvlOverride>
+    <w:lvlOverride w:ilvl="4">
+      <w:startOverride w:val="10"/>
+    </w:lvlOverride>
+    <w:lvlOverride w:ilvl="5">
+      <w:startOverride w:val="10"/>
+    </w:lvlOverride>
+    <w:lvlOverride w:ilvl="6">
+      <w:startOverride w:val="10"/>
+    </w:lvlOverride>
+    <w:lvlOverride w:ilvl="7">
+      <w:startOverride w:val="10"/>
+    </w:lvlOverride>
+    <w:lvlOverride w:ilvl="8">
+      <w:startOverride w:val="10"/>
+    </w:lvlOverride>
+  </w:num>
+  <w:num w:numId="1012">
     <w:abstractNumId w:val="99411"/>
     <w:lvlOverride w:ilvl="0">
       <w:startOverride w:val="1"/>
@@ -3101,7 +3051,7 @@
       <w:startOverride w:val="1"/>
     </w:lvlOverride>
   </w:num>
-  <w:num w:numId="1014">
+  <w:num w:numId="1013">
     <w:abstractNumId w:val="99412"/>
     <w:lvlOverride w:ilvl="0">
       <w:startOverride w:val="2"/>
@@ -3131,7 +3081,67 @@
       <w:startOverride w:val="2"/>
     </w:lvlOverride>
   </w:num>
+  <w:num w:numId="1014">
+    <w:abstractNumId w:val="99411"/>
+    <w:lvlOverride w:ilvl="0">
+      <w:startOverride w:val="1"/>
+    </w:lvlOverride>
+    <w:lvlOverride w:ilvl="1">
+      <w:startOverride w:val="1"/>
+    </w:lvlOverride>
+    <w:lvlOverride w:ilvl="2">
+      <w:startOverride w:val="1"/>
+    </w:lvlOverride>
+    <w:lvlOverride w:ilvl="3">
+      <w:startOverride w:val="1"/>
+    </w:lvlOverride>
+    <w:lvlOverride w:ilvl="4">
+      <w:startOverride w:val="1"/>
+    </w:lvlOverride>
+    <w:lvlOverride w:ilvl="5">
+      <w:startOverride w:val="1"/>
+    </w:lvlOverride>
+    <w:lvlOverride w:ilvl="6">
+      <w:startOverride w:val="1"/>
+    </w:lvlOverride>
+    <w:lvlOverride w:ilvl="7">
+      <w:startOverride w:val="1"/>
+    </w:lvlOverride>
+    <w:lvlOverride w:ilvl="8">
+      <w:startOverride w:val="1"/>
+    </w:lvlOverride>
+  </w:num>
   <w:num w:numId="1015">
+    <w:abstractNumId w:val="99412"/>
+    <w:lvlOverride w:ilvl="0">
+      <w:startOverride w:val="2"/>
+    </w:lvlOverride>
+    <w:lvlOverride w:ilvl="1">
+      <w:startOverride w:val="2"/>
+    </w:lvlOverride>
+    <w:lvlOverride w:ilvl="2">
+      <w:startOverride w:val="2"/>
+    </w:lvlOverride>
+    <w:lvlOverride w:ilvl="3">
+      <w:startOverride w:val="2"/>
+    </w:lvlOverride>
+    <w:lvlOverride w:ilvl="4">
+      <w:startOverride w:val="2"/>
+    </w:lvlOverride>
+    <w:lvlOverride w:ilvl="5">
+      <w:startOverride w:val="2"/>
+    </w:lvlOverride>
+    <w:lvlOverride w:ilvl="6">
+      <w:startOverride w:val="2"/>
+    </w:lvlOverride>
+    <w:lvlOverride w:ilvl="7">
+      <w:startOverride w:val="2"/>
+    </w:lvlOverride>
+    <w:lvlOverride w:ilvl="8">
+      <w:startOverride w:val="2"/>
+    </w:lvlOverride>
+  </w:num>
+  <w:num w:numId="1016">
     <w:abstractNumId w:val="99413"/>
     <w:lvlOverride w:ilvl="0">
       <w:startOverride w:val="3"/>
@@ -3161,7 +3171,7 @@
       <w:startOverride w:val="3"/>
     </w:lvlOverride>
   </w:num>
-  <w:num w:numId="1016">
+  <w:num w:numId="1017">
     <w:abstractNumId w:val="99414"/>
     <w:lvlOverride w:ilvl="0">
       <w:startOverride w:val="4"/>
@@ -3191,97 +3201,37 @@
       <w:startOverride w:val="4"/>
     </w:lvlOverride>
   </w:num>
-  <w:num w:numId="1017">
-    <w:abstractNumId w:val="99415"/>
+  <w:num w:numId="1018">
+    <w:abstractNumId w:val="99411"/>
     <w:lvlOverride w:ilvl="0">
-      <w:startOverride w:val="5"/>
+      <w:startOverride w:val="1"/>
     </w:lvlOverride>
     <w:lvlOverride w:ilvl="1">
-      <w:startOverride w:val="5"/>
+      <w:startOverride w:val="1"/>
     </w:lvlOverride>
     <w:lvlOverride w:ilvl="2">
-      <w:startOverride w:val="5"/>
+      <w:startOverride w:val="1"/>
     </w:lvlOverride>
     <w:lvlOverride w:ilvl="3">
-      <w:startOverride w:val="5"/>
+      <w:startOverride w:val="1"/>
     </w:lvlOverride>
     <w:lvlOverride w:ilvl="4">
-      <w:startOverride w:val="5"/>
+      <w:startOverride w:val="1"/>
     </w:lvlOverride>
     <w:lvlOverride w:ilvl="5">
-      <w:startOverride w:val="5"/>
+      <w:startOverride w:val="1"/>
     </w:lvlOverride>
     <w:lvlOverride w:ilvl="6">
-      <w:startOverride w:val="5"/>
+      <w:startOverride w:val="1"/>
     </w:lvlOverride>
     <w:lvlOverride w:ilvl="7">
-      <w:startOverride w:val="5"/>
+      <w:startOverride w:val="1"/>
     </w:lvlOverride>
     <w:lvlOverride w:ilvl="8">
-      <w:startOverride w:val="5"/>
-    </w:lvlOverride>
-  </w:num>
-  <w:num w:numId="1018">
-    <w:abstractNumId w:val="99416"/>
-    <w:lvlOverride w:ilvl="0">
-      <w:startOverride w:val="6"/>
-    </w:lvlOverride>
-    <w:lvlOverride w:ilvl="1">
-      <w:startOverride w:val="6"/>
-    </w:lvlOverride>
-    <w:lvlOverride w:ilvl="2">
-      <w:startOverride w:val="6"/>
-    </w:lvlOverride>
-    <w:lvlOverride w:ilvl="3">
-      <w:startOverride w:val="6"/>
-    </w:lvlOverride>
-    <w:lvlOverride w:ilvl="4">
-      <w:startOverride w:val="6"/>
-    </w:lvlOverride>
-    <w:lvlOverride w:ilvl="5">
-      <w:startOverride w:val="6"/>
-    </w:lvlOverride>
-    <w:lvlOverride w:ilvl="6">
-      <w:startOverride w:val="6"/>
-    </w:lvlOverride>
-    <w:lvlOverride w:ilvl="7">
-      <w:startOverride w:val="6"/>
-    </w:lvlOverride>
-    <w:lvlOverride w:ilvl="8">
-      <w:startOverride w:val="6"/>
+      <w:startOverride w:val="1"/>
     </w:lvlOverride>
   </w:num>
   <w:num w:numId="1019">
-    <w:abstractNumId w:val="99411"/>
-    <w:lvlOverride w:ilvl="0">
-      <w:startOverride w:val="1"/>
-    </w:lvlOverride>
-    <w:lvlOverride w:ilvl="1">
-      <w:startOverride w:val="1"/>
-    </w:lvlOverride>
-    <w:lvlOverride w:ilvl="2">
-      <w:startOverride w:val="1"/>
-    </w:lvlOverride>
-    <w:lvlOverride w:ilvl="3">
-      <w:startOverride w:val="1"/>
-    </w:lvlOverride>
-    <w:lvlOverride w:ilvl="4">
-      <w:startOverride w:val="1"/>
-    </w:lvlOverride>
-    <w:lvlOverride w:ilvl="5">
-      <w:startOverride w:val="1"/>
-    </w:lvlOverride>
-    <w:lvlOverride w:ilvl="6">
-      <w:startOverride w:val="1"/>
-    </w:lvlOverride>
-    <w:lvlOverride w:ilvl="7">
-      <w:startOverride w:val="1"/>
-    </w:lvlOverride>
-    <w:lvlOverride w:ilvl="8">
-      <w:startOverride w:val="1"/>
-    </w:lvlOverride>
-  </w:num>
-  <w:num w:numId="1020">
     <w:abstractNumId w:val="99412"/>
     <w:lvlOverride w:ilvl="0">
       <w:startOverride w:val="2"/>
@@ -3309,6 +3259,36 @@
     </w:lvlOverride>
     <w:lvlOverride w:ilvl="8">
       <w:startOverride w:val="2"/>
+    </w:lvlOverride>
+  </w:num>
+  <w:num w:numId="1020">
+    <w:abstractNumId w:val="99413"/>
+    <w:lvlOverride w:ilvl="0">
+      <w:startOverride w:val="3"/>
+    </w:lvlOverride>
+    <w:lvlOverride w:ilvl="1">
+      <w:startOverride w:val="3"/>
+    </w:lvlOverride>
+    <w:lvlOverride w:ilvl="2">
+      <w:startOverride w:val="3"/>
+    </w:lvlOverride>
+    <w:lvlOverride w:ilvl="3">
+      <w:startOverride w:val="3"/>
+    </w:lvlOverride>
+    <w:lvlOverride w:ilvl="4">
+      <w:startOverride w:val="3"/>
+    </w:lvlOverride>
+    <w:lvlOverride w:ilvl="5">
+      <w:startOverride w:val="3"/>
+    </w:lvlOverride>
+    <w:lvlOverride w:ilvl="6">
+      <w:startOverride w:val="3"/>
+    </w:lvlOverride>
+    <w:lvlOverride w:ilvl="7">
+      <w:startOverride w:val="3"/>
+    </w:lvlOverride>
+    <w:lvlOverride w:ilvl="8">
+      <w:startOverride w:val="3"/>
     </w:lvlOverride>
   </w:num>
 </w:numbering>

--- a/report/lab16/report/report/report.docx
+++ b/report/lab16/report/report/report.docx
@@ -25,7 +25,7 @@
         <w:t xml:space="preserve"> </w:t>
       </w:r>
       <w:r>
-        <w:t xml:space="preserve">7.</w:t>
+        <w:t xml:space="preserve">16.</w:t>
       </w:r>
     </w:p>
     <w:p>
@@ -33,25 +33,43 @@
         <w:pStyle w:val="Subtitle"/>
       </w:pPr>
       <w:r>
-        <w:t xml:space="preserve">Расширенные</w:t>
+        <w:t xml:space="preserve">Базовая</w:t>
       </w:r>
       <w:r>
         <w:t xml:space="preserve"> </w:t>
       </w:r>
       <w:r>
-        <w:t xml:space="preserve">настройки</w:t>
+        <w:t xml:space="preserve">защита</w:t>
       </w:r>
       <w:r>
         <w:t xml:space="preserve"> </w:t>
       </w:r>
       <w:r>
-        <w:t xml:space="preserve">межсетевого</w:t>
+        <w:t xml:space="preserve">от</w:t>
       </w:r>
       <w:r>
         <w:t xml:space="preserve"> </w:t>
       </w:r>
       <w:r>
-        <w:t xml:space="preserve">экрана</w:t>
+        <w:t xml:space="preserve">атак</w:t>
+      </w:r>
+      <w:r>
+        <w:t xml:space="preserve"> </w:t>
+      </w:r>
+      <w:r>
+        <w:t xml:space="preserve">типа</w:t>
+      </w:r>
+      <w:r>
+        <w:t xml:space="preserve"> </w:t>
+      </w:r>
+      <w:r>
+        <w:t xml:space="preserve">«brute</w:t>
+      </w:r>
+      <w:r>
+        <w:t xml:space="preserve"> </w:t>
+      </w:r>
+      <w:r>
+        <w:t xml:space="preserve">force»</w:t>
       </w:r>
     </w:p>
     <w:p>
@@ -123,11 +141,11 @@
         <w:pStyle w:val="FirstParagraph"/>
       </w:pPr>
       <w:r>
-        <w:t xml:space="preserve">Получить навыки настройки межсетевого экрана в Linux в части переадресации портов и настройки Masquerading.</w:t>
+        <w:t xml:space="preserve">Получить навыки работы с программным средством Fail2ban для обеспечения базовой защиты от атак типа «brute force»</w:t>
       </w:r>
     </w:p>
     <w:bookmarkEnd w:id="20"/>
-    <w:bookmarkStart w:id="83" w:name="задание"/>
+    <w:bookmarkStart w:id="21" w:name="задание"/>
     <w:p>
       <w:pPr>
         <w:pStyle w:val="Heading1"/>
@@ -154,7 +172,7 @@
         <w:pStyle w:val="Compact"/>
       </w:pPr>
       <w:r>
-        <w:t xml:space="preserve">Настройте межсетевой экран виртуальной машины server для доступа к серверу по протоколу SSH не через 22-й порт, а через порт 2022.</w:t>
+        <w:t xml:space="preserve">Установите и настройте Fail2ban для отслеживания работы установленных на сервере служб.</w:t>
       </w:r>
     </w:p>
     <w:p>
@@ -166,7 +184,7 @@
         <w:pStyle w:val="Compact"/>
       </w:pPr>
       <w:r>
-        <w:t xml:space="preserve">Настройте Port Forwarding на виртуальной машине server.</w:t>
+        <w:t xml:space="preserve">Проверьте работу Fail2ban посредством попыток несанкционированного доступа с клиента на сервер через SSH.</w:t>
       </w:r>
     </w:p>
     <w:p>
@@ -178,31 +196,20 @@
         <w:pStyle w:val="Compact"/>
       </w:pPr>
       <w:r>
-        <w:t xml:space="preserve">Настройте маскарадинг на виртуальной машине server для организации доступа клиента к сети Интернет.</w:t>
-      </w:r>
-    </w:p>
-    <w:p>
-      <w:pPr>
-        <w:numPr>
-          <w:ilvl w:val="0"/>
-          <w:numId w:val="1001"/>
-        </w:numPr>
-        <w:pStyle w:val="Compact"/>
-      </w:pPr>
-      <w:r>
-        <w:t xml:space="preserve">Напишите скрипт для Vagrant, фиксирующий действия по расширенной настройке межсетевого экрана. Соответствующим образом внести изменения в Vagrantfile.</w:t>
-      </w:r>
-    </w:p>
-    <w:bookmarkStart w:id="82" w:name="последовательность-выполнения-работы"/>
-    <w:p>
-      <w:pPr>
-        <w:pStyle w:val="Heading2"/>
+        <w:t xml:space="preserve">Напишите скрипт для Vagrant, фиксирующий действия по установке и настройке Fail2ban.</w:t>
+      </w:r>
+    </w:p>
+    <w:bookmarkEnd w:id="21"/>
+    <w:bookmarkStart w:id="102" w:name="последовательность-выполнения-работы"/>
+    <w:p>
+      <w:pPr>
+        <w:pStyle w:val="Heading1"/>
       </w:pPr>
       <w:r>
         <w:rPr>
           <w:rStyle w:val="SectionNumber"/>
         </w:rPr>
-        <w:t xml:space="preserve">2.1</w:t>
+        <w:t xml:space="preserve">3</w:t>
       </w:r>
       <w:r>
         <w:tab/>
@@ -211,7 +218,7 @@
         <w:t xml:space="preserve">Последовательность выполнения работы</w:t>
       </w:r>
     </w:p>
-    <w:bookmarkStart w:id="51" w:name="X81256833670938f46de0fdb5c3524886fd497d8"/>
+    <w:bookmarkStart w:id="60" w:name="защита-с-помощью-fail2ban"/>
     <w:p>
       <w:pPr>
         <w:pStyle w:val="Heading3"/>
@@ -220,13 +227,13 @@
         <w:rPr>
           <w:rStyle w:val="SectionNumber"/>
         </w:rPr>
-        <w:t xml:space="preserve">2.1.1</w:t>
+        <w:t xml:space="preserve">3.0.1</w:t>
       </w:r>
       <w:r>
         <w:tab/>
       </w:r>
       <w:r>
-        <w:t xml:space="preserve">Создание пользовательской службы firewalld</w:t>
+        <w:t xml:space="preserve">Защита с помощью Fail2ban</w:t>
       </w:r>
     </w:p>
     <w:p>
@@ -235,20 +242,10 @@
           <w:ilvl w:val="0"/>
           <w:numId w:val="1002"/>
         </w:numPr>
-      </w:pPr>
-      <w:r>
-        <w:t xml:space="preserve">Загрузите вашу операционную систему и перейдите в рабочий каталог с проектом.</w:t>
-      </w:r>
-    </w:p>
-    <w:p>
-      <w:pPr>
-        <w:numPr>
-          <w:ilvl w:val="0"/>
-          <w:numId w:val="1002"/>
-        </w:numPr>
-      </w:pPr>
-      <w:r>
-        <w:t xml:space="preserve">Запустите виртуальную машину server:(рис. 1)</w:t>
+        <w:pStyle w:val="Compact"/>
+      </w:pPr>
+      <w:r>
+        <w:t xml:space="preserve">На сервере установите fail2ban:(рис. 1)</w:t>
       </w:r>
     </w:p>
     <w:p>
@@ -258,20 +255,20 @@
       <w:r>
         <w:drawing>
           <wp:inline>
-            <wp:extent cx="4800600" cy="736934"/>
+            <wp:extent cx="4800600" cy="861112"/>
             <wp:effectExtent b="0" l="0" r="0" t="0"/>
-            <wp:docPr descr="Запускаем server" title="" id="22" name="Picture"/>
+            <wp:docPr descr="На сервере установим fail2ban" title="" id="23" name="Picture"/>
             <a:graphic>
               <a:graphicData uri="http://schemas.openxmlformats.org/drawingml/2006/picture">
                 <pic:pic>
                   <pic:nvPicPr>
-                    <pic:cNvPr descr="image/1.png" id="23" name="Picture"/>
+                    <pic:cNvPr descr="image/1.png" id="24" name="Picture"/>
                     <pic:cNvPicPr>
                       <a:picLocks noChangeArrowheads="1" noChangeAspect="1"/>
                     </pic:cNvPicPr>
                   </pic:nvPicPr>
                   <pic:blipFill>
-                    <a:blip r:embed="rId21"/>
+                    <a:blip r:embed="rId22"/>
                     <a:stretch>
                       <a:fillRect/>
                     </a:stretch>
@@ -279,7 +276,7 @@
                   <pic:spPr bwMode="auto">
                     <a:xfrm>
                       <a:off x="0" y="0"/>
-                      <a:ext cx="4800600" cy="736934"/>
+                      <a:ext cx="4800600" cy="861112"/>
                     </a:xfrm>
                     <a:prstGeom prst="rect">
                       <a:avLst/>
@@ -303,7 +300,7 @@
         <w:pStyle w:val="ImageCaption"/>
       </w:pPr>
       <w:r>
-        <w:t xml:space="preserve">Рис. 1: Запускаем server</w:t>
+        <w:t xml:space="preserve">Рис. 1: На сервере установим fail2ban</w:t>
       </w:r>
     </w:p>
     <w:p>
@@ -315,7 +312,7 @@
         <w:pStyle w:val="Compact"/>
       </w:pPr>
       <w:r>
-        <w:t xml:space="preserve">На виртуальной машине server войдите под вашим пользователем и откройте терминал. Перейдите в режим суперпользователя:(рис. 2)</w:t>
+        <w:t xml:space="preserve">Запустите сервер fail2ban:(рис. 2)</w:t>
       </w:r>
     </w:p>
     <w:p>
@@ -325,20 +322,20 @@
       <w:r>
         <w:drawing>
           <wp:inline>
-            <wp:extent cx="4800600" cy="1082575"/>
+            <wp:extent cx="4800600" cy="470292"/>
             <wp:effectExtent b="0" l="0" r="0" t="0"/>
-            <wp:docPr descr="Переходим в режим суперпользователя" title="" id="25" name="Picture"/>
+            <wp:docPr descr="На сервере установим fail2ban" title="" id="26" name="Picture"/>
             <a:graphic>
               <a:graphicData uri="http://schemas.openxmlformats.org/drawingml/2006/picture">
                 <pic:pic>
                   <pic:nvPicPr>
-                    <pic:cNvPr descr="image/2.png" id="26" name="Picture"/>
+                    <pic:cNvPr descr="image/2.png" id="27" name="Picture"/>
                     <pic:cNvPicPr>
                       <a:picLocks noChangeArrowheads="1" noChangeAspect="1"/>
                     </pic:cNvPicPr>
                   </pic:nvPicPr>
                   <pic:blipFill>
-                    <a:blip r:embed="rId24"/>
+                    <a:blip r:embed="rId25"/>
                     <a:stretch>
                       <a:fillRect/>
                     </a:stretch>
@@ -346,7 +343,7 @@
                   <pic:spPr bwMode="auto">
                     <a:xfrm>
                       <a:off x="0" y="0"/>
-                      <a:ext cx="4800600" cy="1082575"/>
+                      <a:ext cx="4800600" cy="470292"/>
                     </a:xfrm>
                     <a:prstGeom prst="rect">
                       <a:avLst/>
@@ -370,7 +367,7 @@
         <w:pStyle w:val="ImageCaption"/>
       </w:pPr>
       <w:r>
-        <w:t xml:space="preserve">Рис. 2: Переходим в режим суперпользователя</w:t>
+        <w:t xml:space="preserve">Рис. 2: На сервере установим fail2ban</w:t>
       </w:r>
     </w:p>
     <w:p>
@@ -382,7 +379,7 @@
         <w:pStyle w:val="Compact"/>
       </w:pPr>
       <w:r>
-        <w:t xml:space="preserve">На основе существующего файла описания службы ssh создайте файл с собственным описанием:(рис. 3)</w:t>
+        <w:t xml:space="preserve">В дополнительном терминале запустите просмотр журнала событий fail2ban:(рис. 3)</w:t>
       </w:r>
     </w:p>
     <w:p>
@@ -392,20 +389,20 @@
       <w:r>
         <w:drawing>
           <wp:inline>
-            <wp:extent cx="4800600" cy="541849"/>
+            <wp:extent cx="4800600" cy="893050"/>
             <wp:effectExtent b="0" l="0" r="0" t="0"/>
-            <wp:docPr descr="Создаем файл с собственным описанием" title="" id="28" name="Picture"/>
+            <wp:docPr descr="Запустим просмотр журнала событий" title="" id="29" name="Picture"/>
             <a:graphic>
               <a:graphicData uri="http://schemas.openxmlformats.org/drawingml/2006/picture">
                 <pic:pic>
                   <pic:nvPicPr>
-                    <pic:cNvPr descr="image/3.png" id="29" name="Picture"/>
+                    <pic:cNvPr descr="image/3.png" id="30" name="Picture"/>
                     <pic:cNvPicPr>
                       <a:picLocks noChangeArrowheads="1" noChangeAspect="1"/>
                     </pic:cNvPicPr>
                   </pic:nvPicPr>
                   <pic:blipFill>
-                    <a:blip r:embed="rId27"/>
+                    <a:blip r:embed="rId28"/>
                     <a:stretch>
                       <a:fillRect/>
                     </a:stretch>
@@ -413,7 +410,7 @@
                   <pic:spPr bwMode="auto">
                     <a:xfrm>
                       <a:off x="0" y="0"/>
-                      <a:ext cx="4800600" cy="541849"/>
+                      <a:ext cx="4800600" cy="893050"/>
                     </a:xfrm>
                     <a:prstGeom prst="rect">
                       <a:avLst/>
@@ -437,7 +434,7 @@
         <w:pStyle w:val="ImageCaption"/>
       </w:pPr>
       <w:r>
-        <w:t xml:space="preserve">Рис. 3: Создаем файл с собственным описанием</w:t>
+        <w:t xml:space="preserve">Рис. 3: Запустим просмотр журнала событий</w:t>
       </w:r>
     </w:p>
     <w:p>
@@ -449,7 +446,7 @@
         <w:pStyle w:val="Compact"/>
       </w:pPr>
       <w:r>
-        <w:t xml:space="preserve">Посмотрите содержимое файла службы:(рис. 4)</w:t>
+        <w:t xml:space="preserve">Создайте файл с локальной конфигурацией fail2ban:(рис. 4)</w:t>
       </w:r>
     </w:p>
     <w:p>
@@ -459,20 +456,20 @@
       <w:r>
         <w:drawing>
           <wp:inline>
-            <wp:extent cx="4800600" cy="1491631"/>
+            <wp:extent cx="4800600" cy="248993"/>
             <wp:effectExtent b="0" l="0" r="0" t="0"/>
-            <wp:docPr descr="Содержание файла службы" title="" id="31" name="Picture"/>
+            <wp:docPr descr="Создадим файл конфигурации fail2ban" title="" id="32" name="Picture"/>
             <a:graphic>
               <a:graphicData uri="http://schemas.openxmlformats.org/drawingml/2006/picture">
                 <pic:pic>
                   <pic:nvPicPr>
-                    <pic:cNvPr descr="image/4.png" id="32" name="Picture"/>
+                    <pic:cNvPr descr="image/4.png" id="33" name="Picture"/>
                     <pic:cNvPicPr>
                       <a:picLocks noChangeArrowheads="1" noChangeAspect="1"/>
                     </pic:cNvPicPr>
                   </pic:nvPicPr>
                   <pic:blipFill>
-                    <a:blip r:embed="rId30"/>
+                    <a:blip r:embed="rId31"/>
                     <a:stretch>
                       <a:fillRect/>
                     </a:stretch>
@@ -480,7 +477,7 @@
                   <pic:spPr bwMode="auto">
                     <a:xfrm>
                       <a:off x="0" y="0"/>
-                      <a:ext cx="4800600" cy="1491631"/>
+                      <a:ext cx="4800600" cy="248993"/>
                     </a:xfrm>
                     <a:prstGeom prst="rect">
                       <a:avLst/>
@@ -504,23 +501,7 @@
         <w:pStyle w:val="ImageCaption"/>
       </w:pPr>
       <w:r>
-        <w:t xml:space="preserve">Рис. 4: Содержание файла службы</w:t>
-      </w:r>
-    </w:p>
-    <w:p>
-      <w:pPr>
-        <w:pStyle w:val="BodyText"/>
-      </w:pPr>
-      <w:r>
-        <w:t xml:space="preserve">В отчёте построчно прокомментируйте принцип синтаксиса файла описания службы.</w:t>
-      </w:r>
-    </w:p>
-    <w:p>
-      <w:pPr>
-        <w:pStyle w:val="BodyText"/>
-      </w:pPr>
-      <w:r>
-        <w:t xml:space="preserve">В файле содержится несколько разделов с информацией</w:t>
+        <w:t xml:space="preserve">Рис. 4: Создадим файл конфигурации fail2ban</w:t>
       </w:r>
     </w:p>
     <w:p>
@@ -529,42 +510,10 @@
           <w:ilvl w:val="0"/>
           <w:numId w:val="1006"/>
         </w:numPr>
-      </w:pPr>
-      <w:r>
-        <w:t xml:space="preserve">service — корневой элемент XML-файла, который определяет службу. Все параметры службы (название, описание, порты) заключаются внутрь этого тега.</w:t>
-      </w:r>
-    </w:p>
-    <w:p>
-      <w:pPr>
-        <w:numPr>
-          <w:ilvl w:val="0"/>
-          <w:numId w:val="1006"/>
-        </w:numPr>
-      </w:pPr>
-      <w:r>
-        <w:t xml:space="preserve">short — краткое название службы, которое будет отображаться в интерфейсах управления firewalld.</w:t>
-      </w:r>
-    </w:p>
-    <w:p>
-      <w:pPr>
-        <w:numPr>
-          <w:ilvl w:val="0"/>
-          <w:numId w:val="1006"/>
-        </w:numPr>
-      </w:pPr>
-      <w:r>
-        <w:t xml:space="preserve">description - это коментарий в котором расписано о чем сам файл, для чего он нужен.</w:t>
-      </w:r>
-    </w:p>
-    <w:p>
-      <w:pPr>
-        <w:numPr>
-          <w:ilvl w:val="0"/>
-          <w:numId w:val="1006"/>
-        </w:numPr>
-      </w:pPr>
-      <w:r>
-        <w:t xml:space="preserve">port - определяет сетевой порт, связанный со службой.</w:t>
+        <w:pStyle w:val="Compact"/>
+      </w:pPr>
+      <w:r>
+        <w:t xml:space="preserve">В файле /etc/fail2ban/jail.d/customisation.local:</w:t>
       </w:r>
     </w:p>
     <w:p>
@@ -576,7 +525,19 @@
         <w:pStyle w:val="Compact"/>
       </w:pPr>
       <w:r>
-        <w:t xml:space="preserve">Откройте файл описания службы на редактирование и замените порт 22 на новый порт (2022). В этом же файле скорректируйте описание службы для демонстрации, укажите, что это модифицированный файл службы.(рис. 5)</w:t>
+        <w:t xml:space="preserve">задайте время блокирования на 1 час (время задаётся в секундах).</w:t>
+      </w:r>
+    </w:p>
+    <w:p>
+      <w:pPr>
+        <w:numPr>
+          <w:ilvl w:val="0"/>
+          <w:numId w:val="1007"/>
+        </w:numPr>
+        <w:pStyle w:val="Compact"/>
+      </w:pPr>
+      <w:r>
+        <w:t xml:space="preserve">включите защиту SSH:(рис. 5)</w:t>
       </w:r>
     </w:p>
     <w:p>
@@ -586,20 +547,20 @@
       <w:r>
         <w:drawing>
           <wp:inline>
-            <wp:extent cx="4800600" cy="950613"/>
+            <wp:extent cx="4800600" cy="2121539"/>
             <wp:effectExtent b="0" l="0" r="0" t="0"/>
-            <wp:docPr descr="Измененная информация" title="" id="34" name="Picture"/>
+            <wp:docPr descr="Редактируем customisation.local" title="" id="35" name="Picture"/>
             <a:graphic>
               <a:graphicData uri="http://schemas.openxmlformats.org/drawingml/2006/picture">
                 <pic:pic>
                   <pic:nvPicPr>
-                    <pic:cNvPr descr="image/6.png" id="35" name="Picture"/>
+                    <pic:cNvPr descr="image/5.png" id="36" name="Picture"/>
                     <pic:cNvPicPr>
                       <a:picLocks noChangeArrowheads="1" noChangeAspect="1"/>
                     </pic:cNvPicPr>
                   </pic:nvPicPr>
                   <pic:blipFill>
-                    <a:blip r:embed="rId33"/>
+                    <a:blip r:embed="rId34"/>
                     <a:stretch>
                       <a:fillRect/>
                     </a:stretch>
@@ -607,7 +568,7 @@
                   <pic:spPr bwMode="auto">
                     <a:xfrm>
                       <a:off x="0" y="0"/>
-                      <a:ext cx="4800600" cy="950613"/>
+                      <a:ext cx="4800600" cy="2121539"/>
                     </a:xfrm>
                     <a:prstGeom prst="rect">
                       <a:avLst/>
@@ -631,7 +592,7 @@
         <w:pStyle w:val="ImageCaption"/>
       </w:pPr>
       <w:r>
-        <w:t xml:space="preserve">Рис. 5: Измененная информация</w:t>
+        <w:t xml:space="preserve">Рис. 5: Редактируем customisation.local</w:t>
       </w:r>
     </w:p>
     <w:p>
@@ -643,7 +604,7 @@
         <w:pStyle w:val="Compact"/>
       </w:pPr>
       <w:r>
-        <w:t xml:space="preserve">Просмотрите список доступных FirewallD служб:(рис. 6)</w:t>
+        <w:t xml:space="preserve">Перезапустите fail2ban(рис. 6)</w:t>
       </w:r>
     </w:p>
     <w:p>
@@ -653,20 +614,20 @@
       <w:r>
         <w:drawing>
           <wp:inline>
-            <wp:extent cx="4800600" cy="1617645"/>
+            <wp:extent cx="4800600" cy="316893"/>
             <wp:effectExtent b="0" l="0" r="0" t="0"/>
-            <wp:docPr descr="Просматриваем список служб" title="" id="37" name="Picture"/>
+            <wp:docPr descr="Перезапустим службу fail2ban" title="" id="38" name="Picture"/>
             <a:graphic>
               <a:graphicData uri="http://schemas.openxmlformats.org/drawingml/2006/picture">
                 <pic:pic>
                   <pic:nvPicPr>
-                    <pic:cNvPr descr="image/7.png" id="38" name="Picture"/>
+                    <pic:cNvPr descr="image/6.png" id="39" name="Picture"/>
                     <pic:cNvPicPr>
                       <a:picLocks noChangeArrowheads="1" noChangeAspect="1"/>
                     </pic:cNvPicPr>
                   </pic:nvPicPr>
                   <pic:blipFill>
-                    <a:blip r:embed="rId36"/>
+                    <a:blip r:embed="rId37"/>
                     <a:stretch>
                       <a:fillRect/>
                     </a:stretch>
@@ -674,7 +635,7 @@
                   <pic:spPr bwMode="auto">
                     <a:xfrm>
                       <a:off x="0" y="0"/>
-                      <a:ext cx="4800600" cy="1617645"/>
+                      <a:ext cx="4800600" cy="316893"/>
                     </a:xfrm>
                     <a:prstGeom prst="rect">
                       <a:avLst/>
@@ -698,15 +659,7 @@
         <w:pStyle w:val="ImageCaption"/>
       </w:pPr>
       <w:r>
-        <w:t xml:space="preserve">Рис. 6: Просматриваем список служб</w:t>
-      </w:r>
-    </w:p>
-    <w:p>
-      <w:pPr>
-        <w:pStyle w:val="BodyText"/>
-      </w:pPr>
-      <w:r>
-        <w:t xml:space="preserve">Обратите внимание, что новая служба ещё не отображается в списке.</w:t>
+        <w:t xml:space="preserve">Рис. 6: Перезапустим службу fail2ban</w:t>
       </w:r>
     </w:p>
     <w:p>
@@ -718,7 +671,7 @@
         <w:pStyle w:val="Compact"/>
       </w:pPr>
       <w:r>
-        <w:t xml:space="preserve">Перегрузите правила межсетевого экрана с сохранением информации о состоянии и вновь выведите на экран список служб, а также список активных служб:(рис. 7)</w:t>
+        <w:t xml:space="preserve">Посмотрите журнал событий:(рис. 7)</w:t>
       </w:r>
     </w:p>
     <w:p>
@@ -728,20 +681,20 @@
       <w:r>
         <w:drawing>
           <wp:inline>
-            <wp:extent cx="4800600" cy="1283000"/>
+            <wp:extent cx="4800600" cy="1284051"/>
             <wp:effectExtent b="0" l="0" r="0" t="0"/>
-            <wp:docPr descr="Перезагружаем правила, сохраняем состояние" title="" id="40" name="Picture"/>
+            <wp:docPr descr="Проверим журнал событий" title="" id="41" name="Picture"/>
             <a:graphic>
               <a:graphicData uri="http://schemas.openxmlformats.org/drawingml/2006/picture">
                 <pic:pic>
                   <pic:nvPicPr>
-                    <pic:cNvPr descr="image/8.png" id="41" name="Picture"/>
+                    <pic:cNvPr descr="image/7.png" id="42" name="Picture"/>
                     <pic:cNvPicPr>
                       <a:picLocks noChangeArrowheads="1" noChangeAspect="1"/>
                     </pic:cNvPicPr>
                   </pic:nvPicPr>
                   <pic:blipFill>
-                    <a:blip r:embed="rId39"/>
+                    <a:blip r:embed="rId40"/>
                     <a:stretch>
                       <a:fillRect/>
                     </a:stretch>
@@ -749,7 +702,7 @@
                   <pic:spPr bwMode="auto">
                     <a:xfrm>
                       <a:off x="0" y="0"/>
-                      <a:ext cx="4800600" cy="1283000"/>
+                      <a:ext cx="4800600" cy="1284051"/>
                     </a:xfrm>
                     <a:prstGeom prst="rect">
                       <a:avLst/>
@@ -773,15 +726,19 @@
         <w:pStyle w:val="ImageCaption"/>
       </w:pPr>
       <w:r>
-        <w:t xml:space="preserve">Рис. 7: Перезагружаем правила, сохраняем состояние</w:t>
-      </w:r>
-    </w:p>
-    <w:p>
-      <w:pPr>
-        <w:pStyle w:val="BodyText"/>
-      </w:pPr>
-      <w:r>
-        <w:t xml:space="preserve">Убедитесь, что созданная вами служба отображается в списке доступных для FirewallD служб, но не активирована.(рис. 8)</w:t>
+        <w:t xml:space="preserve">Рис. 7: Проверим журнал событий</w:t>
+      </w:r>
+    </w:p>
+    <w:p>
+      <w:pPr>
+        <w:numPr>
+          <w:ilvl w:val="0"/>
+          <w:numId w:val="1010"/>
+        </w:numPr>
+        <w:pStyle w:val="Compact"/>
+      </w:pPr>
+      <w:r>
+        <w:t xml:space="preserve">В файле /etc/fail2ban/jail.d/customisation.local включите защиту HTTP:(рис. 8)</w:t>
       </w:r>
     </w:p>
     <w:p>
@@ -791,20 +748,20 @@
       <w:r>
         <w:drawing>
           <wp:inline>
-            <wp:extent cx="4023360" cy="1222408"/>
+            <wp:extent cx="4800600" cy="3153287"/>
             <wp:effectExtent b="0" l="0" r="0" t="0"/>
-            <wp:docPr descr="Наша служба" title="" id="43" name="Picture"/>
+            <wp:docPr descr="Проверим журнал событий" title="" id="44" name="Picture"/>
             <a:graphic>
               <a:graphicData uri="http://schemas.openxmlformats.org/drawingml/2006/picture">
                 <pic:pic>
                   <pic:nvPicPr>
-                    <pic:cNvPr descr="image/10.png" id="44" name="Picture"/>
+                    <pic:cNvPr descr="image/8.png" id="45" name="Picture"/>
                     <pic:cNvPicPr>
                       <a:picLocks noChangeArrowheads="1" noChangeAspect="1"/>
                     </pic:cNvPicPr>
                   </pic:nvPicPr>
                   <pic:blipFill>
-                    <a:blip r:embed="rId42"/>
+                    <a:blip r:embed="rId43"/>
                     <a:stretch>
                       <a:fillRect/>
                     </a:stretch>
@@ -812,7 +769,7 @@
                   <pic:spPr bwMode="auto">
                     <a:xfrm>
                       <a:off x="0" y="0"/>
-                      <a:ext cx="4023360" cy="1222408"/>
+                      <a:ext cx="4800600" cy="3153287"/>
                     </a:xfrm>
                     <a:prstGeom prst="rect">
                       <a:avLst/>
@@ -836,19 +793,19 @@
         <w:pStyle w:val="ImageCaption"/>
       </w:pPr>
       <w:r>
-        <w:t xml:space="preserve">Рис. 8: Наша служба</w:t>
+        <w:t xml:space="preserve">Рис. 8: Проверим журнал событий</w:t>
       </w:r>
     </w:p>
     <w:p>
       <w:pPr>
         <w:numPr>
           <w:ilvl w:val="0"/>
-          <w:numId w:val="1010"/>
+          <w:numId w:val="1011"/>
         </w:numPr>
         <w:pStyle w:val="Compact"/>
       </w:pPr>
       <w:r>
-        <w:t xml:space="preserve">Добавьте новую службу в FirewallD и выведите на экран список активных служб:(рис. 9)</w:t>
+        <w:t xml:space="preserve">Перезапустите fail2ban(рис. 9)</w:t>
       </w:r>
     </w:p>
     <w:p>
@@ -858,20 +815,20 @@
       <w:r>
         <w:drawing>
           <wp:inline>
-            <wp:extent cx="4800600" cy="690917"/>
+            <wp:extent cx="4800600" cy="316893"/>
             <wp:effectExtent b="0" l="0" r="0" t="0"/>
-            <wp:docPr descr="Добавляем новую службу в активные" title="" id="46" name="Picture"/>
+            <wp:docPr descr="Перезапустим службу fail2ban" title="" id="46" name="Picture"/>
             <a:graphic>
               <a:graphicData uri="http://schemas.openxmlformats.org/drawingml/2006/picture">
                 <pic:pic>
                   <pic:nvPicPr>
-                    <pic:cNvPr descr="image/11.png" id="47" name="Picture"/>
+                    <pic:cNvPr descr="image/6.png" id="47" name="Picture"/>
                     <pic:cNvPicPr>
                       <a:picLocks noChangeArrowheads="1" noChangeAspect="1"/>
                     </pic:cNvPicPr>
                   </pic:nvPicPr>
                   <pic:blipFill>
-                    <a:blip r:embed="rId45"/>
+                    <a:blip r:embed="rId37"/>
                     <a:stretch>
                       <a:fillRect/>
                     </a:stretch>
@@ -879,7 +836,7 @@
                   <pic:spPr bwMode="auto">
                     <a:xfrm>
                       <a:off x="0" y="0"/>
-                      <a:ext cx="4800600" cy="690917"/>
+                      <a:ext cx="4800600" cy="316893"/>
                     </a:xfrm>
                     <a:prstGeom prst="rect">
                       <a:avLst/>
@@ -903,19 +860,19 @@
         <w:pStyle w:val="ImageCaption"/>
       </w:pPr>
       <w:r>
-        <w:t xml:space="preserve">Рис. 9: Добавляем новую службу в активные</w:t>
+        <w:t xml:space="preserve">Рис. 9: Перезапустим службу fail2ban</w:t>
       </w:r>
     </w:p>
     <w:p>
       <w:pPr>
         <w:numPr>
           <w:ilvl w:val="0"/>
-          <w:numId w:val="1011"/>
+          <w:numId w:val="1012"/>
         </w:numPr>
         <w:pStyle w:val="Compact"/>
       </w:pPr>
       <w:r>
-        <w:t xml:space="preserve">Если служба успешно добавлена в FirewallD, то перегрузите правила межсетевого экрана с сохранением информации о состоянии:(рис. 10)</w:t>
+        <w:t xml:space="preserve">Посмотрите журнал событий:(рис. 10)</w:t>
       </w:r>
     </w:p>
     <w:p>
@@ -925,14 +882,14 @@
       <w:r>
         <w:drawing>
           <wp:inline>
-            <wp:extent cx="4800600" cy="856577"/>
+            <wp:extent cx="4800600" cy="1210266"/>
             <wp:effectExtent b="0" l="0" r="0" t="0"/>
-            <wp:docPr descr="Перезагружаем правила" title="" id="49" name="Picture"/>
+            <wp:docPr descr="Проверим журнал событий" title="" id="49" name="Picture"/>
             <a:graphic>
               <a:graphicData uri="http://schemas.openxmlformats.org/drawingml/2006/picture">
                 <pic:pic>
                   <pic:nvPicPr>
-                    <pic:cNvPr descr="image/12.png" id="50" name="Picture"/>
+                    <pic:cNvPr descr="image/9.png" id="50" name="Picture"/>
                     <pic:cNvPicPr>
                       <a:picLocks noChangeArrowheads="1" noChangeAspect="1"/>
                     </pic:cNvPicPr>
@@ -946,7 +903,7 @@
                   <pic:spPr bwMode="auto">
                     <a:xfrm>
                       <a:off x="0" y="0"/>
-                      <a:ext cx="4800600" cy="856577"/>
+                      <a:ext cx="4800600" cy="1210266"/>
                     </a:xfrm>
                     <a:prstGeom prst="rect">
                       <a:avLst/>
@@ -970,38 +927,19 @@
         <w:pStyle w:val="ImageCaption"/>
       </w:pPr>
       <w:r>
-        <w:t xml:space="preserve">Рис. 10: Перезагружаем правила</w:t>
-      </w:r>
-    </w:p>
-    <w:bookmarkEnd w:id="51"/>
-    <w:bookmarkStart w:id="58" w:name="перенаправление-портов"/>
-    <w:p>
-      <w:pPr>
-        <w:pStyle w:val="Heading3"/>
-      </w:pPr>
-      <w:r>
-        <w:rPr>
-          <w:rStyle w:val="SectionNumber"/>
-        </w:rPr>
-        <w:t xml:space="preserve">2.1.2</w:t>
-      </w:r>
-      <w:r>
-        <w:tab/>
-      </w:r>
-      <w:r>
-        <w:t xml:space="preserve">Перенаправление портов</w:t>
+        <w:t xml:space="preserve">Рис. 10: Проверим журнал событий</w:t>
       </w:r>
     </w:p>
     <w:p>
       <w:pPr>
         <w:numPr>
           <w:ilvl w:val="0"/>
-          <w:numId w:val="1012"/>
+          <w:numId w:val="1013"/>
         </w:numPr>
         <w:pStyle w:val="Compact"/>
       </w:pPr>
       <w:r>
-        <w:t xml:space="preserve">Организуйте на сервере переадресацию с порта 2022 на порт 22: (рис. 11)</w:t>
+        <w:t xml:space="preserve">В файле /etc/fail2ban/jail.d/customisation.local включите защиту почты:(рис. 11)</w:t>
       </w:r>
     </w:p>
     <w:p>
@@ -1011,20 +949,20 @@
       <w:r>
         <w:drawing>
           <wp:inline>
-            <wp:extent cx="4800600" cy="514013"/>
+            <wp:extent cx="3368842" cy="3147461"/>
             <wp:effectExtent b="0" l="0" r="0" t="0"/>
-            <wp:docPr descr="Переадресация с 2022 на 22" title="" id="53" name="Picture"/>
+            <wp:docPr descr="Включим защиту почты в конфигурации" title="" id="52" name="Picture"/>
             <a:graphic>
               <a:graphicData uri="http://schemas.openxmlformats.org/drawingml/2006/picture">
                 <pic:pic>
                   <pic:nvPicPr>
-                    <pic:cNvPr descr="image/13.png" id="54" name="Picture"/>
+                    <pic:cNvPr descr="image/10.png" id="53" name="Picture"/>
                     <pic:cNvPicPr>
                       <a:picLocks noChangeArrowheads="1" noChangeAspect="1"/>
                     </pic:cNvPicPr>
                   </pic:nvPicPr>
                   <pic:blipFill>
-                    <a:blip r:embed="rId52"/>
+                    <a:blip r:embed="rId51"/>
                     <a:stretch>
                       <a:fillRect/>
                     </a:stretch>
@@ -1032,7 +970,7 @@
                   <pic:spPr bwMode="auto">
                     <a:xfrm>
                       <a:off x="0" y="0"/>
-                      <a:ext cx="4800600" cy="514013"/>
+                      <a:ext cx="3368842" cy="3147461"/>
                     </a:xfrm>
                     <a:prstGeom prst="rect">
                       <a:avLst/>
@@ -1056,19 +994,19 @@
         <w:pStyle w:val="ImageCaption"/>
       </w:pPr>
       <w:r>
-        <w:t xml:space="preserve">Рис. 11: Переадресация с 2022 на 22</w:t>
+        <w:t xml:space="preserve">Рис. 11: Включим защиту почты в конфигурации</w:t>
       </w:r>
     </w:p>
     <w:p>
       <w:pPr>
         <w:numPr>
           <w:ilvl w:val="0"/>
-          <w:numId w:val="1013"/>
+          <w:numId w:val="1014"/>
         </w:numPr>
         <w:pStyle w:val="Compact"/>
       </w:pPr>
       <w:r>
-        <w:t xml:space="preserve">На клиенте попробуйте получить доступ по SSH к серверу через порт 2022: (рис. 12)</w:t>
+        <w:t xml:space="preserve">Перезапустите fail2ban:(рис. 12)</w:t>
       </w:r>
     </w:p>
     <w:p>
@@ -1078,20 +1016,20 @@
       <w:r>
         <w:drawing>
           <wp:inline>
-            <wp:extent cx="4800600" cy="1443037"/>
+            <wp:extent cx="4800600" cy="348059"/>
             <wp:effectExtent b="0" l="0" r="0" t="0"/>
-            <wp:docPr descr="Просматриваем с client доступ" title="" id="56" name="Picture"/>
+            <wp:docPr descr="Перезапустим службу fail2ban" title="" id="55" name="Picture"/>
             <a:graphic>
               <a:graphicData uri="http://schemas.openxmlformats.org/drawingml/2006/picture">
                 <pic:pic>
                   <pic:nvPicPr>
-                    <pic:cNvPr descr="image/14.png" id="57" name="Picture"/>
+                    <pic:cNvPr descr="image/11.png" id="56" name="Picture"/>
                     <pic:cNvPicPr>
                       <a:picLocks noChangeArrowheads="1" noChangeAspect="1"/>
                     </pic:cNvPicPr>
                   </pic:nvPicPr>
                   <pic:blipFill>
-                    <a:blip r:embed="rId55"/>
+                    <a:blip r:embed="rId54"/>
                     <a:stretch>
                       <a:fillRect/>
                     </a:stretch>
@@ -1099,7 +1037,7 @@
                   <pic:spPr bwMode="auto">
                     <a:xfrm>
                       <a:off x="0" y="0"/>
-                      <a:ext cx="4800600" cy="1443037"/>
+                      <a:ext cx="4800600" cy="348059"/>
                     </a:xfrm>
                     <a:prstGeom prst="rect">
                       <a:avLst/>
@@ -1123,38 +1061,19 @@
         <w:pStyle w:val="ImageCaption"/>
       </w:pPr>
       <w:r>
-        <w:t xml:space="preserve">Рис. 12: Просматриваем с client доступ</w:t>
-      </w:r>
-    </w:p>
-    <w:bookmarkEnd w:id="58"/>
-    <w:bookmarkStart w:id="71" w:name="настройка-port-forwarding-и-masquerading"/>
-    <w:p>
-      <w:pPr>
-        <w:pStyle w:val="Heading3"/>
-      </w:pPr>
-      <w:r>
-        <w:rPr>
-          <w:rStyle w:val="SectionNumber"/>
-        </w:rPr>
-        <w:t xml:space="preserve">2.1.3</w:t>
-      </w:r>
-      <w:r>
-        <w:tab/>
-      </w:r>
-      <w:r>
-        <w:t xml:space="preserve">Настройка Port Forwarding и Masquerading</w:t>
+        <w:t xml:space="preserve">Рис. 12: Перезапустим службу fail2ban</w:t>
       </w:r>
     </w:p>
     <w:p>
       <w:pPr>
         <w:numPr>
           <w:ilvl w:val="0"/>
-          <w:numId w:val="1014"/>
+          <w:numId w:val="1015"/>
         </w:numPr>
         <w:pStyle w:val="Compact"/>
       </w:pPr>
       <w:r>
-        <w:t xml:space="preserve">На сервере посмотрите, активирована ли в ядре системы возможность перенаправления IPv4-пакетов пакетов: (рис. 13)</w:t>
+        <w:t xml:space="preserve">Посмотрите журнал событий:(рис. 13)</w:t>
       </w:r>
     </w:p>
     <w:p>
@@ -1164,20 +1083,20 @@
       <w:r>
         <w:drawing>
           <wp:inline>
-            <wp:extent cx="4800600" cy="1718661"/>
+            <wp:extent cx="4800600" cy="1201062"/>
             <wp:effectExtent b="0" l="0" r="0" t="0"/>
-            <wp:docPr descr="Просматриваем активированные IPv4-пакеты" title="" id="60" name="Picture"/>
+            <wp:docPr descr="Посмотрим журнал событий" title="" id="58" name="Picture"/>
             <a:graphic>
               <a:graphicData uri="http://schemas.openxmlformats.org/drawingml/2006/picture">
                 <pic:pic>
                   <pic:nvPicPr>
-                    <pic:cNvPr descr="image/15.png" id="61" name="Picture"/>
+                    <pic:cNvPr descr="image/12.png" id="59" name="Picture"/>
                     <pic:cNvPicPr>
                       <a:picLocks noChangeArrowheads="1" noChangeAspect="1"/>
                     </pic:cNvPicPr>
                   </pic:nvPicPr>
                   <pic:blipFill>
-                    <a:blip r:embed="rId59"/>
+                    <a:blip r:embed="rId57"/>
                     <a:stretch>
                       <a:fillRect/>
                     </a:stretch>
@@ -1185,7 +1104,7 @@
                   <pic:spPr bwMode="auto">
                     <a:xfrm>
                       <a:off x="0" y="0"/>
-                      <a:ext cx="4800600" cy="1718661"/>
+                      <a:ext cx="4800600" cy="1201062"/>
                     </a:xfrm>
                     <a:prstGeom prst="rect">
                       <a:avLst/>
@@ -1209,19 +1128,46 @@
         <w:pStyle w:val="ImageCaption"/>
       </w:pPr>
       <w:r>
-        <w:t xml:space="preserve">Рис. 13: Просматриваем активированные IPv4-пакеты</w:t>
+        <w:t xml:space="preserve">Рис. 13: Посмотрим журнал событий</w:t>
+      </w:r>
+    </w:p>
+    <w:p>
+      <w:pPr>
+        <w:pStyle w:val="BodyText"/>
+      </w:pPr>
+      <w:r>
+        <w:t xml:space="preserve">Ошибок или проблем с системой не обнаруженно.</w:t>
+      </w:r>
+    </w:p>
+    <w:bookmarkEnd w:id="60"/>
+    <w:bookmarkStart w:id="91" w:name="проверка-работы-fail2ban"/>
+    <w:p>
+      <w:pPr>
+        <w:pStyle w:val="Heading3"/>
+      </w:pPr>
+      <w:r>
+        <w:rPr>
+          <w:rStyle w:val="SectionNumber"/>
+        </w:rPr>
+        <w:t xml:space="preserve">3.0.2</w:t>
+      </w:r>
+      <w:r>
+        <w:tab/>
+      </w:r>
+      <w:r>
+        <w:t xml:space="preserve">Проверка работы Fail2ban</w:t>
       </w:r>
     </w:p>
     <w:p>
       <w:pPr>
         <w:numPr>
           <w:ilvl w:val="0"/>
-          <w:numId w:val="1015"/>
+          <w:numId w:val="1016"/>
         </w:numPr>
         <w:pStyle w:val="Compact"/>
       </w:pPr>
       <w:r>
-        <w:t xml:space="preserve">Включите перенаправление IPv4-пакетов на сервере:(рис. 14)</w:t>
+        <w:t xml:space="preserve">На сервере посмотрите статус fail2ban:(рис. 14)</w:t>
       </w:r>
     </w:p>
     <w:p>
@@ -1231,20 +1177,20 @@
       <w:r>
         <w:drawing>
           <wp:inline>
-            <wp:extent cx="4800600" cy="654414"/>
+            <wp:extent cx="4800600" cy="685800"/>
             <wp:effectExtent b="0" l="0" r="0" t="0"/>
-            <wp:docPr descr="Включаем перенаправление IPv4-пакетов" title="" id="63" name="Picture"/>
+            <wp:docPr descr="Просматриваем статус fail2ban" title="" id="62" name="Picture"/>
             <a:graphic>
               <a:graphicData uri="http://schemas.openxmlformats.org/drawingml/2006/picture">
                 <pic:pic>
                   <pic:nvPicPr>
-                    <pic:cNvPr descr="image/16.png" id="64" name="Picture"/>
+                    <pic:cNvPr descr="image/13.png" id="63" name="Picture"/>
                     <pic:cNvPicPr>
                       <a:picLocks noChangeArrowheads="1" noChangeAspect="1"/>
                     </pic:cNvPicPr>
                   </pic:nvPicPr>
                   <pic:blipFill>
-                    <a:blip r:embed="rId62"/>
+                    <a:blip r:embed="rId61"/>
                     <a:stretch>
                       <a:fillRect/>
                     </a:stretch>
@@ -1252,7 +1198,7 @@
                   <pic:spPr bwMode="auto">
                     <a:xfrm>
                       <a:off x="0" y="0"/>
-                      <a:ext cx="4800600" cy="654414"/>
+                      <a:ext cx="4800600" cy="685800"/>
                     </a:xfrm>
                     <a:prstGeom prst="rect">
                       <a:avLst/>
@@ -1276,19 +1222,19 @@
         <w:pStyle w:val="ImageCaption"/>
       </w:pPr>
       <w:r>
-        <w:t xml:space="preserve">Рис. 14: Включаем перенаправление IPv4-пакетов</w:t>
+        <w:t xml:space="preserve">Рис. 14: Просматриваем статус fail2ban</w:t>
       </w:r>
     </w:p>
     <w:p>
       <w:pPr>
         <w:numPr>
           <w:ilvl w:val="0"/>
-          <w:numId w:val="1016"/>
+          <w:numId w:val="1017"/>
         </w:numPr>
         <w:pStyle w:val="Compact"/>
       </w:pPr>
       <w:r>
-        <w:t xml:space="preserve">Включите маскарадинг на сервере:(рис. 15)</w:t>
+        <w:t xml:space="preserve">Посмотрите статус защиты SSH в fail2ban:(рис. 15)</w:t>
       </w:r>
     </w:p>
     <w:p>
@@ -1298,20 +1244,20 @@
       <w:r>
         <w:drawing>
           <wp:inline>
-            <wp:extent cx="4800600" cy="785980"/>
+            <wp:extent cx="4800600" cy="1281046"/>
             <wp:effectExtent b="0" l="0" r="0" t="0"/>
-            <wp:docPr descr="Включаем маскарадинг" title="" id="66" name="Picture"/>
+            <wp:docPr descr="Просматрим статус защиты SSH" title="" id="65" name="Picture"/>
             <a:graphic>
               <a:graphicData uri="http://schemas.openxmlformats.org/drawingml/2006/picture">
                 <pic:pic>
                   <pic:nvPicPr>
-                    <pic:cNvPr descr="image/17.png" id="67" name="Picture"/>
+                    <pic:cNvPr descr="image/14.png" id="66" name="Picture"/>
                     <pic:cNvPicPr>
                       <a:picLocks noChangeArrowheads="1" noChangeAspect="1"/>
                     </pic:cNvPicPr>
                   </pic:nvPicPr>
                   <pic:blipFill>
-                    <a:blip r:embed="rId65"/>
+                    <a:blip r:embed="rId64"/>
                     <a:stretch>
                       <a:fillRect/>
                     </a:stretch>
@@ -1319,7 +1265,7 @@
                   <pic:spPr bwMode="auto">
                     <a:xfrm>
                       <a:off x="0" y="0"/>
-                      <a:ext cx="4800600" cy="785980"/>
+                      <a:ext cx="4800600" cy="1281046"/>
                     </a:xfrm>
                     <a:prstGeom prst="rect">
                       <a:avLst/>
@@ -1343,19 +1289,19 @@
         <w:pStyle w:val="ImageCaption"/>
       </w:pPr>
       <w:r>
-        <w:t xml:space="preserve">Рис. 15: Включаем маскарадинг</w:t>
+        <w:t xml:space="preserve">Рис. 15: Просматрим статус защиты SSH</w:t>
       </w:r>
     </w:p>
     <w:p>
       <w:pPr>
         <w:numPr>
           <w:ilvl w:val="0"/>
-          <w:numId w:val="1017"/>
+          <w:numId w:val="1018"/>
         </w:numPr>
         <w:pStyle w:val="Compact"/>
       </w:pPr>
       <w:r>
-        <w:t xml:space="preserve">На клиенте проверьте доступность выхода в Интернет.(рис. 16)</w:t>
+        <w:t xml:space="preserve">Установите максимальное количество ошибок для SSH, равное 2:(рис. 16)</w:t>
       </w:r>
     </w:p>
     <w:p>
@@ -1365,20 +1311,20 @@
       <w:r>
         <w:drawing>
           <wp:inline>
-            <wp:extent cx="4800600" cy="2585234"/>
+            <wp:extent cx="4800600" cy="480059"/>
             <wp:effectExtent b="0" l="0" r="0" t="0"/>
-            <wp:docPr descr="Проверяем доступ в интернет" title="" id="69" name="Picture"/>
+            <wp:docPr descr="Устанавиваем максимальное количество ошибок для SSH" title="" id="68" name="Picture"/>
             <a:graphic>
               <a:graphicData uri="http://schemas.openxmlformats.org/drawingml/2006/picture">
                 <pic:pic>
                   <pic:nvPicPr>
-                    <pic:cNvPr descr="image/18.png" id="70" name="Picture"/>
+                    <pic:cNvPr descr="image/15.png" id="69" name="Picture"/>
                     <pic:cNvPicPr>
                       <a:picLocks noChangeArrowheads="1" noChangeAspect="1"/>
                     </pic:cNvPicPr>
                   </pic:nvPicPr>
                   <pic:blipFill>
-                    <a:blip r:embed="rId68"/>
+                    <a:blip r:embed="rId67"/>
                     <a:stretch>
                       <a:fillRect/>
                     </a:stretch>
@@ -1386,7 +1332,7 @@
                   <pic:spPr bwMode="auto">
                     <a:xfrm>
                       <a:off x="0" y="0"/>
-                      <a:ext cx="4800600" cy="2585234"/>
+                      <a:ext cx="4800600" cy="480059"/>
                     </a:xfrm>
                     <a:prstGeom prst="rect">
                       <a:avLst/>
@@ -1410,38 +1356,29 @@
         <w:pStyle w:val="ImageCaption"/>
       </w:pPr>
       <w:r>
-        <w:t xml:space="preserve">Рис. 16: Проверяем доступ в интернет</w:t>
-      </w:r>
-    </w:p>
-    <w:bookmarkEnd w:id="71"/>
-    <w:bookmarkStart w:id="81" w:name="Xd636270ea8e9bb71f498bde6a96fb3a56434bd8"/>
-    <w:p>
-      <w:pPr>
-        <w:pStyle w:val="Heading3"/>
-      </w:pPr>
-      <w:r>
-        <w:rPr>
-          <w:rStyle w:val="SectionNumber"/>
-        </w:rPr>
-        <w:t xml:space="preserve">2.1.4</w:t>
-      </w:r>
-      <w:r>
-        <w:tab/>
-      </w:r>
-      <w:r>
-        <w:t xml:space="preserve">Внесение изменений в настройки внутреннего окружения виртуальной машины</w:t>
+        <w:t xml:space="preserve">Рис. 16: Устанавиваем максимальное количество ошибок для SSH</w:t>
       </w:r>
     </w:p>
     <w:p>
       <w:pPr>
         <w:numPr>
           <w:ilvl w:val="0"/>
-          <w:numId w:val="1018"/>
+          <w:numId w:val="1019"/>
         </w:numPr>
-        <w:pStyle w:val="Compact"/>
-      </w:pPr>
-      <w:r>
-        <w:t xml:space="preserve">На виртуальной машине server перейдите в каталог для внесения изменений в настройки внутреннего окружения /vagrant/provision/server/, создайте в нём каталог firewall, в который поместите в соответствующие подкаталоги конфигура- ционные файлы FirewallD:(рис. 17)</w:t>
+      </w:pPr>
+      <w:r>
+        <w:t xml:space="preserve">С клиента попытайтесь зайти по SSH на сервер с неправильным паролем.</w:t>
+      </w:r>
+    </w:p>
+    <w:p>
+      <w:pPr>
+        <w:numPr>
+          <w:ilvl w:val="0"/>
+          <w:numId w:val="1019"/>
+        </w:numPr>
+      </w:pPr>
+      <w:r>
+        <w:t xml:space="preserve">На сервере посмотрите статус защиты SSH:(рис. 17)</w:t>
       </w:r>
     </w:p>
     <w:p>
@@ -1451,20 +1388,20 @@
       <w:r>
         <w:drawing>
           <wp:inline>
-            <wp:extent cx="4800600" cy="991121"/>
+            <wp:extent cx="4800600" cy="1236388"/>
             <wp:effectExtent b="0" l="0" r="0" t="0"/>
-            <wp:docPr descr="Вносим изменения в настройки внутреннего окружения" title="" id="73" name="Picture"/>
+            <wp:docPr descr="Просматрим статус защиты SSH" title="" id="71" name="Picture"/>
             <a:graphic>
               <a:graphicData uri="http://schemas.openxmlformats.org/drawingml/2006/picture">
                 <pic:pic>
                   <pic:nvPicPr>
-                    <pic:cNvPr descr="image/19.png" id="74" name="Picture"/>
+                    <pic:cNvPr descr="image/16.png" id="72" name="Picture"/>
                     <pic:cNvPicPr>
                       <a:picLocks noChangeArrowheads="1" noChangeAspect="1"/>
                     </pic:cNvPicPr>
                   </pic:nvPicPr>
                   <pic:blipFill>
-                    <a:blip r:embed="rId72"/>
+                    <a:blip r:embed="rId70"/>
                     <a:stretch>
                       <a:fillRect/>
                     </a:stretch>
@@ -1472,7 +1409,7 @@
                   <pic:spPr bwMode="auto">
                     <a:xfrm>
                       <a:off x="0" y="0"/>
-                      <a:ext cx="4800600" cy="991121"/>
+                      <a:ext cx="4800600" cy="1236388"/>
                     </a:xfrm>
                     <a:prstGeom prst="rect">
                       <a:avLst/>
@@ -1496,27 +1433,35 @@
         <w:pStyle w:val="ImageCaption"/>
       </w:pPr>
       <w:r>
-        <w:t xml:space="preserve">Рис. 17: Вносим изменения в настройки внутреннего окружения</w:t>
+        <w:t xml:space="preserve">Рис. 17: Просматрим статус защиты SSH</w:t>
+      </w:r>
+    </w:p>
+    <w:p>
+      <w:pPr>
+        <w:pStyle w:val="BodyText"/>
+      </w:pPr>
+      <w:r>
+        <w:t xml:space="preserve">Убедитесь, что произошла блокировка адреса клиента.</w:t>
+      </w:r>
+    </w:p>
+    <w:p>
+      <w:pPr>
+        <w:pStyle w:val="BodyText"/>
+      </w:pPr>
+      <w:r>
+        <w:t xml:space="preserve">На фотографии видно,что в списке заблокированных IP-адресов находится адрес 192.168.1.30, клиент, а количество текущих блокировок равно 1. Это показывает, что после нескольких неудачных попыток входа с неверным паролем, Fail2ban сработал и заблокировал атакующий IP-адрес на заданный срок.</w:t>
       </w:r>
     </w:p>
     <w:p>
       <w:pPr>
         <w:numPr>
           <w:ilvl w:val="0"/>
-          <w:numId w:val="1019"/>
+          <w:numId w:val="1020"/>
         </w:numPr>
         <w:pStyle w:val="Compact"/>
       </w:pPr>
       <w:r>
-        <w:t xml:space="preserve">В каталоге /vagrant/provision/server создайте файл firewall.sh.</w:t>
-      </w:r>
-    </w:p>
-    <w:p>
-      <w:pPr>
-        <w:pStyle w:val="FirstParagraph"/>
-      </w:pPr>
-      <w:r>
-        <w:t xml:space="preserve">Открыв его на редактирование, пропишите в нём следующий скрипт:(рис. 18)</w:t>
+        <w:t xml:space="preserve">Разблокируйте IP-адрес клиента:(рис. 18)</w:t>
       </w:r>
     </w:p>
     <w:p>
@@ -1526,20 +1471,20 @@
       <w:r>
         <w:drawing>
           <wp:inline>
-            <wp:extent cx="4800600" cy="1809773"/>
+            <wp:extent cx="4800600" cy="359559"/>
             <wp:effectExtent b="0" l="0" r="0" t="0"/>
-            <wp:docPr descr="Редактируем firewall.sh" title="" id="76" name="Picture"/>
+            <wp:docPr descr="Разблокируем IP-адрес клиента" title="" id="74" name="Picture"/>
             <a:graphic>
               <a:graphicData uri="http://schemas.openxmlformats.org/drawingml/2006/picture">
                 <pic:pic>
                   <pic:nvPicPr>
-                    <pic:cNvPr descr="image/20.png" id="77" name="Picture"/>
+                    <pic:cNvPr descr="image/17.png" id="75" name="Picture"/>
                     <pic:cNvPicPr>
                       <a:picLocks noChangeArrowheads="1" noChangeAspect="1"/>
                     </pic:cNvPicPr>
                   </pic:nvPicPr>
                   <pic:blipFill>
-                    <a:blip r:embed="rId75"/>
+                    <a:blip r:embed="rId73"/>
                     <a:stretch>
                       <a:fillRect/>
                     </a:stretch>
@@ -1547,7 +1492,7 @@
                   <pic:spPr bwMode="auto">
                     <a:xfrm>
                       <a:off x="0" y="0"/>
-                      <a:ext cx="4800600" cy="1809773"/>
+                      <a:ext cx="4800600" cy="359559"/>
                     </a:xfrm>
                     <a:prstGeom prst="rect">
                       <a:avLst/>
@@ -1571,19 +1516,19 @@
         <w:pStyle w:val="ImageCaption"/>
       </w:pPr>
       <w:r>
-        <w:t xml:space="preserve">Рис. 18: Редактируем firewall.sh</w:t>
+        <w:t xml:space="preserve">Рис. 18: Разблокируем IP-адрес клиента</w:t>
       </w:r>
     </w:p>
     <w:p>
       <w:pPr>
         <w:numPr>
           <w:ilvl w:val="0"/>
-          <w:numId w:val="1020"/>
+          <w:numId w:val="1021"/>
         </w:numPr>
         <w:pStyle w:val="Compact"/>
       </w:pPr>
       <w:r>
-        <w:t xml:space="preserve">Для отработки созданного скрипта во время загрузки виртуальной машины server в конфигурационном файле Vagrantfile необходимо добавить в разделе конфигурации для сервера:(рис. 19)</w:t>
+        <w:t xml:space="preserve">Вновь посмотрите статус защиты SSH:(рис. 19)</w:t>
       </w:r>
     </w:p>
     <w:p>
@@ -1593,20 +1538,20 @@
       <w:r>
         <w:drawing>
           <wp:inline>
-            <wp:extent cx="4800600" cy="1113311"/>
+            <wp:extent cx="4800600" cy="1240796"/>
             <wp:effectExtent b="0" l="0" r="0" t="0"/>
-            <wp:docPr descr="Вносим изменения в Vagrantfile" title="" id="79" name="Picture"/>
+            <wp:docPr descr="Просматрим статус защиты SSH" title="" id="77" name="Picture"/>
             <a:graphic>
               <a:graphicData uri="http://schemas.openxmlformats.org/drawingml/2006/picture">
                 <pic:pic>
                   <pic:nvPicPr>
-                    <pic:cNvPr descr="image/21.png" id="80" name="Picture"/>
+                    <pic:cNvPr descr="image/18.png" id="78" name="Picture"/>
                     <pic:cNvPicPr>
                       <a:picLocks noChangeArrowheads="1" noChangeAspect="1"/>
                     </pic:cNvPicPr>
                   </pic:nvPicPr>
                   <pic:blipFill>
-                    <a:blip r:embed="rId78"/>
+                    <a:blip r:embed="rId76"/>
                     <a:stretch>
                       <a:fillRect/>
                     </a:stretch>
@@ -1614,7 +1559,7 @@
                   <pic:spPr bwMode="auto">
                     <a:xfrm>
                       <a:off x="0" y="0"/>
-                      <a:ext cx="4800600" cy="1113311"/>
+                      <a:ext cx="4800600" cy="1240796"/>
                     </a:xfrm>
                     <a:prstGeom prst="rect">
                       <a:avLst/>
@@ -1638,27 +1583,538 @@
         <w:pStyle w:val="ImageCaption"/>
       </w:pPr>
       <w:r>
-        <w:t xml:space="preserve">Рис. 19: Вносим изменения в Vagrantfile</w:t>
-      </w:r>
-    </w:p>
-    <w:bookmarkEnd w:id="81"/>
-    <w:bookmarkEnd w:id="82"/>
-    <w:bookmarkEnd w:id="83"/>
-    <w:bookmarkStart w:id="84" w:name="выводы"/>
-    <w:p>
-      <w:pPr>
-        <w:pStyle w:val="Heading1"/>
+        <w:t xml:space="preserve">Рис. 19: Просматрим статус защиты SSH</w:t>
+      </w:r>
+    </w:p>
+    <w:p>
+      <w:pPr>
+        <w:pStyle w:val="BodyText"/>
+      </w:pPr>
+      <w:r>
+        <w:t xml:space="preserve">Убедитесь, что блокировка клиента снята.</w:t>
+      </w:r>
+    </w:p>
+    <w:p>
+      <w:pPr>
+        <w:pStyle w:val="BodyText"/>
+      </w:pPr>
+      <w:r>
+        <w:t xml:space="preserve">На фотографии видно,что в списке заблокированных IP-адресов пусто, а количество текущих блокировок равно 0. Сдедовательно блакировка дреса 192.168.1.30 успешно снята.</w:t>
+      </w:r>
+    </w:p>
+    <w:p>
+      <w:pPr>
+        <w:numPr>
+          <w:ilvl w:val="0"/>
+          <w:numId w:val="1022"/>
+        </w:numPr>
+        <w:pStyle w:val="Compact"/>
+      </w:pPr>
+      <w:r>
+        <w:t xml:space="preserve">На сервере внесите изменение в конфигурационный файл /etc/fail2ban/jail.d/customisation.local, добавив в раздел по умолчанию игнорирование адреса клиента:(рис. 20)</w:t>
+      </w:r>
+    </w:p>
+    <w:p>
+      <w:pPr>
+        <w:pStyle w:val="CaptionedFigure"/>
+      </w:pPr>
+      <w:r>
+        <w:drawing>
+          <wp:inline>
+            <wp:extent cx="4800600" cy="546721"/>
+            <wp:effectExtent b="0" l="0" r="0" t="0"/>
+            <wp:docPr descr="Редактируем customisation.local" title="" id="80" name="Picture"/>
+            <a:graphic>
+              <a:graphicData uri="http://schemas.openxmlformats.org/drawingml/2006/picture">
+                <pic:pic>
+                  <pic:nvPicPr>
+                    <pic:cNvPr descr="image/19.png" id="81" name="Picture"/>
+                    <pic:cNvPicPr>
+                      <a:picLocks noChangeArrowheads="1" noChangeAspect="1"/>
+                    </pic:cNvPicPr>
+                  </pic:nvPicPr>
+                  <pic:blipFill>
+                    <a:blip r:embed="rId79"/>
+                    <a:stretch>
+                      <a:fillRect/>
+                    </a:stretch>
+                  </pic:blipFill>
+                  <pic:spPr bwMode="auto">
+                    <a:xfrm>
+                      <a:off x="0" y="0"/>
+                      <a:ext cx="4800600" cy="546721"/>
+                    </a:xfrm>
+                    <a:prstGeom prst="rect">
+                      <a:avLst/>
+                    </a:prstGeom>
+                    <a:noFill/>
+                    <a:ln w="9525">
+                      <a:noFill/>
+                      <a:headEnd/>
+                      <a:tailEnd/>
+                    </a:ln>
+                  </pic:spPr>
+                </pic:pic>
+              </a:graphicData>
+            </a:graphic>
+          </wp:inline>
+        </w:drawing>
+      </w:r>
+    </w:p>
+    <w:p>
+      <w:pPr>
+        <w:pStyle w:val="ImageCaption"/>
+      </w:pPr>
+      <w:r>
+        <w:t xml:space="preserve">Рис. 20: Редактируем customisation.local</w:t>
+      </w:r>
+    </w:p>
+    <w:p>
+      <w:pPr>
+        <w:numPr>
+          <w:ilvl w:val="0"/>
+          <w:numId w:val="1023"/>
+        </w:numPr>
+        <w:pStyle w:val="Compact"/>
+      </w:pPr>
+      <w:r>
+        <w:t xml:space="preserve">Перезапустите fail2ban.(рис. 21)</w:t>
+      </w:r>
+    </w:p>
+    <w:p>
+      <w:pPr>
+        <w:pStyle w:val="CaptionedFigure"/>
+      </w:pPr>
+      <w:r>
+        <w:drawing>
+          <wp:inline>
+            <wp:extent cx="4800600" cy="424772"/>
+            <wp:effectExtent b="0" l="0" r="0" t="0"/>
+            <wp:docPr descr="Перезапустим fail2ban" title="" id="83" name="Picture"/>
+            <a:graphic>
+              <a:graphicData uri="http://schemas.openxmlformats.org/drawingml/2006/picture">
+                <pic:pic>
+                  <pic:nvPicPr>
+                    <pic:cNvPr descr="image/20.png" id="84" name="Picture"/>
+                    <pic:cNvPicPr>
+                      <a:picLocks noChangeArrowheads="1" noChangeAspect="1"/>
+                    </pic:cNvPicPr>
+                  </pic:nvPicPr>
+                  <pic:blipFill>
+                    <a:blip r:embed="rId82"/>
+                    <a:stretch>
+                      <a:fillRect/>
+                    </a:stretch>
+                  </pic:blipFill>
+                  <pic:spPr bwMode="auto">
+                    <a:xfrm>
+                      <a:off x="0" y="0"/>
+                      <a:ext cx="4800600" cy="424772"/>
+                    </a:xfrm>
+                    <a:prstGeom prst="rect">
+                      <a:avLst/>
+                    </a:prstGeom>
+                    <a:noFill/>
+                    <a:ln w="9525">
+                      <a:noFill/>
+                      <a:headEnd/>
+                      <a:tailEnd/>
+                    </a:ln>
+                  </pic:spPr>
+                </pic:pic>
+              </a:graphicData>
+            </a:graphic>
+          </wp:inline>
+        </w:drawing>
+      </w:r>
+    </w:p>
+    <w:p>
+      <w:pPr>
+        <w:pStyle w:val="ImageCaption"/>
+      </w:pPr>
+      <w:r>
+        <w:t xml:space="preserve">Рис. 21: Перезапустим fail2ban</w:t>
+      </w:r>
+    </w:p>
+    <w:p>
+      <w:pPr>
+        <w:numPr>
+          <w:ilvl w:val="0"/>
+          <w:numId w:val="1024"/>
+        </w:numPr>
+        <w:pStyle w:val="Compact"/>
+      </w:pPr>
+      <w:r>
+        <w:t xml:space="preserve">Посмотрите журнал событий:(рис. 22)</w:t>
+      </w:r>
+    </w:p>
+    <w:p>
+      <w:pPr>
+        <w:pStyle w:val="CaptionedFigure"/>
+      </w:pPr>
+      <w:r>
+        <w:drawing>
+          <wp:inline>
+            <wp:extent cx="4800600" cy="1115993"/>
+            <wp:effectExtent b="0" l="0" r="0" t="0"/>
+            <wp:docPr descr="Посмотрим журнал событий" title="" id="86" name="Picture"/>
+            <a:graphic>
+              <a:graphicData uri="http://schemas.openxmlformats.org/drawingml/2006/picture">
+                <pic:pic>
+                  <pic:nvPicPr>
+                    <pic:cNvPr descr="image/21.png" id="87" name="Picture"/>
+                    <pic:cNvPicPr>
+                      <a:picLocks noChangeArrowheads="1" noChangeAspect="1"/>
+                    </pic:cNvPicPr>
+                  </pic:nvPicPr>
+                  <pic:blipFill>
+                    <a:blip r:embed="rId85"/>
+                    <a:stretch>
+                      <a:fillRect/>
+                    </a:stretch>
+                  </pic:blipFill>
+                  <pic:spPr bwMode="auto">
+                    <a:xfrm>
+                      <a:off x="0" y="0"/>
+                      <a:ext cx="4800600" cy="1115993"/>
+                    </a:xfrm>
+                    <a:prstGeom prst="rect">
+                      <a:avLst/>
+                    </a:prstGeom>
+                    <a:noFill/>
+                    <a:ln w="9525">
+                      <a:noFill/>
+                      <a:headEnd/>
+                      <a:tailEnd/>
+                    </a:ln>
+                  </pic:spPr>
+                </pic:pic>
+              </a:graphicData>
+            </a:graphic>
+          </wp:inline>
+        </w:drawing>
+      </w:r>
+    </w:p>
+    <w:p>
+      <w:pPr>
+        <w:pStyle w:val="ImageCaption"/>
+      </w:pPr>
+      <w:r>
+        <w:t xml:space="preserve">Рис. 22: Посмотрим журнал событий</w:t>
+      </w:r>
+    </w:p>
+    <w:p>
+      <w:pPr>
+        <w:numPr>
+          <w:ilvl w:val="0"/>
+          <w:numId w:val="1025"/>
+        </w:numPr>
+        <w:pStyle w:val="Compact"/>
+      </w:pPr>
+      <w:r>
+        <w:t xml:space="preserve">Вновь попытайтесь войти с клиента на сервер с неправильным паролем и посмотрите статус защиты SSH.(рис. 23)</w:t>
+      </w:r>
+    </w:p>
+    <w:p>
+      <w:pPr>
+        <w:pStyle w:val="CaptionedFigure"/>
+      </w:pPr>
+      <w:r>
+        <w:drawing>
+          <wp:inline>
+            <wp:extent cx="4800600" cy="1234921"/>
+            <wp:effectExtent b="0" l="0" r="0" t="0"/>
+            <wp:docPr descr="Пытаемся войти с неправильным паролем и просматриваем статус защиты" title="" id="89" name="Picture"/>
+            <a:graphic>
+              <a:graphicData uri="http://schemas.openxmlformats.org/drawingml/2006/picture">
+                <pic:pic>
+                  <pic:nvPicPr>
+                    <pic:cNvPr descr="image/22.png" id="90" name="Picture"/>
+                    <pic:cNvPicPr>
+                      <a:picLocks noChangeArrowheads="1" noChangeAspect="1"/>
+                    </pic:cNvPicPr>
+                  </pic:nvPicPr>
+                  <pic:blipFill>
+                    <a:blip r:embed="rId88"/>
+                    <a:stretch>
+                      <a:fillRect/>
+                    </a:stretch>
+                  </pic:blipFill>
+                  <pic:spPr bwMode="auto">
+                    <a:xfrm>
+                      <a:off x="0" y="0"/>
+                      <a:ext cx="4800600" cy="1234921"/>
+                    </a:xfrm>
+                    <a:prstGeom prst="rect">
+                      <a:avLst/>
+                    </a:prstGeom>
+                    <a:noFill/>
+                    <a:ln w="9525">
+                      <a:noFill/>
+                      <a:headEnd/>
+                      <a:tailEnd/>
+                    </a:ln>
+                  </pic:spPr>
+                </pic:pic>
+              </a:graphicData>
+            </a:graphic>
+          </wp:inline>
+        </w:drawing>
+      </w:r>
+    </w:p>
+    <w:p>
+      <w:pPr>
+        <w:pStyle w:val="ImageCaption"/>
+      </w:pPr>
+      <w:r>
+        <w:t xml:space="preserve">Рис. 23: Пытаемся войти с неправильным паролем и просматриваем статус защиты</w:t>
+      </w:r>
+    </w:p>
+    <w:p>
+      <w:pPr>
+        <w:pStyle w:val="BodyText"/>
+      </w:pPr>
+      <w:r>
+        <w:t xml:space="preserve">После добавления клиента (IP-адреса) в игнорируемый список (whitelist), Fail2ban больше не заблокирует клиента</w:t>
+      </w:r>
+    </w:p>
+    <w:bookmarkEnd w:id="91"/>
+    <w:bookmarkStart w:id="101" w:name="X15490050d3871a104e1c9f0460ba8209903e81c"/>
+    <w:p>
+      <w:pPr>
+        <w:pStyle w:val="Heading3"/>
       </w:pPr>
       <w:r>
         <w:rPr>
           <w:rStyle w:val="SectionNumber"/>
         </w:rPr>
-        <w:t xml:space="preserve">3</w:t>
+        <w:t xml:space="preserve">3.0.3</w:t>
       </w:r>
       <w:r>
         <w:tab/>
       </w:r>
       <w:r>
+        <w:t xml:space="preserve">Внесение изменений в настройки внутреннего окружения виртуальных машин</w:t>
+      </w:r>
+    </w:p>
+    <w:p>
+      <w:pPr>
+        <w:numPr>
+          <w:ilvl w:val="0"/>
+          <w:numId w:val="1026"/>
+        </w:numPr>
+        <w:pStyle w:val="Compact"/>
+      </w:pPr>
+      <w:r>
+        <w:t xml:space="preserve">На виртуальной машине server перейдите в каталог для внесения изменений в настройки внутреннего окружения /vagrant/provision/server/, создайте в нём каталог protect, в который поместите в соответствующие подкаталоги конфигурационные файлы:(рис. 24)</w:t>
+      </w:r>
+    </w:p>
+    <w:p>
+      <w:pPr>
+        <w:pStyle w:val="CaptionedFigure"/>
+      </w:pPr>
+      <w:r>
+        <w:drawing>
+          <wp:inline>
+            <wp:extent cx="4800600" cy="410746"/>
+            <wp:effectExtent b="0" l="0" r="0" t="0"/>
+            <wp:docPr descr="Вносим изменения в настройки внутреннего окружения" title="" id="93" name="Picture"/>
+            <a:graphic>
+              <a:graphicData uri="http://schemas.openxmlformats.org/drawingml/2006/picture">
+                <pic:pic>
+                  <pic:nvPicPr>
+                    <pic:cNvPr descr="image/23.png" id="94" name="Picture"/>
+                    <pic:cNvPicPr>
+                      <a:picLocks noChangeArrowheads="1" noChangeAspect="1"/>
+                    </pic:cNvPicPr>
+                  </pic:nvPicPr>
+                  <pic:blipFill>
+                    <a:blip r:embed="rId92"/>
+                    <a:stretch>
+                      <a:fillRect/>
+                    </a:stretch>
+                  </pic:blipFill>
+                  <pic:spPr bwMode="auto">
+                    <a:xfrm>
+                      <a:off x="0" y="0"/>
+                      <a:ext cx="4800600" cy="410746"/>
+                    </a:xfrm>
+                    <a:prstGeom prst="rect">
+                      <a:avLst/>
+                    </a:prstGeom>
+                    <a:noFill/>
+                    <a:ln w="9525">
+                      <a:noFill/>
+                      <a:headEnd/>
+                      <a:tailEnd/>
+                    </a:ln>
+                  </pic:spPr>
+                </pic:pic>
+              </a:graphicData>
+            </a:graphic>
+          </wp:inline>
+        </w:drawing>
+      </w:r>
+    </w:p>
+    <w:p>
+      <w:pPr>
+        <w:pStyle w:val="ImageCaption"/>
+      </w:pPr>
+      <w:r>
+        <w:t xml:space="preserve">Рис. 24: Вносим изменения в настройки внутреннего окружения</w:t>
+      </w:r>
+    </w:p>
+    <w:p>
+      <w:pPr>
+        <w:numPr>
+          <w:ilvl w:val="0"/>
+          <w:numId w:val="1027"/>
+        </w:numPr>
+        <w:pStyle w:val="Compact"/>
+      </w:pPr>
+      <w:r>
+        <w:t xml:space="preserve">В каталоге /vagrant/provision/server создайте исполняемый файл protect.sh. Открыв его на редактирование, пропишите в нём следующий скрипт:(рис. 25)</w:t>
+      </w:r>
+    </w:p>
+    <w:p>
+      <w:pPr>
+        <w:pStyle w:val="CaptionedFigure"/>
+      </w:pPr>
+      <w:r>
+        <w:drawing>
+          <wp:inline>
+            <wp:extent cx="4800600" cy="2152234"/>
+            <wp:effectExtent b="0" l="0" r="0" t="0"/>
+            <wp:docPr descr="Скрипт protect.sh" title="" id="96" name="Picture"/>
+            <a:graphic>
+              <a:graphicData uri="http://schemas.openxmlformats.org/drawingml/2006/picture">
+                <pic:pic>
+                  <pic:nvPicPr>
+                    <pic:cNvPr descr="image/24.png" id="97" name="Picture"/>
+                    <pic:cNvPicPr>
+                      <a:picLocks noChangeArrowheads="1" noChangeAspect="1"/>
+                    </pic:cNvPicPr>
+                  </pic:nvPicPr>
+                  <pic:blipFill>
+                    <a:blip r:embed="rId95"/>
+                    <a:stretch>
+                      <a:fillRect/>
+                    </a:stretch>
+                  </pic:blipFill>
+                  <pic:spPr bwMode="auto">
+                    <a:xfrm>
+                      <a:off x="0" y="0"/>
+                      <a:ext cx="4800600" cy="2152234"/>
+                    </a:xfrm>
+                    <a:prstGeom prst="rect">
+                      <a:avLst/>
+                    </a:prstGeom>
+                    <a:noFill/>
+                    <a:ln w="9525">
+                      <a:noFill/>
+                      <a:headEnd/>
+                      <a:tailEnd/>
+                    </a:ln>
+                  </pic:spPr>
+                </pic:pic>
+              </a:graphicData>
+            </a:graphic>
+          </wp:inline>
+        </w:drawing>
+      </w:r>
+    </w:p>
+    <w:p>
+      <w:pPr>
+        <w:pStyle w:val="ImageCaption"/>
+      </w:pPr>
+      <w:r>
+        <w:t xml:space="preserve">Рис. 25: Скрипт protect.sh</w:t>
+      </w:r>
+    </w:p>
+    <w:p>
+      <w:pPr>
+        <w:numPr>
+          <w:ilvl w:val="0"/>
+          <w:numId w:val="1028"/>
+        </w:numPr>
+        <w:pStyle w:val="Compact"/>
+      </w:pPr>
+      <w:r>
+        <w:t xml:space="preserve">Для отработки созданного скрипта во время загрузки виртуальной машины server в конфигурационном файле Vagrantfile необходимо добавить в соответствующем разделе конфигураций для сервера:(рис. 26)</w:t>
+      </w:r>
+    </w:p>
+    <w:p>
+      <w:pPr>
+        <w:pStyle w:val="CaptionedFigure"/>
+      </w:pPr>
+      <w:r>
+        <w:drawing>
+          <wp:inline>
+            <wp:extent cx="4800600" cy="1109229"/>
+            <wp:effectExtent b="0" l="0" r="0" t="0"/>
+            <wp:docPr descr="Редактируем Vagrantfile" title="" id="99" name="Picture"/>
+            <a:graphic>
+              <a:graphicData uri="http://schemas.openxmlformats.org/drawingml/2006/picture">
+                <pic:pic>
+                  <pic:nvPicPr>
+                    <pic:cNvPr descr="image/25.png" id="100" name="Picture"/>
+                    <pic:cNvPicPr>
+                      <a:picLocks noChangeArrowheads="1" noChangeAspect="1"/>
+                    </pic:cNvPicPr>
+                  </pic:nvPicPr>
+                  <pic:blipFill>
+                    <a:blip r:embed="rId98"/>
+                    <a:stretch>
+                      <a:fillRect/>
+                    </a:stretch>
+                  </pic:blipFill>
+                  <pic:spPr bwMode="auto">
+                    <a:xfrm>
+                      <a:off x="0" y="0"/>
+                      <a:ext cx="4800600" cy="1109229"/>
+                    </a:xfrm>
+                    <a:prstGeom prst="rect">
+                      <a:avLst/>
+                    </a:prstGeom>
+                    <a:noFill/>
+                    <a:ln w="9525">
+                      <a:noFill/>
+                      <a:headEnd/>
+                      <a:tailEnd/>
+                    </a:ln>
+                  </pic:spPr>
+                </pic:pic>
+              </a:graphicData>
+            </a:graphic>
+          </wp:inline>
+        </w:drawing>
+      </w:r>
+    </w:p>
+    <w:p>
+      <w:pPr>
+        <w:pStyle w:val="ImageCaption"/>
+      </w:pPr>
+      <w:r>
+        <w:t xml:space="preserve">Рис. 26: Редактируем Vagrantfile</w:t>
+      </w:r>
+    </w:p>
+    <w:bookmarkEnd w:id="101"/>
+    <w:bookmarkEnd w:id="102"/>
+    <w:bookmarkStart w:id="103" w:name="выводы"/>
+    <w:p>
+      <w:pPr>
+        <w:pStyle w:val="Heading1"/>
+      </w:pPr>
+      <w:r>
+        <w:rPr>
+          <w:rStyle w:val="SectionNumber"/>
+        </w:rPr>
+        <w:t xml:space="preserve">4</w:t>
+      </w:r>
+      <w:r>
+        <w:tab/>
+      </w:r>
+      <w:r>
         <w:t xml:space="preserve">Выводы</w:t>
       </w:r>
     </w:p>
@@ -1667,11 +2123,11 @@
         <w:pStyle w:val="FirstParagraph"/>
       </w:pPr>
       <w:r>
-        <w:t xml:space="preserve">Получили навыки настройки межсетевого экрана в Linux в части переадресации портов и настройки Masquerading. Добавили в Vagrantfile необходимый раздел для дальнейшей работы с машинами server и client.</w:t>
-      </w:r>
-    </w:p>
-    <w:bookmarkEnd w:id="84"/>
-    <w:bookmarkStart w:id="86" w:name="список-литературы"/>
+        <w:t xml:space="preserve">Получили навыки работы с программным средством Fail2ban для обеспечения базовой защиты от атак типа «brute force». Смогли поработать с тюрьмами (jails) и правилами блокировки.</w:t>
+      </w:r>
+    </w:p>
+    <w:bookmarkEnd w:id="103"/>
+    <w:bookmarkStart w:id="105" w:name="список-литературы"/>
     <w:p>
       <w:pPr>
         <w:pStyle w:val="Heading1"/>
@@ -1680,9 +2136,9 @@
         <w:t xml:space="preserve">Список литературы</w:t>
       </w:r>
     </w:p>
-    <w:bookmarkStart w:id="85" w:name="refs"/>
-    <w:bookmarkEnd w:id="85"/>
-    <w:bookmarkEnd w:id="86"/>
+    <w:bookmarkStart w:id="104" w:name="refs"/>
+    <w:bookmarkEnd w:id="104"/>
+    <w:bookmarkEnd w:id="105"/>
     <w:sectPr/>
   </w:body>
 </w:document>
@@ -1874,6 +2330,91 @@
       </w:pPr>
     </w:lvl>
   </w:abstractNum>
+  <w:abstractNum w:abstractNumId="99412">
+    <w:nsid w:val="A99412"/>
+    <w:multiLevelType w:val="multilevel"/>
+    <w:lvl w:ilvl="0">
+      <w:start w:val="2"/>
+      <w:numFmt w:val="decimal"/>
+      <w:lvlText w:val="%1."/>
+      <w:lvlJc w:val="left"/>
+      <w:pPr>
+        <w:ind w:left="720" w:hanging="480"/>
+      </w:pPr>
+    </w:lvl>
+    <w:lvl w:ilvl="1">
+      <w:start w:val="2"/>
+      <w:numFmt w:val="decimal"/>
+      <w:lvlText w:val="%2."/>
+      <w:lvlJc w:val="left"/>
+      <w:pPr>
+        <w:ind w:left="1440" w:hanging="480"/>
+      </w:pPr>
+    </w:lvl>
+    <w:lvl w:ilvl="2">
+      <w:start w:val="2"/>
+      <w:numFmt w:val="decimal"/>
+      <w:lvlText w:val="%3."/>
+      <w:lvlJc w:val="left"/>
+      <w:pPr>
+        <w:ind w:left="2160" w:hanging="480"/>
+      </w:pPr>
+    </w:lvl>
+    <w:lvl w:ilvl="3">
+      <w:start w:val="2"/>
+      <w:numFmt w:val="decimal"/>
+      <w:lvlText w:val="%4."/>
+      <w:lvlJc w:val="left"/>
+      <w:pPr>
+        <w:ind w:left="2880" w:hanging="480"/>
+      </w:pPr>
+    </w:lvl>
+    <w:lvl w:ilvl="4">
+      <w:start w:val="2"/>
+      <w:numFmt w:val="decimal"/>
+      <w:lvlText w:val="%5."/>
+      <w:lvlJc w:val="left"/>
+      <w:pPr>
+        <w:ind w:left="3600" w:hanging="480"/>
+      </w:pPr>
+    </w:lvl>
+    <w:lvl w:ilvl="5">
+      <w:start w:val="2"/>
+      <w:numFmt w:val="decimal"/>
+      <w:lvlText w:val="%6."/>
+      <w:lvlJc w:val="left"/>
+      <w:pPr>
+        <w:ind w:left="4320" w:hanging="480"/>
+      </w:pPr>
+    </w:lvl>
+    <w:lvl w:ilvl="6">
+      <w:start w:val="2"/>
+      <w:numFmt w:val="decimal"/>
+      <w:lvlText w:val="%7."/>
+      <w:lvlJc w:val="left"/>
+      <w:pPr>
+        <w:ind w:left="5040" w:hanging="480"/>
+      </w:pPr>
+    </w:lvl>
+    <w:lvl w:ilvl="7">
+      <w:start w:val="2"/>
+      <w:numFmt w:val="decimal"/>
+      <w:lvlText w:val="%8."/>
+      <w:lvlJc w:val="left"/>
+      <w:pPr>
+        <w:ind w:left="5760" w:hanging="480"/>
+      </w:pPr>
+    </w:lvl>
+    <w:lvl w:ilvl="8">
+      <w:start w:val="2"/>
+      <w:numFmt w:val="decimal"/>
+      <w:lvlText w:val="%9."/>
+      <w:lvlJc w:val="left"/>
+      <w:pPr>
+        <w:ind w:left="6480" w:hanging="480"/>
+      </w:pPr>
+    </w:lvl>
+  </w:abstractNum>
   <w:abstractNum w:abstractNumId="99413">
     <w:nsid w:val="A99413"/>
     <w:multiLevelType w:val="multilevel"/>
@@ -2129,76 +2670,85 @@
       </w:pPr>
     </w:lvl>
   </w:abstractNum>
-  <w:abstractNum w:abstractNumId="991">
-    <w:nsid w:val="A991"/>
+  <w:abstractNum w:abstractNumId="99731">
+    <w:nsid w:val="A99731"/>
     <w:multiLevelType w:val="multilevel"/>
     <w:lvl w:ilvl="0">
-      <w:numFmt w:val="bullet"/>
-      <w:lvlText w:val="•"/>
+      <w:start w:val="1"/>
+      <w:numFmt w:val="lowerLetter"/>
+      <w:lvlText w:val="(%1)"/>
       <w:lvlJc w:val="left"/>
       <w:pPr>
         <w:ind w:left="720" w:hanging="480"/>
       </w:pPr>
     </w:lvl>
     <w:lvl w:ilvl="1">
-      <w:numFmt w:val="bullet"/>
-      <w:lvlText w:val="–"/>
+      <w:start w:val="1"/>
+      <w:numFmt w:val="lowerLetter"/>
+      <w:lvlText w:val="(%2)"/>
       <w:lvlJc w:val="left"/>
       <w:pPr>
         <w:ind w:left="1440" w:hanging="480"/>
       </w:pPr>
     </w:lvl>
     <w:lvl w:ilvl="2">
-      <w:numFmt w:val="bullet"/>
-      <w:lvlText w:val="•"/>
+      <w:start w:val="1"/>
+      <w:numFmt w:val="lowerLetter"/>
+      <w:lvlText w:val="(%3)"/>
       <w:lvlJc w:val="left"/>
       <w:pPr>
         <w:ind w:left="2160" w:hanging="480"/>
       </w:pPr>
     </w:lvl>
     <w:lvl w:ilvl="3">
-      <w:numFmt w:val="bullet"/>
-      <w:lvlText w:val="–"/>
+      <w:start w:val="1"/>
+      <w:numFmt w:val="lowerLetter"/>
+      <w:lvlText w:val="(%4)"/>
       <w:lvlJc w:val="left"/>
       <w:pPr>
         <w:ind w:left="2880" w:hanging="480"/>
       </w:pPr>
     </w:lvl>
     <w:lvl w:ilvl="4">
-      <w:numFmt w:val="bullet"/>
-      <w:lvlText w:val="•"/>
+      <w:start w:val="1"/>
+      <w:numFmt w:val="lowerLetter"/>
+      <w:lvlText w:val="(%5)"/>
       <w:lvlJc w:val="left"/>
       <w:pPr>
         <w:ind w:left="3600" w:hanging="480"/>
       </w:pPr>
     </w:lvl>
     <w:lvl w:ilvl="5">
-      <w:numFmt w:val="bullet"/>
-      <w:lvlText w:val="–"/>
+      <w:start w:val="1"/>
+      <w:numFmt w:val="lowerLetter"/>
+      <w:lvlText w:val="(%6)"/>
       <w:lvlJc w:val="left"/>
       <w:pPr>
         <w:ind w:left="4320" w:hanging="480"/>
       </w:pPr>
     </w:lvl>
     <w:lvl w:ilvl="6">
-      <w:numFmt w:val="bullet"/>
-      <w:lvlText w:val="•"/>
+      <w:start w:val="1"/>
+      <w:numFmt w:val="lowerLetter"/>
+      <w:lvlText w:val="(%7)"/>
       <w:lvlJc w:val="left"/>
       <w:pPr>
         <w:ind w:left="5040" w:hanging="480"/>
       </w:pPr>
     </w:lvl>
     <w:lvl w:ilvl="7">
-      <w:numFmt w:val="bullet"/>
-      <w:lvlText w:val="–"/>
+      <w:start w:val="1"/>
+      <w:numFmt w:val="lowerLetter"/>
+      <w:lvlText w:val="(%8)"/>
       <w:lvlJc w:val="left"/>
       <w:pPr>
         <w:ind w:left="5760" w:hanging="480"/>
       </w:pPr>
     </w:lvl>
     <w:lvl w:ilvl="8">
-      <w:numFmt w:val="bullet"/>
-      <w:lvlText w:val="•"/>
+      <w:start w:val="1"/>
+      <w:numFmt w:val="lowerLetter"/>
+      <w:lvlText w:val="(%9)"/>
       <w:lvlJc w:val="left"/>
       <w:pPr>
         <w:ind w:left="6480" w:hanging="480"/>
@@ -2630,11 +3180,11 @@
       </w:pPr>
     </w:lvl>
   </w:abstractNum>
-  <w:abstractNum w:abstractNumId="99412">
-    <w:nsid w:val="A99412"/>
+  <w:abstractNum w:abstractNumId="994111">
+    <w:nsid w:val="A994111"/>
     <w:multiLevelType w:val="multilevel"/>
     <w:lvl w:ilvl="0">
-      <w:start w:val="2"/>
+      <w:start w:val="11"/>
       <w:numFmt w:val="decimal"/>
       <w:lvlText w:val="%1."/>
       <w:lvlJc w:val="left"/>
@@ -2643,7 +3193,7 @@
       </w:pPr>
     </w:lvl>
     <w:lvl w:ilvl="1">
-      <w:start w:val="2"/>
+      <w:start w:val="11"/>
       <w:numFmt w:val="decimal"/>
       <w:lvlText w:val="%2."/>
       <w:lvlJc w:val="left"/>
@@ -2652,7 +3202,7 @@
       </w:pPr>
     </w:lvl>
     <w:lvl w:ilvl="2">
-      <w:start w:val="2"/>
+      <w:start w:val="11"/>
       <w:numFmt w:val="decimal"/>
       <w:lvlText w:val="%3."/>
       <w:lvlJc w:val="left"/>
@@ -2661,7 +3211,7 @@
       </w:pPr>
     </w:lvl>
     <w:lvl w:ilvl="3">
-      <w:start w:val="2"/>
+      <w:start w:val="11"/>
       <w:numFmt w:val="decimal"/>
       <w:lvlText w:val="%4."/>
       <w:lvlJc w:val="left"/>
@@ -2670,7 +3220,7 @@
       </w:pPr>
     </w:lvl>
     <w:lvl w:ilvl="4">
-      <w:start w:val="2"/>
+      <w:start w:val="11"/>
       <w:numFmt w:val="decimal"/>
       <w:lvlText w:val="%5."/>
       <w:lvlJc w:val="left"/>
@@ -2679,7 +3229,7 @@
       </w:pPr>
     </w:lvl>
     <w:lvl w:ilvl="5">
-      <w:start w:val="2"/>
+      <w:start w:val="11"/>
       <w:numFmt w:val="decimal"/>
       <w:lvlText w:val="%6."/>
       <w:lvlJc w:val="left"/>
@@ -2688,7 +3238,7 @@
       </w:pPr>
     </w:lvl>
     <w:lvl w:ilvl="6">
-      <w:start w:val="2"/>
+      <w:start w:val="11"/>
       <w:numFmt w:val="decimal"/>
       <w:lvlText w:val="%7."/>
       <w:lvlJc w:val="left"/>
@@ -2697,7 +3247,7 @@
       </w:pPr>
     </w:lvl>
     <w:lvl w:ilvl="7">
-      <w:start w:val="2"/>
+      <w:start w:val="11"/>
       <w:numFmt w:val="decimal"/>
       <w:lvlText w:val="%8."/>
       <w:lvlJc w:val="left"/>
@@ -2706,7 +3256,177 @@
       </w:pPr>
     </w:lvl>
     <w:lvl w:ilvl="8">
-      <w:start w:val="2"/>
+      <w:start w:val="11"/>
+      <w:numFmt w:val="decimal"/>
+      <w:lvlText w:val="%9."/>
+      <w:lvlJc w:val="left"/>
+      <w:pPr>
+        <w:ind w:left="6480" w:hanging="480"/>
+      </w:pPr>
+    </w:lvl>
+  </w:abstractNum>
+  <w:abstractNum w:abstractNumId="994112">
+    <w:nsid w:val="A994112"/>
+    <w:multiLevelType w:val="multilevel"/>
+    <w:lvl w:ilvl="0">
+      <w:start w:val="12"/>
+      <w:numFmt w:val="decimal"/>
+      <w:lvlText w:val="%1."/>
+      <w:lvlJc w:val="left"/>
+      <w:pPr>
+        <w:ind w:left="720" w:hanging="480"/>
+      </w:pPr>
+    </w:lvl>
+    <w:lvl w:ilvl="1">
+      <w:start w:val="12"/>
+      <w:numFmt w:val="decimal"/>
+      <w:lvlText w:val="%2."/>
+      <w:lvlJc w:val="left"/>
+      <w:pPr>
+        <w:ind w:left="1440" w:hanging="480"/>
+      </w:pPr>
+    </w:lvl>
+    <w:lvl w:ilvl="2">
+      <w:start w:val="12"/>
+      <w:numFmt w:val="decimal"/>
+      <w:lvlText w:val="%3."/>
+      <w:lvlJc w:val="left"/>
+      <w:pPr>
+        <w:ind w:left="2160" w:hanging="480"/>
+      </w:pPr>
+    </w:lvl>
+    <w:lvl w:ilvl="3">
+      <w:start w:val="12"/>
+      <w:numFmt w:val="decimal"/>
+      <w:lvlText w:val="%4."/>
+      <w:lvlJc w:val="left"/>
+      <w:pPr>
+        <w:ind w:left="2880" w:hanging="480"/>
+      </w:pPr>
+    </w:lvl>
+    <w:lvl w:ilvl="4">
+      <w:start w:val="12"/>
+      <w:numFmt w:val="decimal"/>
+      <w:lvlText w:val="%5."/>
+      <w:lvlJc w:val="left"/>
+      <w:pPr>
+        <w:ind w:left="3600" w:hanging="480"/>
+      </w:pPr>
+    </w:lvl>
+    <w:lvl w:ilvl="5">
+      <w:start w:val="12"/>
+      <w:numFmt w:val="decimal"/>
+      <w:lvlText w:val="%6."/>
+      <w:lvlJc w:val="left"/>
+      <w:pPr>
+        <w:ind w:left="4320" w:hanging="480"/>
+      </w:pPr>
+    </w:lvl>
+    <w:lvl w:ilvl="6">
+      <w:start w:val="12"/>
+      <w:numFmt w:val="decimal"/>
+      <w:lvlText w:val="%7."/>
+      <w:lvlJc w:val="left"/>
+      <w:pPr>
+        <w:ind w:left="5040" w:hanging="480"/>
+      </w:pPr>
+    </w:lvl>
+    <w:lvl w:ilvl="7">
+      <w:start w:val="12"/>
+      <w:numFmt w:val="decimal"/>
+      <w:lvlText w:val="%8."/>
+      <w:lvlJc w:val="left"/>
+      <w:pPr>
+        <w:ind w:left="5760" w:hanging="480"/>
+      </w:pPr>
+    </w:lvl>
+    <w:lvl w:ilvl="8">
+      <w:start w:val="12"/>
+      <w:numFmt w:val="decimal"/>
+      <w:lvlText w:val="%9."/>
+      <w:lvlJc w:val="left"/>
+      <w:pPr>
+        <w:ind w:left="6480" w:hanging="480"/>
+      </w:pPr>
+    </w:lvl>
+  </w:abstractNum>
+  <w:abstractNum w:abstractNumId="994113">
+    <w:nsid w:val="A994113"/>
+    <w:multiLevelType w:val="multilevel"/>
+    <w:lvl w:ilvl="0">
+      <w:start w:val="13"/>
+      <w:numFmt w:val="decimal"/>
+      <w:lvlText w:val="%1."/>
+      <w:lvlJc w:val="left"/>
+      <w:pPr>
+        <w:ind w:left="720" w:hanging="480"/>
+      </w:pPr>
+    </w:lvl>
+    <w:lvl w:ilvl="1">
+      <w:start w:val="13"/>
+      <w:numFmt w:val="decimal"/>
+      <w:lvlText w:val="%2."/>
+      <w:lvlJc w:val="left"/>
+      <w:pPr>
+        <w:ind w:left="1440" w:hanging="480"/>
+      </w:pPr>
+    </w:lvl>
+    <w:lvl w:ilvl="2">
+      <w:start w:val="13"/>
+      <w:numFmt w:val="decimal"/>
+      <w:lvlText w:val="%3."/>
+      <w:lvlJc w:val="left"/>
+      <w:pPr>
+        <w:ind w:left="2160" w:hanging="480"/>
+      </w:pPr>
+    </w:lvl>
+    <w:lvl w:ilvl="3">
+      <w:start w:val="13"/>
+      <w:numFmt w:val="decimal"/>
+      <w:lvlText w:val="%4."/>
+      <w:lvlJc w:val="left"/>
+      <w:pPr>
+        <w:ind w:left="2880" w:hanging="480"/>
+      </w:pPr>
+    </w:lvl>
+    <w:lvl w:ilvl="4">
+      <w:start w:val="13"/>
+      <w:numFmt w:val="decimal"/>
+      <w:lvlText w:val="%5."/>
+      <w:lvlJc w:val="left"/>
+      <w:pPr>
+        <w:ind w:left="3600" w:hanging="480"/>
+      </w:pPr>
+    </w:lvl>
+    <w:lvl w:ilvl="5">
+      <w:start w:val="13"/>
+      <w:numFmt w:val="decimal"/>
+      <w:lvlText w:val="%6."/>
+      <w:lvlJc w:val="left"/>
+      <w:pPr>
+        <w:ind w:left="4320" w:hanging="480"/>
+      </w:pPr>
+    </w:lvl>
+    <w:lvl w:ilvl="6">
+      <w:start w:val="13"/>
+      <w:numFmt w:val="decimal"/>
+      <w:lvlText w:val="%7."/>
+      <w:lvlJc w:val="left"/>
+      <w:pPr>
+        <w:ind w:left="5040" w:hanging="480"/>
+      </w:pPr>
+    </w:lvl>
+    <w:lvl w:ilvl="7">
+      <w:start w:val="13"/>
+      <w:numFmt w:val="decimal"/>
+      <w:lvlText w:val="%8."/>
+      <w:lvlJc w:val="left"/>
+      <w:pPr>
+        <w:ind w:left="5760" w:hanging="480"/>
+      </w:pPr>
+    </w:lvl>
+    <w:lvl w:ilvl="8">
+      <w:start w:val="13"/>
       <w:numFmt w:val="decimal"/>
       <w:lvlText w:val="%9."/>
       <w:lvlJc w:val="left"/>
@@ -2779,6 +3499,36 @@
     </w:lvlOverride>
   </w:num>
   <w:num w:numId="1003">
+    <w:abstractNumId w:val="99412"/>
+    <w:lvlOverride w:ilvl="0">
+      <w:startOverride w:val="2"/>
+    </w:lvlOverride>
+    <w:lvlOverride w:ilvl="1">
+      <w:startOverride w:val="2"/>
+    </w:lvlOverride>
+    <w:lvlOverride w:ilvl="2">
+      <w:startOverride w:val="2"/>
+    </w:lvlOverride>
+    <w:lvlOverride w:ilvl="3">
+      <w:startOverride w:val="2"/>
+    </w:lvlOverride>
+    <w:lvlOverride w:ilvl="4">
+      <w:startOverride w:val="2"/>
+    </w:lvlOverride>
+    <w:lvlOverride w:ilvl="5">
+      <w:startOverride w:val="2"/>
+    </w:lvlOverride>
+    <w:lvlOverride w:ilvl="6">
+      <w:startOverride w:val="2"/>
+    </w:lvlOverride>
+    <w:lvlOverride w:ilvl="7">
+      <w:startOverride w:val="2"/>
+    </w:lvlOverride>
+    <w:lvlOverride w:ilvl="8">
+      <w:startOverride w:val="2"/>
+    </w:lvlOverride>
+  </w:num>
+  <w:num w:numId="1004">
     <w:abstractNumId w:val="99413"/>
     <w:lvlOverride w:ilvl="0">
       <w:startOverride w:val="3"/>
@@ -2808,7 +3558,7 @@
       <w:startOverride w:val="3"/>
     </w:lvlOverride>
   </w:num>
-  <w:num w:numId="1004">
+  <w:num w:numId="1005">
     <w:abstractNumId w:val="99414"/>
     <w:lvlOverride w:ilvl="0">
       <w:startOverride w:val="4"/>
@@ -2838,7 +3588,7 @@
       <w:startOverride w:val="4"/>
     </w:lvlOverride>
   </w:num>
-  <w:num w:numId="1005">
+  <w:num w:numId="1006">
     <w:abstractNumId w:val="99415"/>
     <w:lvlOverride w:ilvl="0">
       <w:startOverride w:val="5"/>
@@ -2868,10 +3618,37 @@
       <w:startOverride w:val="5"/>
     </w:lvlOverride>
   </w:num>
-  <w:num w:numId="1006">
-    <w:abstractNumId w:val="991"/>
+  <w:num w:numId="1007">
+    <w:abstractNumId w:val="99731"/>
+    <w:lvlOverride w:ilvl="0">
+      <w:startOverride w:val="1"/>
+    </w:lvlOverride>
+    <w:lvlOverride w:ilvl="1">
+      <w:startOverride w:val="1"/>
+    </w:lvlOverride>
+    <w:lvlOverride w:ilvl="2">
+      <w:startOverride w:val="1"/>
+    </w:lvlOverride>
+    <w:lvlOverride w:ilvl="3">
+      <w:startOverride w:val="1"/>
+    </w:lvlOverride>
+    <w:lvlOverride w:ilvl="4">
+      <w:startOverride w:val="1"/>
+    </w:lvlOverride>
+    <w:lvlOverride w:ilvl="5">
+      <w:startOverride w:val="1"/>
+    </w:lvlOverride>
+    <w:lvlOverride w:ilvl="6">
+      <w:startOverride w:val="1"/>
+    </w:lvlOverride>
+    <w:lvlOverride w:ilvl="7">
+      <w:startOverride w:val="1"/>
+    </w:lvlOverride>
+    <w:lvlOverride w:ilvl="8">
+      <w:startOverride w:val="1"/>
+    </w:lvlOverride>
   </w:num>
-  <w:num w:numId="1007">
+  <w:num w:numId="1008">
     <w:abstractNumId w:val="99416"/>
     <w:lvlOverride w:ilvl="0">
       <w:startOverride w:val="6"/>
@@ -2901,7 +3678,7 @@
       <w:startOverride w:val="6"/>
     </w:lvlOverride>
   </w:num>
-  <w:num w:numId="1008">
+  <w:num w:numId="1009">
     <w:abstractNumId w:val="99417"/>
     <w:lvlOverride w:ilvl="0">
       <w:startOverride w:val="7"/>
@@ -2931,7 +3708,7 @@
       <w:startOverride w:val="7"/>
     </w:lvlOverride>
   </w:num>
-  <w:num w:numId="1009">
+  <w:num w:numId="1010">
     <w:abstractNumId w:val="99418"/>
     <w:lvlOverride w:ilvl="0">
       <w:startOverride w:val="8"/>
@@ -2961,7 +3738,7 @@
       <w:startOverride w:val="8"/>
     </w:lvlOverride>
   </w:num>
-  <w:num w:numId="1010">
+  <w:num w:numId="1011">
     <w:abstractNumId w:val="99419"/>
     <w:lvlOverride w:ilvl="0">
       <w:startOverride w:val="9"/>
@@ -2991,7 +3768,7 @@
       <w:startOverride w:val="9"/>
     </w:lvlOverride>
   </w:num>
-  <w:num w:numId="1011">
+  <w:num w:numId="1012">
     <w:abstractNumId w:val="994110"/>
     <w:lvlOverride w:ilvl="0">
       <w:startOverride w:val="10"/>
@@ -3021,7 +3798,97 @@
       <w:startOverride w:val="10"/>
     </w:lvlOverride>
   </w:num>
-  <w:num w:numId="1012">
+  <w:num w:numId="1013">
+    <w:abstractNumId w:val="994111"/>
+    <w:lvlOverride w:ilvl="0">
+      <w:startOverride w:val="11"/>
+    </w:lvlOverride>
+    <w:lvlOverride w:ilvl="1">
+      <w:startOverride w:val="11"/>
+    </w:lvlOverride>
+    <w:lvlOverride w:ilvl="2">
+      <w:startOverride w:val="11"/>
+    </w:lvlOverride>
+    <w:lvlOverride w:ilvl="3">
+      <w:startOverride w:val="11"/>
+    </w:lvlOverride>
+    <w:lvlOverride w:ilvl="4">
+      <w:startOverride w:val="11"/>
+    </w:lvlOverride>
+    <w:lvlOverride w:ilvl="5">
+      <w:startOverride w:val="11"/>
+    </w:lvlOverride>
+    <w:lvlOverride w:ilvl="6">
+      <w:startOverride w:val="11"/>
+    </w:lvlOverride>
+    <w:lvlOverride w:ilvl="7">
+      <w:startOverride w:val="11"/>
+    </w:lvlOverride>
+    <w:lvlOverride w:ilvl="8">
+      <w:startOverride w:val="11"/>
+    </w:lvlOverride>
+  </w:num>
+  <w:num w:numId="1014">
+    <w:abstractNumId w:val="994112"/>
+    <w:lvlOverride w:ilvl="0">
+      <w:startOverride w:val="12"/>
+    </w:lvlOverride>
+    <w:lvlOverride w:ilvl="1">
+      <w:startOverride w:val="12"/>
+    </w:lvlOverride>
+    <w:lvlOverride w:ilvl="2">
+      <w:startOverride w:val="12"/>
+    </w:lvlOverride>
+    <w:lvlOverride w:ilvl="3">
+      <w:startOverride w:val="12"/>
+    </w:lvlOverride>
+    <w:lvlOverride w:ilvl="4">
+      <w:startOverride w:val="12"/>
+    </w:lvlOverride>
+    <w:lvlOverride w:ilvl="5">
+      <w:startOverride w:val="12"/>
+    </w:lvlOverride>
+    <w:lvlOverride w:ilvl="6">
+      <w:startOverride w:val="12"/>
+    </w:lvlOverride>
+    <w:lvlOverride w:ilvl="7">
+      <w:startOverride w:val="12"/>
+    </w:lvlOverride>
+    <w:lvlOverride w:ilvl="8">
+      <w:startOverride w:val="12"/>
+    </w:lvlOverride>
+  </w:num>
+  <w:num w:numId="1015">
+    <w:abstractNumId w:val="994113"/>
+    <w:lvlOverride w:ilvl="0">
+      <w:startOverride w:val="13"/>
+    </w:lvlOverride>
+    <w:lvlOverride w:ilvl="1">
+      <w:startOverride w:val="13"/>
+    </w:lvlOverride>
+    <w:lvlOverride w:ilvl="2">
+      <w:startOverride w:val="13"/>
+    </w:lvlOverride>
+    <w:lvlOverride w:ilvl="3">
+      <w:startOverride w:val="13"/>
+    </w:lvlOverride>
+    <w:lvlOverride w:ilvl="4">
+      <w:startOverride w:val="13"/>
+    </w:lvlOverride>
+    <w:lvlOverride w:ilvl="5">
+      <w:startOverride w:val="13"/>
+    </w:lvlOverride>
+    <w:lvlOverride w:ilvl="6">
+      <w:startOverride w:val="13"/>
+    </w:lvlOverride>
+    <w:lvlOverride w:ilvl="7">
+      <w:startOverride w:val="13"/>
+    </w:lvlOverride>
+    <w:lvlOverride w:ilvl="8">
+      <w:startOverride w:val="13"/>
+    </w:lvlOverride>
+  </w:num>
+  <w:num w:numId="1016">
     <w:abstractNumId w:val="99411"/>
     <w:lvlOverride w:ilvl="0">
       <w:startOverride w:val="1"/>
@@ -3051,7 +3918,7 @@
       <w:startOverride w:val="1"/>
     </w:lvlOverride>
   </w:num>
-  <w:num w:numId="1013">
+  <w:num w:numId="1017">
     <w:abstractNumId w:val="99412"/>
     <w:lvlOverride w:ilvl="0">
       <w:startOverride w:val="2"/>
@@ -3081,7 +3948,247 @@
       <w:startOverride w:val="2"/>
     </w:lvlOverride>
   </w:num>
-  <w:num w:numId="1014">
+  <w:num w:numId="1018">
+    <w:abstractNumId w:val="99413"/>
+    <w:lvlOverride w:ilvl="0">
+      <w:startOverride w:val="3"/>
+    </w:lvlOverride>
+    <w:lvlOverride w:ilvl="1">
+      <w:startOverride w:val="3"/>
+    </w:lvlOverride>
+    <w:lvlOverride w:ilvl="2">
+      <w:startOverride w:val="3"/>
+    </w:lvlOverride>
+    <w:lvlOverride w:ilvl="3">
+      <w:startOverride w:val="3"/>
+    </w:lvlOverride>
+    <w:lvlOverride w:ilvl="4">
+      <w:startOverride w:val="3"/>
+    </w:lvlOverride>
+    <w:lvlOverride w:ilvl="5">
+      <w:startOverride w:val="3"/>
+    </w:lvlOverride>
+    <w:lvlOverride w:ilvl="6">
+      <w:startOverride w:val="3"/>
+    </w:lvlOverride>
+    <w:lvlOverride w:ilvl="7">
+      <w:startOverride w:val="3"/>
+    </w:lvlOverride>
+    <w:lvlOverride w:ilvl="8">
+      <w:startOverride w:val="3"/>
+    </w:lvlOverride>
+  </w:num>
+  <w:num w:numId="1019">
+    <w:abstractNumId w:val="99414"/>
+    <w:lvlOverride w:ilvl="0">
+      <w:startOverride w:val="4"/>
+    </w:lvlOverride>
+    <w:lvlOverride w:ilvl="1">
+      <w:startOverride w:val="4"/>
+    </w:lvlOverride>
+    <w:lvlOverride w:ilvl="2">
+      <w:startOverride w:val="4"/>
+    </w:lvlOverride>
+    <w:lvlOverride w:ilvl="3">
+      <w:startOverride w:val="4"/>
+    </w:lvlOverride>
+    <w:lvlOverride w:ilvl="4">
+      <w:startOverride w:val="4"/>
+    </w:lvlOverride>
+    <w:lvlOverride w:ilvl="5">
+      <w:startOverride w:val="4"/>
+    </w:lvlOverride>
+    <w:lvlOverride w:ilvl="6">
+      <w:startOverride w:val="4"/>
+    </w:lvlOverride>
+    <w:lvlOverride w:ilvl="7">
+      <w:startOverride w:val="4"/>
+    </w:lvlOverride>
+    <w:lvlOverride w:ilvl="8">
+      <w:startOverride w:val="4"/>
+    </w:lvlOverride>
+  </w:num>
+  <w:num w:numId="1020">
+    <w:abstractNumId w:val="99416"/>
+    <w:lvlOverride w:ilvl="0">
+      <w:startOverride w:val="6"/>
+    </w:lvlOverride>
+    <w:lvlOverride w:ilvl="1">
+      <w:startOverride w:val="6"/>
+    </w:lvlOverride>
+    <w:lvlOverride w:ilvl="2">
+      <w:startOverride w:val="6"/>
+    </w:lvlOverride>
+    <w:lvlOverride w:ilvl="3">
+      <w:startOverride w:val="6"/>
+    </w:lvlOverride>
+    <w:lvlOverride w:ilvl="4">
+      <w:startOverride w:val="6"/>
+    </w:lvlOverride>
+    <w:lvlOverride w:ilvl="5">
+      <w:startOverride w:val="6"/>
+    </w:lvlOverride>
+    <w:lvlOverride w:ilvl="6">
+      <w:startOverride w:val="6"/>
+    </w:lvlOverride>
+    <w:lvlOverride w:ilvl="7">
+      <w:startOverride w:val="6"/>
+    </w:lvlOverride>
+    <w:lvlOverride w:ilvl="8">
+      <w:startOverride w:val="6"/>
+    </w:lvlOverride>
+  </w:num>
+  <w:num w:numId="1021">
+    <w:abstractNumId w:val="99417"/>
+    <w:lvlOverride w:ilvl="0">
+      <w:startOverride w:val="7"/>
+    </w:lvlOverride>
+    <w:lvlOverride w:ilvl="1">
+      <w:startOverride w:val="7"/>
+    </w:lvlOverride>
+    <w:lvlOverride w:ilvl="2">
+      <w:startOverride w:val="7"/>
+    </w:lvlOverride>
+    <w:lvlOverride w:ilvl="3">
+      <w:startOverride w:val="7"/>
+    </w:lvlOverride>
+    <w:lvlOverride w:ilvl="4">
+      <w:startOverride w:val="7"/>
+    </w:lvlOverride>
+    <w:lvlOverride w:ilvl="5">
+      <w:startOverride w:val="7"/>
+    </w:lvlOverride>
+    <w:lvlOverride w:ilvl="6">
+      <w:startOverride w:val="7"/>
+    </w:lvlOverride>
+    <w:lvlOverride w:ilvl="7">
+      <w:startOverride w:val="7"/>
+    </w:lvlOverride>
+    <w:lvlOverride w:ilvl="8">
+      <w:startOverride w:val="7"/>
+    </w:lvlOverride>
+  </w:num>
+  <w:num w:numId="1022">
+    <w:abstractNumId w:val="99418"/>
+    <w:lvlOverride w:ilvl="0">
+      <w:startOverride w:val="8"/>
+    </w:lvlOverride>
+    <w:lvlOverride w:ilvl="1">
+      <w:startOverride w:val="8"/>
+    </w:lvlOverride>
+    <w:lvlOverride w:ilvl="2">
+      <w:startOverride w:val="8"/>
+    </w:lvlOverride>
+    <w:lvlOverride w:ilvl="3">
+      <w:startOverride w:val="8"/>
+    </w:lvlOverride>
+    <w:lvlOverride w:ilvl="4">
+      <w:startOverride w:val="8"/>
+    </w:lvlOverride>
+    <w:lvlOverride w:ilvl="5">
+      <w:startOverride w:val="8"/>
+    </w:lvlOverride>
+    <w:lvlOverride w:ilvl="6">
+      <w:startOverride w:val="8"/>
+    </w:lvlOverride>
+    <w:lvlOverride w:ilvl="7">
+      <w:startOverride w:val="8"/>
+    </w:lvlOverride>
+    <w:lvlOverride w:ilvl="8">
+      <w:startOverride w:val="8"/>
+    </w:lvlOverride>
+  </w:num>
+  <w:num w:numId="1023">
+    <w:abstractNumId w:val="99419"/>
+    <w:lvlOverride w:ilvl="0">
+      <w:startOverride w:val="9"/>
+    </w:lvlOverride>
+    <w:lvlOverride w:ilvl="1">
+      <w:startOverride w:val="9"/>
+    </w:lvlOverride>
+    <w:lvlOverride w:ilvl="2">
+      <w:startOverride w:val="9"/>
+    </w:lvlOverride>
+    <w:lvlOverride w:ilvl="3">
+      <w:startOverride w:val="9"/>
+    </w:lvlOverride>
+    <w:lvlOverride w:ilvl="4">
+      <w:startOverride w:val="9"/>
+    </w:lvlOverride>
+    <w:lvlOverride w:ilvl="5">
+      <w:startOverride w:val="9"/>
+    </w:lvlOverride>
+    <w:lvlOverride w:ilvl="6">
+      <w:startOverride w:val="9"/>
+    </w:lvlOverride>
+    <w:lvlOverride w:ilvl="7">
+      <w:startOverride w:val="9"/>
+    </w:lvlOverride>
+    <w:lvlOverride w:ilvl="8">
+      <w:startOverride w:val="9"/>
+    </w:lvlOverride>
+  </w:num>
+  <w:num w:numId="1024">
+    <w:abstractNumId w:val="994110"/>
+    <w:lvlOverride w:ilvl="0">
+      <w:startOverride w:val="10"/>
+    </w:lvlOverride>
+    <w:lvlOverride w:ilvl="1">
+      <w:startOverride w:val="10"/>
+    </w:lvlOverride>
+    <w:lvlOverride w:ilvl="2">
+      <w:startOverride w:val="10"/>
+    </w:lvlOverride>
+    <w:lvlOverride w:ilvl="3">
+      <w:startOverride w:val="10"/>
+    </w:lvlOverride>
+    <w:lvlOverride w:ilvl="4">
+      <w:startOverride w:val="10"/>
+    </w:lvlOverride>
+    <w:lvlOverride w:ilvl="5">
+      <w:startOverride w:val="10"/>
+    </w:lvlOverride>
+    <w:lvlOverride w:ilvl="6">
+      <w:startOverride w:val="10"/>
+    </w:lvlOverride>
+    <w:lvlOverride w:ilvl="7">
+      <w:startOverride w:val="10"/>
+    </w:lvlOverride>
+    <w:lvlOverride w:ilvl="8">
+      <w:startOverride w:val="10"/>
+    </w:lvlOverride>
+  </w:num>
+  <w:num w:numId="1025">
+    <w:abstractNumId w:val="994111"/>
+    <w:lvlOverride w:ilvl="0">
+      <w:startOverride w:val="11"/>
+    </w:lvlOverride>
+    <w:lvlOverride w:ilvl="1">
+      <w:startOverride w:val="11"/>
+    </w:lvlOverride>
+    <w:lvlOverride w:ilvl="2">
+      <w:startOverride w:val="11"/>
+    </w:lvlOverride>
+    <w:lvlOverride w:ilvl="3">
+      <w:startOverride w:val="11"/>
+    </w:lvlOverride>
+    <w:lvlOverride w:ilvl="4">
+      <w:startOverride w:val="11"/>
+    </w:lvlOverride>
+    <w:lvlOverride w:ilvl="5">
+      <w:startOverride w:val="11"/>
+    </w:lvlOverride>
+    <w:lvlOverride w:ilvl="6">
+      <w:startOverride w:val="11"/>
+    </w:lvlOverride>
+    <w:lvlOverride w:ilvl="7">
+      <w:startOverride w:val="11"/>
+    </w:lvlOverride>
+    <w:lvlOverride w:ilvl="8">
+      <w:startOverride w:val="11"/>
+    </w:lvlOverride>
+  </w:num>
+  <w:num w:numId="1026">
     <w:abstractNumId w:val="99411"/>
     <w:lvlOverride w:ilvl="0">
       <w:startOverride w:val="1"/>
@@ -3111,7 +4218,7 @@
       <w:startOverride w:val="1"/>
     </w:lvlOverride>
   </w:num>
-  <w:num w:numId="1015">
+  <w:num w:numId="1027">
     <w:abstractNumId w:val="99412"/>
     <w:lvlOverride w:ilvl="0">
       <w:startOverride w:val="2"/>
@@ -3141,127 +4248,7 @@
       <w:startOverride w:val="2"/>
     </w:lvlOverride>
   </w:num>
-  <w:num w:numId="1016">
-    <w:abstractNumId w:val="99413"/>
-    <w:lvlOverride w:ilvl="0">
-      <w:startOverride w:val="3"/>
-    </w:lvlOverride>
-    <w:lvlOverride w:ilvl="1">
-      <w:startOverride w:val="3"/>
-    </w:lvlOverride>
-    <w:lvlOverride w:ilvl="2">
-      <w:startOverride w:val="3"/>
-    </w:lvlOverride>
-    <w:lvlOverride w:ilvl="3">
-      <w:startOverride w:val="3"/>
-    </w:lvlOverride>
-    <w:lvlOverride w:ilvl="4">
-      <w:startOverride w:val="3"/>
-    </w:lvlOverride>
-    <w:lvlOverride w:ilvl="5">
-      <w:startOverride w:val="3"/>
-    </w:lvlOverride>
-    <w:lvlOverride w:ilvl="6">
-      <w:startOverride w:val="3"/>
-    </w:lvlOverride>
-    <w:lvlOverride w:ilvl="7">
-      <w:startOverride w:val="3"/>
-    </w:lvlOverride>
-    <w:lvlOverride w:ilvl="8">
-      <w:startOverride w:val="3"/>
-    </w:lvlOverride>
-  </w:num>
-  <w:num w:numId="1017">
-    <w:abstractNumId w:val="99414"/>
-    <w:lvlOverride w:ilvl="0">
-      <w:startOverride w:val="4"/>
-    </w:lvlOverride>
-    <w:lvlOverride w:ilvl="1">
-      <w:startOverride w:val="4"/>
-    </w:lvlOverride>
-    <w:lvlOverride w:ilvl="2">
-      <w:startOverride w:val="4"/>
-    </w:lvlOverride>
-    <w:lvlOverride w:ilvl="3">
-      <w:startOverride w:val="4"/>
-    </w:lvlOverride>
-    <w:lvlOverride w:ilvl="4">
-      <w:startOverride w:val="4"/>
-    </w:lvlOverride>
-    <w:lvlOverride w:ilvl="5">
-      <w:startOverride w:val="4"/>
-    </w:lvlOverride>
-    <w:lvlOverride w:ilvl="6">
-      <w:startOverride w:val="4"/>
-    </w:lvlOverride>
-    <w:lvlOverride w:ilvl="7">
-      <w:startOverride w:val="4"/>
-    </w:lvlOverride>
-    <w:lvlOverride w:ilvl="8">
-      <w:startOverride w:val="4"/>
-    </w:lvlOverride>
-  </w:num>
-  <w:num w:numId="1018">
-    <w:abstractNumId w:val="99411"/>
-    <w:lvlOverride w:ilvl="0">
-      <w:startOverride w:val="1"/>
-    </w:lvlOverride>
-    <w:lvlOverride w:ilvl="1">
-      <w:startOverride w:val="1"/>
-    </w:lvlOverride>
-    <w:lvlOverride w:ilvl="2">
-      <w:startOverride w:val="1"/>
-    </w:lvlOverride>
-    <w:lvlOverride w:ilvl="3">
-      <w:startOverride w:val="1"/>
-    </w:lvlOverride>
-    <w:lvlOverride w:ilvl="4">
-      <w:startOverride w:val="1"/>
-    </w:lvlOverride>
-    <w:lvlOverride w:ilvl="5">
-      <w:startOverride w:val="1"/>
-    </w:lvlOverride>
-    <w:lvlOverride w:ilvl="6">
-      <w:startOverride w:val="1"/>
-    </w:lvlOverride>
-    <w:lvlOverride w:ilvl="7">
-      <w:startOverride w:val="1"/>
-    </w:lvlOverride>
-    <w:lvlOverride w:ilvl="8">
-      <w:startOverride w:val="1"/>
-    </w:lvlOverride>
-  </w:num>
-  <w:num w:numId="1019">
-    <w:abstractNumId w:val="99412"/>
-    <w:lvlOverride w:ilvl="0">
-      <w:startOverride w:val="2"/>
-    </w:lvlOverride>
-    <w:lvlOverride w:ilvl="1">
-      <w:startOverride w:val="2"/>
-    </w:lvlOverride>
-    <w:lvlOverride w:ilvl="2">
-      <w:startOverride w:val="2"/>
-    </w:lvlOverride>
-    <w:lvlOverride w:ilvl="3">
-      <w:startOverride w:val="2"/>
-    </w:lvlOverride>
-    <w:lvlOverride w:ilvl="4">
-      <w:startOverride w:val="2"/>
-    </w:lvlOverride>
-    <w:lvlOverride w:ilvl="5">
-      <w:startOverride w:val="2"/>
-    </w:lvlOverride>
-    <w:lvlOverride w:ilvl="6">
-      <w:startOverride w:val="2"/>
-    </w:lvlOverride>
-    <w:lvlOverride w:ilvl="7">
-      <w:startOverride w:val="2"/>
-    </w:lvlOverride>
-    <w:lvlOverride w:ilvl="8">
-      <w:startOverride w:val="2"/>
-    </w:lvlOverride>
-  </w:num>
-  <w:num w:numId="1020">
+  <w:num w:numId="1028">
     <w:abstractNumId w:val="99413"/>
     <w:lvlOverride w:ilvl="0">
       <w:startOverride w:val="3"/>
